--- a/docs/FYP_Chapter4_Word/Chapter_4_Implementation_and_Results.docx
+++ b/docs/FYP_Chapter4_Word/Chapter_4_Implementation_and_Results.docx
@@ -9302,7 +9302,6028 @@
           <w:sz w:val="24"/>
           <w:szCs w:val="24"/>
         </w:rPr>
-        <w:t xml:space="preserve">4.2.1.2 UI/UX Evaluation</w:t>
+        <w:t xml:space="preserve">4.2.1.2 Unit Testing</w:t>
+      </w:r>
+    </w:p>
+    <w:p>
+      <w:pPr>
+        <w:spacing w:after="200" w:line="480"/>
+        <w:jc w:val="both"/>
+      </w:pPr>
+      <w:r>
+        <w:rPr>
+          <w:rFonts w:ascii="Times New Roman" w:cs="Times New Roman" w:eastAsia="Times New Roman" w:hAnsi="Times New Roman"/>
+          <w:b w:val="false"/>
+          <w:bCs w:val="false"/>
+          <w:i w:val="false"/>
+          <w:iCs w:val="false"/>
+          <w:sz w:val="24"/>
+          <w:szCs w:val="24"/>
+        </w:rPr>
+        <w:t xml:space="preserve">Unit testing examines individual software units (functions, middleware, and validation rules) in isolation from the full user interface. In this project, an automated unit-test framework (Jest, Vitest, or Mocha) was not configured: the backend package.json test script returns "No tests yet". Therefore, unit-level behaviour was verified through targeted manual checks, code review, and small backend verification scripts that exercise single responsibilities without a full browser workflow.</w:t>
+      </w:r>
+    </w:p>
+    <w:p>
+      <w:pPr>
+        <w:spacing w:after="200" w:line="480"/>
+        <w:jc w:val="both"/>
+      </w:pPr>
+      <w:r>
+        <w:rPr>
+          <w:rFonts w:ascii="Times New Roman" w:cs="Times New Roman" w:eastAsia="Times New Roman" w:hAnsi="Times New Roman"/>
+          <w:b w:val="false"/>
+          <w:bCs w:val="false"/>
+          <w:i w:val="false"/>
+          <w:iCs w:val="false"/>
+          <w:sz w:val="24"/>
+          <w:szCs w:val="24"/>
+        </w:rPr>
+        <w:t xml:space="preserve">The following units were verified because they control critical business rules: password hashing (bcryptjs), JWT verification (authMiddleware), role enforcement (authorizeRoles), program-tier scoping (resolveProgramTier / attachProgramTierHelpers), proposal pipeline stage computation (proposalReviewPipeline.js, including ready_for_director), and Mongoose schema validation on create/update operations.</w:t>
+      </w:r>
+    </w:p>
+    <w:p>
+      <w:pPr>
+        <w:spacing w:after="200" w:line="480"/>
+        <w:jc w:val="both"/>
+      </w:pPr>
+      <w:r>
+        <w:rPr>
+          <w:rFonts w:ascii="Times New Roman" w:cs="Times New Roman" w:eastAsia="Times New Roman" w:hAnsi="Times New Roman"/>
+          <w:b/>
+          <w:bCs/>
+          <w:i w:val="false"/>
+          <w:iCs w:val="false"/>
+          <w:sz w:val="24"/>
+          <w:szCs w:val="24"/>
+        </w:rPr>
+        <w:t xml:space="preserve">Table 4.7: Unit-level verification (manual / script-assisted).</w:t>
+      </w:r>
+    </w:p>
+    <w:tbl>
+      <w:tblPr>
+        <w:tblW w:type="dxa" w:w="9000"/>
+        <w:tblBorders>
+          <w:top w:val="single" w:color="auto" w:sz="4"/>
+          <w:left w:val="single" w:color="auto" w:sz="4"/>
+          <w:bottom w:val="single" w:color="auto" w:sz="4"/>
+          <w:right w:val="single" w:color="auto" w:sz="4"/>
+          <w:insideH w:val="single" w:color="auto" w:sz="4"/>
+          <w:insideV w:val="single" w:color="auto" w:sz="4"/>
+        </w:tblBorders>
+      </w:tblPr>
+      <w:tblGrid>
+        <w:gridCol w:w="100"/>
+        <w:gridCol w:w="100"/>
+        <w:gridCol w:w="100"/>
+        <w:gridCol w:w="100"/>
+        <w:gridCol w:w="100"/>
+      </w:tblGrid>
+      <w:tr>
+        <w:tc>
+          <w:tcPr>
+            <w:tcW w:type="dxa" w:w="2200"/>
+            <w:tcBorders>
+              <w:top w:val="single" w:color="000000" w:sz="4"/>
+              <w:left w:val="single" w:color="000000" w:sz="4"/>
+              <w:bottom w:val="single" w:color="000000" w:sz="4"/>
+              <w:right w:val="single" w:color="000000" w:sz="4"/>
+            </w:tcBorders>
+          </w:tcPr>
+          <w:p>
+            <w:pPr>
+              <w:spacing w:after="40" w:line="276"/>
+            </w:pPr>
+            <w:r>
+              <w:rPr>
+                <w:rFonts w:ascii="Times New Roman" w:cs="Times New Roman" w:eastAsia="Times New Roman" w:hAnsi="Times New Roman"/>
+                <w:b/>
+                <w:bCs/>
+                <w:sz w:val="20"/>
+                <w:szCs w:val="20"/>
+              </w:rPr>
+              <w:t xml:space="preserve">Unit / module</w:t>
+            </w:r>
+          </w:p>
+        </w:tc>
+        <w:tc>
+          <w:tcPr>
+            <w:tcW w:type="dxa" w:w="2000"/>
+            <w:tcBorders>
+              <w:top w:val="single" w:color="000000" w:sz="4"/>
+              <w:left w:val="single" w:color="000000" w:sz="4"/>
+              <w:bottom w:val="single" w:color="000000" w:sz="4"/>
+              <w:right w:val="single" w:color="000000" w:sz="4"/>
+            </w:tcBorders>
+          </w:tcPr>
+          <w:p>
+            <w:pPr>
+              <w:spacing w:after="40" w:line="276"/>
+            </w:pPr>
+            <w:r>
+              <w:rPr>
+                <w:rFonts w:ascii="Times New Roman" w:cs="Times New Roman" w:eastAsia="Times New Roman" w:hAnsi="Times New Roman"/>
+                <w:b/>
+                <w:bCs/>
+                <w:sz w:val="20"/>
+                <w:szCs w:val="20"/>
+              </w:rPr>
+              <w:t xml:space="preserve">Test input</w:t>
+            </w:r>
+          </w:p>
+        </w:tc>
+        <w:tc>
+          <w:tcPr>
+            <w:tcW w:type="dxa" w:w="2200"/>
+            <w:tcBorders>
+              <w:top w:val="single" w:color="000000" w:sz="4"/>
+              <w:left w:val="single" w:color="000000" w:sz="4"/>
+              <w:bottom w:val="single" w:color="000000" w:sz="4"/>
+              <w:right w:val="single" w:color="000000" w:sz="4"/>
+            </w:tcBorders>
+          </w:tcPr>
+          <w:p>
+            <w:pPr>
+              <w:spacing w:after="40" w:line="276"/>
+            </w:pPr>
+            <w:r>
+              <w:rPr>
+                <w:rFonts w:ascii="Times New Roman" w:cs="Times New Roman" w:eastAsia="Times New Roman" w:hAnsi="Times New Roman"/>
+                <w:b/>
+                <w:bCs/>
+                <w:sz w:val="20"/>
+                <w:szCs w:val="20"/>
+              </w:rPr>
+              <w:t xml:space="preserve">Expected output</w:t>
+            </w:r>
+          </w:p>
+        </w:tc>
+        <w:tc>
+          <w:tcPr>
+            <w:tcW w:type="dxa" w:w="2000"/>
+            <w:tcBorders>
+              <w:top w:val="single" w:color="000000" w:sz="4"/>
+              <w:left w:val="single" w:color="000000" w:sz="4"/>
+              <w:bottom w:val="single" w:color="000000" w:sz="4"/>
+              <w:right w:val="single" w:color="000000" w:sz="4"/>
+            </w:tcBorders>
+          </w:tcPr>
+          <w:p>
+            <w:pPr>
+              <w:spacing w:after="40" w:line="276"/>
+            </w:pPr>
+            <w:r>
+              <w:rPr>
+                <w:rFonts w:ascii="Times New Roman" w:cs="Times New Roman" w:eastAsia="Times New Roman" w:hAnsi="Times New Roman"/>
+                <w:b/>
+                <w:bCs/>
+                <w:sz w:val="20"/>
+                <w:szCs w:val="20"/>
+              </w:rPr>
+              <w:t xml:space="preserve">Actual output</w:t>
+            </w:r>
+          </w:p>
+        </w:tc>
+        <w:tc>
+          <w:tcPr>
+            <w:tcW w:type="dxa" w:w="800"/>
+            <w:tcBorders>
+              <w:top w:val="single" w:color="000000" w:sz="4"/>
+              <w:left w:val="single" w:color="000000" w:sz="4"/>
+              <w:bottom w:val="single" w:color="000000" w:sz="4"/>
+              <w:right w:val="single" w:color="000000" w:sz="4"/>
+            </w:tcBorders>
+          </w:tcPr>
+          <w:p>
+            <w:pPr>
+              <w:spacing w:after="40" w:line="276"/>
+            </w:pPr>
+            <w:r>
+              <w:rPr>
+                <w:rFonts w:ascii="Times New Roman" w:cs="Times New Roman" w:eastAsia="Times New Roman" w:hAnsi="Times New Roman"/>
+                <w:b/>
+                <w:bCs/>
+                <w:sz w:val="20"/>
+                <w:szCs w:val="20"/>
+              </w:rPr>
+              <w:t xml:space="preserve">Status</w:t>
+            </w:r>
+          </w:p>
+        </w:tc>
+      </w:tr>
+      <w:tr>
+        <w:tc>
+          <w:tcPr>
+            <w:tcW w:type="dxa" w:w="2200"/>
+            <w:tcBorders>
+              <w:top w:val="single" w:color="000000" w:sz="4"/>
+              <w:left w:val="single" w:color="000000" w:sz="4"/>
+              <w:bottom w:val="single" w:color="000000" w:sz="4"/>
+              <w:right w:val="single" w:color="000000" w:sz="4"/>
+            </w:tcBorders>
+          </w:tcPr>
+          <w:p>
+            <w:pPr>
+              <w:spacing w:after="40" w:line="276"/>
+            </w:pPr>
+            <w:r>
+              <w:rPr>
+                <w:rFonts w:ascii="Times New Roman" w:cs="Times New Roman" w:eastAsia="Times New Roman" w:hAnsi="Times New Roman"/>
+                <w:b w:val="false"/>
+                <w:bCs w:val="false"/>
+                <w:sz w:val="20"/>
+                <w:szCs w:val="20"/>
+              </w:rPr>
+              <w:t xml:space="preserve">bcrypt password compare</w:t>
+            </w:r>
+          </w:p>
+        </w:tc>
+        <w:tc>
+          <w:tcPr>
+            <w:tcW w:type="dxa" w:w="2000"/>
+            <w:tcBorders>
+              <w:top w:val="single" w:color="000000" w:sz="4"/>
+              <w:left w:val="single" w:color="000000" w:sz="4"/>
+              <w:bottom w:val="single" w:color="000000" w:sz="4"/>
+              <w:right w:val="single" w:color="000000" w:sz="4"/>
+            </w:tcBorders>
+          </w:tcPr>
+          <w:p>
+            <w:pPr>
+              <w:spacing w:after="40" w:line="276"/>
+            </w:pPr>
+            <w:r>
+              <w:rPr>
+                <w:rFonts w:ascii="Times New Roman" w:cs="Times New Roman" w:eastAsia="Times New Roman" w:hAnsi="Times New Roman"/>
+                <w:b w:val="false"/>
+                <w:bCs w:val="false"/>
+                <w:sz w:val="20"/>
+                <w:szCs w:val="20"/>
+              </w:rPr>
+              <w:t xml:space="preserve">Valid seed password at login</w:t>
+            </w:r>
+          </w:p>
+        </w:tc>
+        <w:tc>
+          <w:tcPr>
+            <w:tcW w:type="dxa" w:w="2200"/>
+            <w:tcBorders>
+              <w:top w:val="single" w:color="000000" w:sz="4"/>
+              <w:left w:val="single" w:color="000000" w:sz="4"/>
+              <w:bottom w:val="single" w:color="000000" w:sz="4"/>
+              <w:right w:val="single" w:color="000000" w:sz="4"/>
+            </w:tcBorders>
+          </w:tcPr>
+          <w:p>
+            <w:pPr>
+              <w:spacing w:after="40" w:line="276"/>
+            </w:pPr>
+            <w:r>
+              <w:rPr>
+                <w:rFonts w:ascii="Times New Roman" w:cs="Times New Roman" w:eastAsia="Times New Roman" w:hAnsi="Times New Roman"/>
+                <w:b w:val="false"/>
+                <w:bCs w:val="false"/>
+                <w:sz w:val="20"/>
+                <w:szCs w:val="20"/>
+              </w:rPr>
+              <w:t xml:space="preserve">Authentication succeeds; JWT returned</w:t>
+            </w:r>
+          </w:p>
+        </w:tc>
+        <w:tc>
+          <w:tcPr>
+            <w:tcW w:type="dxa" w:w="2000"/>
+            <w:tcBorders>
+              <w:top w:val="single" w:color="000000" w:sz="4"/>
+              <w:left w:val="single" w:color="000000" w:sz="4"/>
+              <w:bottom w:val="single" w:color="000000" w:sz="4"/>
+              <w:right w:val="single" w:color="000000" w:sz="4"/>
+            </w:tcBorders>
+          </w:tcPr>
+          <w:p>
+            <w:pPr>
+              <w:spacing w:after="40" w:line="276"/>
+            </w:pPr>
+            <w:r>
+              <w:rPr>
+                <w:rFonts w:ascii="Times New Roman" w:cs="Times New Roman" w:eastAsia="Times New Roman" w:hAnsi="Times New Roman"/>
+                <w:b w:val="false"/>
+                <w:bCs w:val="false"/>
+                <w:sz w:val="20"/>
+                <w:szCs w:val="20"/>
+              </w:rPr>
+              <w:t xml:space="preserve">Login successful for all seed users</w:t>
+            </w:r>
+          </w:p>
+        </w:tc>
+        <w:tc>
+          <w:tcPr>
+            <w:tcW w:type="dxa" w:w="800"/>
+            <w:tcBorders>
+              <w:top w:val="single" w:color="000000" w:sz="4"/>
+              <w:left w:val="single" w:color="000000" w:sz="4"/>
+              <w:bottom w:val="single" w:color="000000" w:sz="4"/>
+              <w:right w:val="single" w:color="000000" w:sz="4"/>
+            </w:tcBorders>
+          </w:tcPr>
+          <w:p>
+            <w:pPr>
+              <w:spacing w:after="40" w:line="276"/>
+            </w:pPr>
+            <w:r>
+              <w:rPr>
+                <w:rFonts w:ascii="Times New Roman" w:cs="Times New Roman" w:eastAsia="Times New Roman" w:hAnsi="Times New Roman"/>
+                <w:b w:val="false"/>
+                <w:bCs w:val="false"/>
+                <w:sz w:val="20"/>
+                <w:szCs w:val="20"/>
+              </w:rPr>
+              <w:t xml:space="preserve">Pass</w:t>
+            </w:r>
+          </w:p>
+        </w:tc>
+      </w:tr>
+      <w:tr>
+        <w:tc>
+          <w:tcPr>
+            <w:tcW w:type="dxa" w:w="2200"/>
+            <w:tcBorders>
+              <w:top w:val="single" w:color="000000" w:sz="4"/>
+              <w:left w:val="single" w:color="000000" w:sz="4"/>
+              <w:bottom w:val="single" w:color="000000" w:sz="4"/>
+              <w:right w:val="single" w:color="000000" w:sz="4"/>
+            </w:tcBorders>
+          </w:tcPr>
+          <w:p>
+            <w:pPr>
+              <w:spacing w:after="40" w:line="276"/>
+            </w:pPr>
+            <w:r>
+              <w:rPr>
+                <w:rFonts w:ascii="Times New Roman" w:cs="Times New Roman" w:eastAsia="Times New Roman" w:hAnsi="Times New Roman"/>
+                <w:b w:val="false"/>
+                <w:bCs w:val="false"/>
+                <w:sz w:val="20"/>
+                <w:szCs w:val="20"/>
+              </w:rPr>
+              <w:t xml:space="preserve">bcrypt password compare</w:t>
+            </w:r>
+          </w:p>
+        </w:tc>
+        <w:tc>
+          <w:tcPr>
+            <w:tcW w:type="dxa" w:w="2000"/>
+            <w:tcBorders>
+              <w:top w:val="single" w:color="000000" w:sz="4"/>
+              <w:left w:val="single" w:color="000000" w:sz="4"/>
+              <w:bottom w:val="single" w:color="000000" w:sz="4"/>
+              <w:right w:val="single" w:color="000000" w:sz="4"/>
+            </w:tcBorders>
+          </w:tcPr>
+          <w:p>
+            <w:pPr>
+              <w:spacing w:after="40" w:line="276"/>
+            </w:pPr>
+            <w:r>
+              <w:rPr>
+                <w:rFonts w:ascii="Times New Roman" w:cs="Times New Roman" w:eastAsia="Times New Roman" w:hAnsi="Times New Roman"/>
+                <w:b w:val="false"/>
+                <w:bCs w:val="false"/>
+                <w:sz w:val="20"/>
+                <w:szCs w:val="20"/>
+              </w:rPr>
+              <w:t xml:space="preserve">Incorrect password</w:t>
+            </w:r>
+          </w:p>
+        </w:tc>
+        <w:tc>
+          <w:tcPr>
+            <w:tcW w:type="dxa" w:w="2200"/>
+            <w:tcBorders>
+              <w:top w:val="single" w:color="000000" w:sz="4"/>
+              <w:left w:val="single" w:color="000000" w:sz="4"/>
+              <w:bottom w:val="single" w:color="000000" w:sz="4"/>
+              <w:right w:val="single" w:color="000000" w:sz="4"/>
+            </w:tcBorders>
+          </w:tcPr>
+          <w:p>
+            <w:pPr>
+              <w:spacing w:after="40" w:line="276"/>
+            </w:pPr>
+            <w:r>
+              <w:rPr>
+                <w:rFonts w:ascii="Times New Roman" w:cs="Times New Roman" w:eastAsia="Times New Roman" w:hAnsi="Times New Roman"/>
+                <w:b w:val="false"/>
+                <w:bCs w:val="false"/>
+                <w:sz w:val="20"/>
+                <w:szCs w:val="20"/>
+              </w:rPr>
+              <w:t xml:space="preserve">401 Unauthorized</w:t>
+            </w:r>
+          </w:p>
+        </w:tc>
+        <w:tc>
+          <w:tcPr>
+            <w:tcW w:type="dxa" w:w="2000"/>
+            <w:tcBorders>
+              <w:top w:val="single" w:color="000000" w:sz="4"/>
+              <w:left w:val="single" w:color="000000" w:sz="4"/>
+              <w:bottom w:val="single" w:color="000000" w:sz="4"/>
+              <w:right w:val="single" w:color="000000" w:sz="4"/>
+            </w:tcBorders>
+          </w:tcPr>
+          <w:p>
+            <w:pPr>
+              <w:spacing w:after="40" w:line="276"/>
+            </w:pPr>
+            <w:r>
+              <w:rPr>
+                <w:rFonts w:ascii="Times New Roman" w:cs="Times New Roman" w:eastAsia="Times New Roman" w:hAnsi="Times New Roman"/>
+                <w:b w:val="false"/>
+                <w:bCs w:val="false"/>
+                <w:sz w:val="20"/>
+                <w:szCs w:val="20"/>
+              </w:rPr>
+              <w:t xml:space="preserve">Login rejected with error message</w:t>
+            </w:r>
+          </w:p>
+        </w:tc>
+        <w:tc>
+          <w:tcPr>
+            <w:tcW w:type="dxa" w:w="800"/>
+            <w:tcBorders>
+              <w:top w:val="single" w:color="000000" w:sz="4"/>
+              <w:left w:val="single" w:color="000000" w:sz="4"/>
+              <w:bottom w:val="single" w:color="000000" w:sz="4"/>
+              <w:right w:val="single" w:color="000000" w:sz="4"/>
+            </w:tcBorders>
+          </w:tcPr>
+          <w:p>
+            <w:pPr>
+              <w:spacing w:after="40" w:line="276"/>
+            </w:pPr>
+            <w:r>
+              <w:rPr>
+                <w:rFonts w:ascii="Times New Roman" w:cs="Times New Roman" w:eastAsia="Times New Roman" w:hAnsi="Times New Roman"/>
+                <w:b w:val="false"/>
+                <w:bCs w:val="false"/>
+                <w:sz w:val="20"/>
+                <w:szCs w:val="20"/>
+              </w:rPr>
+              <w:t xml:space="preserve">Pass</w:t>
+            </w:r>
+          </w:p>
+        </w:tc>
+      </w:tr>
+      <w:tr>
+        <w:tc>
+          <w:tcPr>
+            <w:tcW w:type="dxa" w:w="2200"/>
+            <w:tcBorders>
+              <w:top w:val="single" w:color="000000" w:sz="4"/>
+              <w:left w:val="single" w:color="000000" w:sz="4"/>
+              <w:bottom w:val="single" w:color="000000" w:sz="4"/>
+              <w:right w:val="single" w:color="000000" w:sz="4"/>
+            </w:tcBorders>
+          </w:tcPr>
+          <w:p>
+            <w:pPr>
+              <w:spacing w:after="40" w:line="276"/>
+            </w:pPr>
+            <w:r>
+              <w:rPr>
+                <w:rFonts w:ascii="Times New Roman" w:cs="Times New Roman" w:eastAsia="Times New Roman" w:hAnsi="Times New Roman"/>
+                <w:b w:val="false"/>
+                <w:bCs w:val="false"/>
+                <w:sz w:val="20"/>
+                <w:szCs w:val="20"/>
+              </w:rPr>
+              <w:t xml:space="preserve">authorizeRoles middleware</w:t>
+            </w:r>
+          </w:p>
+        </w:tc>
+        <w:tc>
+          <w:tcPr>
+            <w:tcW w:type="dxa" w:w="2000"/>
+            <w:tcBorders>
+              <w:top w:val="single" w:color="000000" w:sz="4"/>
+              <w:left w:val="single" w:color="000000" w:sz="4"/>
+              <w:bottom w:val="single" w:color="000000" w:sz="4"/>
+              <w:right w:val="single" w:color="000000" w:sz="4"/>
+            </w:tcBorders>
+          </w:tcPr>
+          <w:p>
+            <w:pPr>
+              <w:spacing w:after="40" w:line="276"/>
+            </w:pPr>
+            <w:r>
+              <w:rPr>
+                <w:rFonts w:ascii="Times New Roman" w:cs="Times New Roman" w:eastAsia="Times New Roman" w:hAnsi="Times New Roman"/>
+                <w:b w:val="false"/>
+                <w:bCs w:val="false"/>
+                <w:sz w:val="20"/>
+                <w:szCs w:val="20"/>
+              </w:rPr>
+              <w:t xml:space="preserve">Researcher calls Director-only route (POST /api/users)</w:t>
+            </w:r>
+          </w:p>
+        </w:tc>
+        <w:tc>
+          <w:tcPr>
+            <w:tcW w:type="dxa" w:w="2200"/>
+            <w:tcBorders>
+              <w:top w:val="single" w:color="000000" w:sz="4"/>
+              <w:left w:val="single" w:color="000000" w:sz="4"/>
+              <w:bottom w:val="single" w:color="000000" w:sz="4"/>
+              <w:right w:val="single" w:color="000000" w:sz="4"/>
+            </w:tcBorders>
+          </w:tcPr>
+          <w:p>
+            <w:pPr>
+              <w:spacing w:after="40" w:line="276"/>
+            </w:pPr>
+            <w:r>
+              <w:rPr>
+                <w:rFonts w:ascii="Times New Roman" w:cs="Times New Roman" w:eastAsia="Times New Roman" w:hAnsi="Times New Roman"/>
+                <w:b w:val="false"/>
+                <w:bCs w:val="false"/>
+                <w:sz w:val="20"/>
+                <w:szCs w:val="20"/>
+              </w:rPr>
+              <w:t xml:space="preserve">403 Forbidden</w:t>
+            </w:r>
+          </w:p>
+        </w:tc>
+        <w:tc>
+          <w:tcPr>
+            <w:tcW w:type="dxa" w:w="2000"/>
+            <w:tcBorders>
+              <w:top w:val="single" w:color="000000" w:sz="4"/>
+              <w:left w:val="single" w:color="000000" w:sz="4"/>
+              <w:bottom w:val="single" w:color="000000" w:sz="4"/>
+              <w:right w:val="single" w:color="000000" w:sz="4"/>
+            </w:tcBorders>
+          </w:tcPr>
+          <w:p>
+            <w:pPr>
+              <w:spacing w:after="40" w:line="276"/>
+            </w:pPr>
+            <w:r>
+              <w:rPr>
+                <w:rFonts w:ascii="Times New Roman" w:cs="Times New Roman" w:eastAsia="Times New Roman" w:hAnsi="Times New Roman"/>
+                <w:b w:val="false"/>
+                <w:bCs w:val="false"/>
+                <w:sz w:val="20"/>
+                <w:szCs w:val="20"/>
+              </w:rPr>
+              <w:t xml:space="preserve">Access denied</w:t>
+            </w:r>
+          </w:p>
+        </w:tc>
+        <w:tc>
+          <w:tcPr>
+            <w:tcW w:type="dxa" w:w="800"/>
+            <w:tcBorders>
+              <w:top w:val="single" w:color="000000" w:sz="4"/>
+              <w:left w:val="single" w:color="000000" w:sz="4"/>
+              <w:bottom w:val="single" w:color="000000" w:sz="4"/>
+              <w:right w:val="single" w:color="000000" w:sz="4"/>
+            </w:tcBorders>
+          </w:tcPr>
+          <w:p>
+            <w:pPr>
+              <w:spacing w:after="40" w:line="276"/>
+            </w:pPr>
+            <w:r>
+              <w:rPr>
+                <w:rFonts w:ascii="Times New Roman" w:cs="Times New Roman" w:eastAsia="Times New Roman" w:hAnsi="Times New Roman"/>
+                <w:b w:val="false"/>
+                <w:bCs w:val="false"/>
+                <w:sz w:val="20"/>
+                <w:szCs w:val="20"/>
+              </w:rPr>
+              <w:t xml:space="preserve">Pass</w:t>
+            </w:r>
+          </w:p>
+        </w:tc>
+      </w:tr>
+      <w:tr>
+        <w:tc>
+          <w:tcPr>
+            <w:tcW w:type="dxa" w:w="2200"/>
+            <w:tcBorders>
+              <w:top w:val="single" w:color="000000" w:sz="4"/>
+              <w:left w:val="single" w:color="000000" w:sz="4"/>
+              <w:bottom w:val="single" w:color="000000" w:sz="4"/>
+              <w:right w:val="single" w:color="000000" w:sz="4"/>
+            </w:tcBorders>
+          </w:tcPr>
+          <w:p>
+            <w:pPr>
+              <w:spacing w:after="40" w:line="276"/>
+            </w:pPr>
+            <w:r>
+              <w:rPr>
+                <w:rFonts w:ascii="Times New Roman" w:cs="Times New Roman" w:eastAsia="Times New Roman" w:hAnsi="Times New Roman"/>
+                <w:b w:val="false"/>
+                <w:bCs w:val="false"/>
+                <w:sz w:val="20"/>
+                <w:szCs w:val="20"/>
+              </w:rPr>
+              <w:t xml:space="preserve">Program-tier scoping</w:t>
+            </w:r>
+          </w:p>
+        </w:tc>
+        <w:tc>
+          <w:tcPr>
+            <w:tcW w:type="dxa" w:w="2000"/>
+            <w:tcBorders>
+              <w:top w:val="single" w:color="000000" w:sz="4"/>
+              <w:left w:val="single" w:color="000000" w:sz="4"/>
+              <w:bottom w:val="single" w:color="000000" w:sz="4"/>
+              <w:right w:val="single" w:color="000000" w:sz="4"/>
+            </w:tcBorders>
+          </w:tcPr>
+          <w:p>
+            <w:pPr>
+              <w:spacing w:after="40" w:line="276"/>
+            </w:pPr>
+            <w:r>
+              <w:rPr>
+                <w:rFonts w:ascii="Times New Roman" w:cs="Times New Roman" w:eastAsia="Times New Roman" w:hAnsi="Times New Roman"/>
+                <w:b w:val="false"/>
+                <w:bCs w:val="false"/>
+                <w:sz w:val="20"/>
+                <w:szCs w:val="20"/>
+              </w:rPr>
+              <w:t xml:space="preserve">UG token requests PG-only records</w:t>
+            </w:r>
+          </w:p>
+        </w:tc>
+        <w:tc>
+          <w:tcPr>
+            <w:tcW w:type="dxa" w:w="2200"/>
+            <w:tcBorders>
+              <w:top w:val="single" w:color="000000" w:sz="4"/>
+              <w:left w:val="single" w:color="000000" w:sz="4"/>
+              <w:bottom w:val="single" w:color="000000" w:sz="4"/>
+              <w:right w:val="single" w:color="000000" w:sz="4"/>
+            </w:tcBorders>
+          </w:tcPr>
+          <w:p>
+            <w:pPr>
+              <w:spacing w:after="40" w:line="276"/>
+            </w:pPr>
+            <w:r>
+              <w:rPr>
+                <w:rFonts w:ascii="Times New Roman" w:cs="Times New Roman" w:eastAsia="Times New Roman" w:hAnsi="Times New Roman"/>
+                <w:b w:val="false"/>
+                <w:bCs w:val="false"/>
+                <w:sz w:val="20"/>
+                <w:szCs w:val="20"/>
+              </w:rPr>
+              <w:t xml:space="preserve">Empty list or 403</w:t>
+            </w:r>
+          </w:p>
+        </w:tc>
+        <w:tc>
+          <w:tcPr>
+            <w:tcW w:type="dxa" w:w="2000"/>
+            <w:tcBorders>
+              <w:top w:val="single" w:color="000000" w:sz="4"/>
+              <w:left w:val="single" w:color="000000" w:sz="4"/>
+              <w:bottom w:val="single" w:color="000000" w:sz="4"/>
+              <w:right w:val="single" w:color="000000" w:sz="4"/>
+            </w:tcBorders>
+          </w:tcPr>
+          <w:p>
+            <w:pPr>
+              <w:spacing w:after="40" w:line="276"/>
+            </w:pPr>
+            <w:r>
+              <w:rPr>
+                <w:rFonts w:ascii="Times New Roman" w:cs="Times New Roman" w:eastAsia="Times New Roman" w:hAnsi="Times New Roman"/>
+                <w:b w:val="false"/>
+                <w:bCs w:val="false"/>
+                <w:sz w:val="20"/>
+                <w:szCs w:val="20"/>
+              </w:rPr>
+              <w:t xml:space="preserve">No cross-tier records returned</w:t>
+            </w:r>
+          </w:p>
+        </w:tc>
+        <w:tc>
+          <w:tcPr>
+            <w:tcW w:type="dxa" w:w="800"/>
+            <w:tcBorders>
+              <w:top w:val="single" w:color="000000" w:sz="4"/>
+              <w:left w:val="single" w:color="000000" w:sz="4"/>
+              <w:bottom w:val="single" w:color="000000" w:sz="4"/>
+              <w:right w:val="single" w:color="000000" w:sz="4"/>
+            </w:tcBorders>
+          </w:tcPr>
+          <w:p>
+            <w:pPr>
+              <w:spacing w:after="40" w:line="276"/>
+            </w:pPr>
+            <w:r>
+              <w:rPr>
+                <w:rFonts w:ascii="Times New Roman" w:cs="Times New Roman" w:eastAsia="Times New Roman" w:hAnsi="Times New Roman"/>
+                <w:b w:val="false"/>
+                <w:bCs w:val="false"/>
+                <w:sz w:val="20"/>
+                <w:szCs w:val="20"/>
+              </w:rPr>
+              <w:t xml:space="preserve">Pass</w:t>
+            </w:r>
+          </w:p>
+        </w:tc>
+      </w:tr>
+      <w:tr>
+        <w:tc>
+          <w:tcPr>
+            <w:tcW w:type="dxa" w:w="2200"/>
+            <w:tcBorders>
+              <w:top w:val="single" w:color="000000" w:sz="4"/>
+              <w:left w:val="single" w:color="000000" w:sz="4"/>
+              <w:bottom w:val="single" w:color="000000" w:sz="4"/>
+              <w:right w:val="single" w:color="000000" w:sz="4"/>
+            </w:tcBorders>
+          </w:tcPr>
+          <w:p>
+            <w:pPr>
+              <w:spacing w:after="40" w:line="276"/>
+            </w:pPr>
+            <w:r>
+              <w:rPr>
+                <w:rFonts w:ascii="Times New Roman" w:cs="Times New Roman" w:eastAsia="Times New Roman" w:hAnsi="Times New Roman"/>
+                <w:b w:val="false"/>
+                <w:bCs w:val="false"/>
+                <w:sz w:val="20"/>
+                <w:szCs w:val="20"/>
+              </w:rPr>
+              <w:t xml:space="preserve">proposalReviewPipeline</w:t>
+            </w:r>
+          </w:p>
+        </w:tc>
+        <w:tc>
+          <w:tcPr>
+            <w:tcW w:type="dxa" w:w="2000"/>
+            <w:tcBorders>
+              <w:top w:val="single" w:color="000000" w:sz="4"/>
+              <w:left w:val="single" w:color="000000" w:sz="4"/>
+              <w:bottom w:val="single" w:color="000000" w:sz="4"/>
+              <w:right w:val="single" w:color="000000" w:sz="4"/>
+            </w:tcBorders>
+          </w:tcPr>
+          <w:p>
+            <w:pPr>
+              <w:spacing w:after="40" w:line="276"/>
+            </w:pPr>
+            <w:r>
+              <w:rPr>
+                <w:rFonts w:ascii="Times New Roman" w:cs="Times New Roman" w:eastAsia="Times New Roman" w:hAnsi="Times New Roman"/>
+                <w:b w:val="false"/>
+                <w:bCs w:val="false"/>
+                <w:sz w:val="20"/>
+                <w:szCs w:val="20"/>
+              </w:rPr>
+              <w:t xml:space="preserve">Director approve before stages complete</w:t>
+            </w:r>
+          </w:p>
+        </w:tc>
+        <w:tc>
+          <w:tcPr>
+            <w:tcW w:type="dxa" w:w="2200"/>
+            <w:tcBorders>
+              <w:top w:val="single" w:color="000000" w:sz="4"/>
+              <w:left w:val="single" w:color="000000" w:sz="4"/>
+              <w:bottom w:val="single" w:color="000000" w:sz="4"/>
+              <w:right w:val="single" w:color="000000" w:sz="4"/>
+            </w:tcBorders>
+          </w:tcPr>
+          <w:p>
+            <w:pPr>
+              <w:spacing w:after="40" w:line="276"/>
+            </w:pPr>
+            <w:r>
+              <w:rPr>
+                <w:rFonts w:ascii="Times New Roman" w:cs="Times New Roman" w:eastAsia="Times New Roman" w:hAnsi="Times New Roman"/>
+                <w:b w:val="false"/>
+                <w:bCs w:val="false"/>
+                <w:sz w:val="20"/>
+                <w:szCs w:val="20"/>
+              </w:rPr>
+              <w:t xml:space="preserve">400 / decision UI locked</w:t>
+            </w:r>
+          </w:p>
+        </w:tc>
+        <w:tc>
+          <w:tcPr>
+            <w:tcW w:type="dxa" w:w="2000"/>
+            <w:tcBorders>
+              <w:top w:val="single" w:color="000000" w:sz="4"/>
+              <w:left w:val="single" w:color="000000" w:sz="4"/>
+              <w:bottom w:val="single" w:color="000000" w:sz="4"/>
+              <w:right w:val="single" w:color="000000" w:sz="4"/>
+            </w:tcBorders>
+          </w:tcPr>
+          <w:p>
+            <w:pPr>
+              <w:spacing w:after="40" w:line="276"/>
+            </w:pPr>
+            <w:r>
+              <w:rPr>
+                <w:rFonts w:ascii="Times New Roman" w:cs="Times New Roman" w:eastAsia="Times New Roman" w:hAnsi="Times New Roman"/>
+                <w:b w:val="false"/>
+                <w:bCs w:val="false"/>
+                <w:sz w:val="20"/>
+                <w:szCs w:val="20"/>
+              </w:rPr>
+              <w:t xml:space="preserve">Approval blocked until ready_for_director</w:t>
+            </w:r>
+          </w:p>
+        </w:tc>
+        <w:tc>
+          <w:tcPr>
+            <w:tcW w:type="dxa" w:w="800"/>
+            <w:tcBorders>
+              <w:top w:val="single" w:color="000000" w:sz="4"/>
+              <w:left w:val="single" w:color="000000" w:sz="4"/>
+              <w:bottom w:val="single" w:color="000000" w:sz="4"/>
+              <w:right w:val="single" w:color="000000" w:sz="4"/>
+            </w:tcBorders>
+          </w:tcPr>
+          <w:p>
+            <w:pPr>
+              <w:spacing w:after="40" w:line="276"/>
+            </w:pPr>
+            <w:r>
+              <w:rPr>
+                <w:rFonts w:ascii="Times New Roman" w:cs="Times New Roman" w:eastAsia="Times New Roman" w:hAnsi="Times New Roman"/>
+                <w:b w:val="false"/>
+                <w:bCs w:val="false"/>
+                <w:sz w:val="20"/>
+                <w:szCs w:val="20"/>
+              </w:rPr>
+              <w:t xml:space="preserve">Pass</w:t>
+            </w:r>
+          </w:p>
+        </w:tc>
+      </w:tr>
+      <w:tr>
+        <w:tc>
+          <w:tcPr>
+            <w:tcW w:type="dxa" w:w="2200"/>
+            <w:tcBorders>
+              <w:top w:val="single" w:color="000000" w:sz="4"/>
+              <w:left w:val="single" w:color="000000" w:sz="4"/>
+              <w:bottom w:val="single" w:color="000000" w:sz="4"/>
+              <w:right w:val="single" w:color="000000" w:sz="4"/>
+            </w:tcBorders>
+          </w:tcPr>
+          <w:p>
+            <w:pPr>
+              <w:spacing w:after="40" w:line="276"/>
+            </w:pPr>
+            <w:r>
+              <w:rPr>
+                <w:rFonts w:ascii="Times New Roman" w:cs="Times New Roman" w:eastAsia="Times New Roman" w:hAnsi="Times New Roman"/>
+                <w:b w:val="false"/>
+                <w:bCs w:val="false"/>
+                <w:sz w:val="20"/>
+                <w:szCs w:val="20"/>
+              </w:rPr>
+              <w:t xml:space="preserve">Mongoose Proposal schema</w:t>
+            </w:r>
+          </w:p>
+        </w:tc>
+        <w:tc>
+          <w:tcPr>
+            <w:tcW w:type="dxa" w:w="2000"/>
+            <w:tcBorders>
+              <w:top w:val="single" w:color="000000" w:sz="4"/>
+              <w:left w:val="single" w:color="000000" w:sz="4"/>
+              <w:bottom w:val="single" w:color="000000" w:sz="4"/>
+              <w:right w:val="single" w:color="000000" w:sz="4"/>
+            </w:tcBorders>
+          </w:tcPr>
+          <w:p>
+            <w:pPr>
+              <w:spacing w:after="40" w:line="276"/>
+            </w:pPr>
+            <w:r>
+              <w:rPr>
+                <w:rFonts w:ascii="Times New Roman" w:cs="Times New Roman" w:eastAsia="Times New Roman" w:hAnsi="Times New Roman"/>
+                <w:b w:val="false"/>
+                <w:bCs w:val="false"/>
+                <w:sz w:val="20"/>
+                <w:szCs w:val="20"/>
+              </w:rPr>
+              <w:t xml:space="preserve">Submit proposal missing required title</w:t>
+            </w:r>
+          </w:p>
+        </w:tc>
+        <w:tc>
+          <w:tcPr>
+            <w:tcW w:type="dxa" w:w="2200"/>
+            <w:tcBorders>
+              <w:top w:val="single" w:color="000000" w:sz="4"/>
+              <w:left w:val="single" w:color="000000" w:sz="4"/>
+              <w:bottom w:val="single" w:color="000000" w:sz="4"/>
+              <w:right w:val="single" w:color="000000" w:sz="4"/>
+            </w:tcBorders>
+          </w:tcPr>
+          <w:p>
+            <w:pPr>
+              <w:spacing w:after="40" w:line="276"/>
+            </w:pPr>
+            <w:r>
+              <w:rPr>
+                <w:rFonts w:ascii="Times New Roman" w:cs="Times New Roman" w:eastAsia="Times New Roman" w:hAnsi="Times New Roman"/>
+                <w:b w:val="false"/>
+                <w:bCs w:val="false"/>
+                <w:sz w:val="20"/>
+                <w:szCs w:val="20"/>
+              </w:rPr>
+              <w:t xml:space="preserve">400 validation error</w:t>
+            </w:r>
+          </w:p>
+        </w:tc>
+        <w:tc>
+          <w:tcPr>
+            <w:tcW w:type="dxa" w:w="2000"/>
+            <w:tcBorders>
+              <w:top w:val="single" w:color="000000" w:sz="4"/>
+              <w:left w:val="single" w:color="000000" w:sz="4"/>
+              <w:bottom w:val="single" w:color="000000" w:sz="4"/>
+              <w:right w:val="single" w:color="000000" w:sz="4"/>
+            </w:tcBorders>
+          </w:tcPr>
+          <w:p>
+            <w:pPr>
+              <w:spacing w:after="40" w:line="276"/>
+            </w:pPr>
+            <w:r>
+              <w:rPr>
+                <w:rFonts w:ascii="Times New Roman" w:cs="Times New Roman" w:eastAsia="Times New Roman" w:hAnsi="Times New Roman"/>
+                <w:b w:val="false"/>
+                <w:bCs w:val="false"/>
+                <w:sz w:val="20"/>
+                <w:szCs w:val="20"/>
+              </w:rPr>
+              <w:t xml:space="preserve">Server rejected invalid payload</w:t>
+            </w:r>
+          </w:p>
+        </w:tc>
+        <w:tc>
+          <w:tcPr>
+            <w:tcW w:type="dxa" w:w="800"/>
+            <w:tcBorders>
+              <w:top w:val="single" w:color="000000" w:sz="4"/>
+              <w:left w:val="single" w:color="000000" w:sz="4"/>
+              <w:bottom w:val="single" w:color="000000" w:sz="4"/>
+              <w:right w:val="single" w:color="000000" w:sz="4"/>
+            </w:tcBorders>
+          </w:tcPr>
+          <w:p>
+            <w:pPr>
+              <w:spacing w:after="40" w:line="276"/>
+            </w:pPr>
+            <w:r>
+              <w:rPr>
+                <w:rFonts w:ascii="Times New Roman" w:cs="Times New Roman" w:eastAsia="Times New Roman" w:hAnsi="Times New Roman"/>
+                <w:b w:val="false"/>
+                <w:bCs w:val="false"/>
+                <w:sz w:val="20"/>
+                <w:szCs w:val="20"/>
+              </w:rPr>
+              <w:t xml:space="preserve">Pass</w:t>
+            </w:r>
+          </w:p>
+        </w:tc>
+      </w:tr>
+      <w:tr>
+        <w:tc>
+          <w:tcPr>
+            <w:tcW w:type="dxa" w:w="2200"/>
+            <w:tcBorders>
+              <w:top w:val="single" w:color="000000" w:sz="4"/>
+              <w:left w:val="single" w:color="000000" w:sz="4"/>
+              <w:bottom w:val="single" w:color="000000" w:sz="4"/>
+              <w:right w:val="single" w:color="000000" w:sz="4"/>
+            </w:tcBorders>
+          </w:tcPr>
+          <w:p>
+            <w:pPr>
+              <w:spacing w:after="40" w:line="276"/>
+            </w:pPr>
+            <w:r>
+              <w:rPr>
+                <w:rFonts w:ascii="Times New Roman" w:cs="Times New Roman" w:eastAsia="Times New Roman" w:hAnsi="Times New Roman"/>
+                <w:b w:val="false"/>
+                <w:bCs w:val="false"/>
+                <w:sz w:val="20"/>
+                <w:szCs w:val="20"/>
+              </w:rPr>
+              <w:t xml:space="preserve">Mongoose ThesisGroup schema</w:t>
+            </w:r>
+          </w:p>
+        </w:tc>
+        <w:tc>
+          <w:tcPr>
+            <w:tcW w:type="dxa" w:w="2000"/>
+            <w:tcBorders>
+              <w:top w:val="single" w:color="000000" w:sz="4"/>
+              <w:left w:val="single" w:color="000000" w:sz="4"/>
+              <w:bottom w:val="single" w:color="000000" w:sz="4"/>
+              <w:right w:val="single" w:color="000000" w:sz="4"/>
+            </w:tcBorders>
+          </w:tcPr>
+          <w:p>
+            <w:pPr>
+              <w:spacing w:after="40" w:line="276"/>
+            </w:pPr>
+            <w:r>
+              <w:rPr>
+                <w:rFonts w:ascii="Times New Roman" w:cs="Times New Roman" w:eastAsia="Times New Roman" w:hAnsi="Times New Roman"/>
+                <w:b w:val="false"/>
+                <w:bCs w:val="false"/>
+                <w:sz w:val="20"/>
+                <w:szCs w:val="20"/>
+              </w:rPr>
+              <w:t xml:space="preserve">Create group with only 3 students</w:t>
+            </w:r>
+          </w:p>
+        </w:tc>
+        <w:tc>
+          <w:tcPr>
+            <w:tcW w:type="dxa" w:w="2200"/>
+            <w:tcBorders>
+              <w:top w:val="single" w:color="000000" w:sz="4"/>
+              <w:left w:val="single" w:color="000000" w:sz="4"/>
+              <w:bottom w:val="single" w:color="000000" w:sz="4"/>
+              <w:right w:val="single" w:color="000000" w:sz="4"/>
+            </w:tcBorders>
+          </w:tcPr>
+          <w:p>
+            <w:pPr>
+              <w:spacing w:after="40" w:line="276"/>
+            </w:pPr>
+            <w:r>
+              <w:rPr>
+                <w:rFonts w:ascii="Times New Roman" w:cs="Times New Roman" w:eastAsia="Times New Roman" w:hAnsi="Times New Roman"/>
+                <w:b w:val="false"/>
+                <w:bCs w:val="false"/>
+                <w:sz w:val="20"/>
+                <w:szCs w:val="20"/>
+              </w:rPr>
+              <w:t xml:space="preserve">400 validation error</w:t>
+            </w:r>
+          </w:p>
+        </w:tc>
+        <w:tc>
+          <w:tcPr>
+            <w:tcW w:type="dxa" w:w="2000"/>
+            <w:tcBorders>
+              <w:top w:val="single" w:color="000000" w:sz="4"/>
+              <w:left w:val="single" w:color="000000" w:sz="4"/>
+              <w:bottom w:val="single" w:color="000000" w:sz="4"/>
+              <w:right w:val="single" w:color="000000" w:sz="4"/>
+            </w:tcBorders>
+          </w:tcPr>
+          <w:p>
+            <w:pPr>
+              <w:spacing w:after="40" w:line="276"/>
+            </w:pPr>
+            <w:r>
+              <w:rPr>
+                <w:rFonts w:ascii="Times New Roman" w:cs="Times New Roman" w:eastAsia="Times New Roman" w:hAnsi="Times New Roman"/>
+                <w:b w:val="false"/>
+                <w:bCs w:val="false"/>
+                <w:sz w:val="20"/>
+                <w:szCs w:val="20"/>
+              </w:rPr>
+              <w:t xml:space="preserve">Minimum 4 students enforced</w:t>
+            </w:r>
+          </w:p>
+        </w:tc>
+        <w:tc>
+          <w:tcPr>
+            <w:tcW w:type="dxa" w:w="800"/>
+            <w:tcBorders>
+              <w:top w:val="single" w:color="000000" w:sz="4"/>
+              <w:left w:val="single" w:color="000000" w:sz="4"/>
+              <w:bottom w:val="single" w:color="000000" w:sz="4"/>
+              <w:right w:val="single" w:color="000000" w:sz="4"/>
+            </w:tcBorders>
+          </w:tcPr>
+          <w:p>
+            <w:pPr>
+              <w:spacing w:after="40" w:line="276"/>
+            </w:pPr>
+            <w:r>
+              <w:rPr>
+                <w:rFonts w:ascii="Times New Roman" w:cs="Times New Roman" w:eastAsia="Times New Roman" w:hAnsi="Times New Roman"/>
+                <w:b w:val="false"/>
+                <w:bCs w:val="false"/>
+                <w:sz w:val="20"/>
+                <w:szCs w:val="20"/>
+              </w:rPr>
+              <w:t xml:space="preserve">Pass</w:t>
+            </w:r>
+          </w:p>
+        </w:tc>
+      </w:tr>
+      <w:tr>
+        <w:tc>
+          <w:tcPr>
+            <w:tcW w:type="dxa" w:w="2200"/>
+            <w:tcBorders>
+              <w:top w:val="single" w:color="000000" w:sz="4"/>
+              <w:left w:val="single" w:color="000000" w:sz="4"/>
+              <w:bottom w:val="single" w:color="000000" w:sz="4"/>
+              <w:right w:val="single" w:color="000000" w:sz="4"/>
+            </w:tcBorders>
+          </w:tcPr>
+          <w:p>
+            <w:pPr>
+              <w:spacing w:after="40" w:line="276"/>
+            </w:pPr>
+            <w:r>
+              <w:rPr>
+                <w:rFonts w:ascii="Times New Roman" w:cs="Times New Roman" w:eastAsia="Times New Roman" w:hAnsi="Times New Roman"/>
+                <w:b w:val="false"/>
+                <w:bCs w:val="false"/>
+                <w:sz w:val="20"/>
+                <w:szCs w:val="20"/>
+              </w:rPr>
+              <w:t xml:space="preserve">Multer file filter</w:t>
+            </w:r>
+          </w:p>
+        </w:tc>
+        <w:tc>
+          <w:tcPr>
+            <w:tcW w:type="dxa" w:w="2000"/>
+            <w:tcBorders>
+              <w:top w:val="single" w:color="000000" w:sz="4"/>
+              <w:left w:val="single" w:color="000000" w:sz="4"/>
+              <w:bottom w:val="single" w:color="000000" w:sz="4"/>
+              <w:right w:val="single" w:color="000000" w:sz="4"/>
+            </w:tcBorders>
+          </w:tcPr>
+          <w:p>
+            <w:pPr>
+              <w:spacing w:after="40" w:line="276"/>
+            </w:pPr>
+            <w:r>
+              <w:rPr>
+                <w:rFonts w:ascii="Times New Roman" w:cs="Times New Roman" w:eastAsia="Times New Roman" w:hAnsi="Times New Roman"/>
+                <w:b w:val="false"/>
+                <w:bCs w:val="false"/>
+                <w:sz w:val="20"/>
+                <w:szCs w:val="20"/>
+              </w:rPr>
+              <w:t xml:space="preserve">Upload disallowed file type to repository</w:t>
+            </w:r>
+          </w:p>
+        </w:tc>
+        <w:tc>
+          <w:tcPr>
+            <w:tcW w:type="dxa" w:w="2200"/>
+            <w:tcBorders>
+              <w:top w:val="single" w:color="000000" w:sz="4"/>
+              <w:left w:val="single" w:color="000000" w:sz="4"/>
+              <w:bottom w:val="single" w:color="000000" w:sz="4"/>
+              <w:right w:val="single" w:color="000000" w:sz="4"/>
+            </w:tcBorders>
+          </w:tcPr>
+          <w:p>
+            <w:pPr>
+              <w:spacing w:after="40" w:line="276"/>
+            </w:pPr>
+            <w:r>
+              <w:rPr>
+                <w:rFonts w:ascii="Times New Roman" w:cs="Times New Roman" w:eastAsia="Times New Roman" w:hAnsi="Times New Roman"/>
+                <w:b w:val="false"/>
+                <w:bCs w:val="false"/>
+                <w:sz w:val="20"/>
+                <w:szCs w:val="20"/>
+              </w:rPr>
+              <w:t xml:space="preserve">400 rejection</w:t>
+            </w:r>
+          </w:p>
+        </w:tc>
+        <w:tc>
+          <w:tcPr>
+            <w:tcW w:type="dxa" w:w="2000"/>
+            <w:tcBorders>
+              <w:top w:val="single" w:color="000000" w:sz="4"/>
+              <w:left w:val="single" w:color="000000" w:sz="4"/>
+              <w:bottom w:val="single" w:color="000000" w:sz="4"/>
+              <w:right w:val="single" w:color="000000" w:sz="4"/>
+            </w:tcBorders>
+          </w:tcPr>
+          <w:p>
+            <w:pPr>
+              <w:spacing w:after="40" w:line="276"/>
+            </w:pPr>
+            <w:r>
+              <w:rPr>
+                <w:rFonts w:ascii="Times New Roman" w:cs="Times New Roman" w:eastAsia="Times New Roman" w:hAnsi="Times New Roman"/>
+                <w:b w:val="false"/>
+                <w:bCs w:val="false"/>
+                <w:sz w:val="20"/>
+                <w:szCs w:val="20"/>
+              </w:rPr>
+              <w:t xml:space="preserve">Upload rejected</w:t>
+            </w:r>
+          </w:p>
+        </w:tc>
+        <w:tc>
+          <w:tcPr>
+            <w:tcW w:type="dxa" w:w="800"/>
+            <w:tcBorders>
+              <w:top w:val="single" w:color="000000" w:sz="4"/>
+              <w:left w:val="single" w:color="000000" w:sz="4"/>
+              <w:bottom w:val="single" w:color="000000" w:sz="4"/>
+              <w:right w:val="single" w:color="000000" w:sz="4"/>
+            </w:tcBorders>
+          </w:tcPr>
+          <w:p>
+            <w:pPr>
+              <w:spacing w:after="40" w:line="276"/>
+            </w:pPr>
+            <w:r>
+              <w:rPr>
+                <w:rFonts w:ascii="Times New Roman" w:cs="Times New Roman" w:eastAsia="Times New Roman" w:hAnsi="Times New Roman"/>
+                <w:b w:val="false"/>
+                <w:bCs w:val="false"/>
+                <w:sz w:val="20"/>
+                <w:szCs w:val="20"/>
+              </w:rPr>
+              <w:t xml:space="preserve">Pass</w:t>
+            </w:r>
+          </w:p>
+        </w:tc>
+      </w:tr>
+    </w:tbl>
+    <w:p>
+      <w:pPr>
+        <w:spacing w:after="200"/>
+      </w:pPr>
+    </w:p>
+    <w:p>
+      <w:pPr>
+        <w:spacing w:after="200" w:line="480"/>
+        <w:jc w:val="both"/>
+      </w:pPr>
+      <w:r>
+        <w:rPr>
+          <w:rFonts w:ascii="Times New Roman" w:cs="Times New Roman" w:eastAsia="Times New Roman" w:hAnsi="Times New Roman"/>
+          <w:b w:val="false"/>
+          <w:bCs w:val="false"/>
+          <w:i w:val="false"/>
+          <w:iCs w:val="false"/>
+          <w:sz w:val="24"/>
+          <w:szCs w:val="24"/>
+        </w:rPr>
+        <w:t xml:space="preserve">Conclusion for unit testing. Critical isolated rules behave correctly, but the project does not yet include an automated unit-test suite with repeatable CI execution. Future work should add Jest/Vitest tests for proposalReviewPipeline, program-tier helpers, and controller validation paths.</w:t>
+      </w:r>
+    </w:p>
+    <w:p>
+      <w:pPr>
+        <w:pStyle w:val="Heading3"/>
+        <w:spacing w:after="200" w:before="360" w:line="480"/>
+      </w:pPr>
+      <w:r>
+        <w:rPr>
+          <w:rFonts w:ascii="Times New Roman" w:cs="Times New Roman" w:eastAsia="Times New Roman" w:hAnsi="Times New Roman"/>
+          <w:b/>
+          <w:bCs/>
+          <w:sz w:val="24"/>
+          <w:szCs w:val="24"/>
+        </w:rPr>
+        <w:t xml:space="preserve">4.2.1.3 Integration Testing</w:t>
+      </w:r>
+    </w:p>
+    <w:p>
+      <w:pPr>
+        <w:spacing w:after="200" w:line="480"/>
+        <w:jc w:val="both"/>
+      </w:pPr>
+      <w:r>
+        <w:rPr>
+          <w:rFonts w:ascii="Times New Roman" w:cs="Times New Roman" w:eastAsia="Times New Roman" w:hAnsi="Times New Roman"/>
+          <w:b w:val="false"/>
+          <w:bCs w:val="false"/>
+          <w:i w:val="false"/>
+          <w:iCs w:val="false"/>
+          <w:sz w:val="24"/>
+          <w:szCs w:val="24"/>
+        </w:rPr>
+        <w:t xml:space="preserve">Integration testing verifies that multiple components work together: React client, Express REST API, MongoDB persistence, middleware chain, and file upload storage. Integration tests in this FYP were performed as manual end-to-end workflows in the browser and as automated API smoke tests using Node.js scripts against a running local server (backend on port 5000, frontend on port 5173).</w:t>
+      </w:r>
+    </w:p>
+    <w:p>
+      <w:pPr>
+        <w:spacing w:after="200" w:line="480"/>
+        <w:jc w:val="both"/>
+      </w:pPr>
+      <w:r>
+        <w:rPr>
+          <w:rFonts w:ascii="Times New Roman" w:cs="Times New Roman" w:eastAsia="Times New Roman" w:hAnsi="Times New Roman"/>
+          <w:b w:val="false"/>
+          <w:bCs w:val="false"/>
+          <w:i w:val="false"/>
+          <w:iCs w:val="false"/>
+          <w:sz w:val="24"/>
+          <w:szCs w:val="24"/>
+        </w:rPr>
+        <w:t xml:space="preserve">The primary integration script is verifyAllStakeholders.js (npm run verify:stakeholders), which logs in each institutional seed role and calls role-specific GET endpoints with the correct X-Program-Tier header. Additional integration coverage was obtained by walking complete business flows: voluntary proposal submission through multi-stage review to project creation; grant fund call application through finance review to grant/project/budget creation; and thesis group creation through title approval and final document upload.</w:t>
+      </w:r>
+    </w:p>
+    <w:p>
+      <w:pPr>
+        <w:spacing w:after="200" w:line="480"/>
+        <w:jc w:val="both"/>
+      </w:pPr>
+      <w:r>
+        <w:rPr>
+          <w:rFonts w:ascii="Times New Roman" w:cs="Times New Roman" w:eastAsia="Times New Roman" w:hAnsi="Times New Roman"/>
+          <w:b/>
+          <w:bCs/>
+          <w:i w:val="false"/>
+          <w:iCs w:val="false"/>
+          <w:sz w:val="24"/>
+          <w:szCs w:val="24"/>
+        </w:rPr>
+        <w:t xml:space="preserve">Table 4.8: Integration test cases (multi-component).</w:t>
+      </w:r>
+    </w:p>
+    <w:tbl>
+      <w:tblPr>
+        <w:tblW w:type="dxa" w:w="9000"/>
+        <w:tblBorders>
+          <w:top w:val="single" w:color="auto" w:sz="4"/>
+          <w:left w:val="single" w:color="auto" w:sz="4"/>
+          <w:bottom w:val="single" w:color="auto" w:sz="4"/>
+          <w:right w:val="single" w:color="auto" w:sz="4"/>
+          <w:insideH w:val="single" w:color="auto" w:sz="4"/>
+          <w:insideV w:val="single" w:color="auto" w:sz="4"/>
+        </w:tblBorders>
+      </w:tblPr>
+      <w:tblGrid>
+        <w:gridCol w:w="100"/>
+        <w:gridCol w:w="100"/>
+        <w:gridCol w:w="100"/>
+        <w:gridCol w:w="100"/>
+        <w:gridCol w:w="100"/>
+      </w:tblGrid>
+      <w:tr>
+        <w:tc>
+          <w:tcPr>
+            <w:tcW w:type="dxa" w:w="900"/>
+            <w:tcBorders>
+              <w:top w:val="single" w:color="000000" w:sz="4"/>
+              <w:left w:val="single" w:color="000000" w:sz="4"/>
+              <w:bottom w:val="single" w:color="000000" w:sz="4"/>
+              <w:right w:val="single" w:color="000000" w:sz="4"/>
+            </w:tcBorders>
+          </w:tcPr>
+          <w:p>
+            <w:pPr>
+              <w:spacing w:after="40" w:line="276"/>
+            </w:pPr>
+            <w:r>
+              <w:rPr>
+                <w:rFonts w:ascii="Times New Roman" w:cs="Times New Roman" w:eastAsia="Times New Roman" w:hAnsi="Times New Roman"/>
+                <w:b/>
+                <w:bCs/>
+                <w:sz w:val="20"/>
+                <w:szCs w:val="20"/>
+              </w:rPr>
+              <w:t xml:space="preserve">Test ID</w:t>
+            </w:r>
+          </w:p>
+        </w:tc>
+        <w:tc>
+          <w:tcPr>
+            <w:tcW w:type="dxa" w:w="2600"/>
+            <w:tcBorders>
+              <w:top w:val="single" w:color="000000" w:sz="4"/>
+              <w:left w:val="single" w:color="000000" w:sz="4"/>
+              <w:bottom w:val="single" w:color="000000" w:sz="4"/>
+              <w:right w:val="single" w:color="000000" w:sz="4"/>
+            </w:tcBorders>
+          </w:tcPr>
+          <w:p>
+            <w:pPr>
+              <w:spacing w:after="40" w:line="276"/>
+            </w:pPr>
+            <w:r>
+              <w:rPr>
+                <w:rFonts w:ascii="Times New Roman" w:cs="Times New Roman" w:eastAsia="Times New Roman" w:hAnsi="Times New Roman"/>
+                <w:b/>
+                <w:bCs/>
+                <w:sz w:val="20"/>
+                <w:szCs w:val="20"/>
+              </w:rPr>
+              <w:t xml:space="preserve">Integrated components</w:t>
+            </w:r>
+          </w:p>
+        </w:tc>
+        <w:tc>
+          <w:tcPr>
+            <w:tcW w:type="dxa" w:w="2400"/>
+            <w:tcBorders>
+              <w:top w:val="single" w:color="000000" w:sz="4"/>
+              <w:left w:val="single" w:color="000000" w:sz="4"/>
+              <w:bottom w:val="single" w:color="000000" w:sz="4"/>
+              <w:right w:val="single" w:color="000000" w:sz="4"/>
+            </w:tcBorders>
+          </w:tcPr>
+          <w:p>
+            <w:pPr>
+              <w:spacing w:after="40" w:line="276"/>
+            </w:pPr>
+            <w:r>
+              <w:rPr>
+                <w:rFonts w:ascii="Times New Roman" w:cs="Times New Roman" w:eastAsia="Times New Roman" w:hAnsi="Times New Roman"/>
+                <w:b/>
+                <w:bCs/>
+                <w:sz w:val="20"/>
+                <w:szCs w:val="20"/>
+              </w:rPr>
+              <w:t xml:space="preserve">Test action</w:t>
+            </w:r>
+          </w:p>
+        </w:tc>
+        <w:tc>
+          <w:tcPr>
+            <w:tcW w:type="dxa" w:w="2300"/>
+            <w:tcBorders>
+              <w:top w:val="single" w:color="000000" w:sz="4"/>
+              <w:left w:val="single" w:color="000000" w:sz="4"/>
+              <w:bottom w:val="single" w:color="000000" w:sz="4"/>
+              <w:right w:val="single" w:color="000000" w:sz="4"/>
+            </w:tcBorders>
+          </w:tcPr>
+          <w:p>
+            <w:pPr>
+              <w:spacing w:after="40" w:line="276"/>
+            </w:pPr>
+            <w:r>
+              <w:rPr>
+                <w:rFonts w:ascii="Times New Roman" w:cs="Times New Roman" w:eastAsia="Times New Roman" w:hAnsi="Times New Roman"/>
+                <w:b/>
+                <w:bCs/>
+                <w:sz w:val="20"/>
+                <w:szCs w:val="20"/>
+              </w:rPr>
+              <w:t xml:space="preserve">Expected integrated result</w:t>
+            </w:r>
+          </w:p>
+        </w:tc>
+        <w:tc>
+          <w:tcPr>
+            <w:tcW w:type="dxa" w:w="800"/>
+            <w:tcBorders>
+              <w:top w:val="single" w:color="000000" w:sz="4"/>
+              <w:left w:val="single" w:color="000000" w:sz="4"/>
+              <w:bottom w:val="single" w:color="000000" w:sz="4"/>
+              <w:right w:val="single" w:color="000000" w:sz="4"/>
+            </w:tcBorders>
+          </w:tcPr>
+          <w:p>
+            <w:pPr>
+              <w:spacing w:after="40" w:line="276"/>
+            </w:pPr>
+            <w:r>
+              <w:rPr>
+                <w:rFonts w:ascii="Times New Roman" w:cs="Times New Roman" w:eastAsia="Times New Roman" w:hAnsi="Times New Roman"/>
+                <w:b/>
+                <w:bCs/>
+                <w:sz w:val="20"/>
+                <w:szCs w:val="20"/>
+              </w:rPr>
+              <w:t xml:space="preserve">Status</w:t>
+            </w:r>
+          </w:p>
+        </w:tc>
+      </w:tr>
+      <w:tr>
+        <w:tc>
+          <w:tcPr>
+            <w:tcW w:type="dxa" w:w="900"/>
+            <w:tcBorders>
+              <w:top w:val="single" w:color="000000" w:sz="4"/>
+              <w:left w:val="single" w:color="000000" w:sz="4"/>
+              <w:bottom w:val="single" w:color="000000" w:sz="4"/>
+              <w:right w:val="single" w:color="000000" w:sz="4"/>
+            </w:tcBorders>
+          </w:tcPr>
+          <w:p>
+            <w:pPr>
+              <w:spacing w:after="40" w:line="276"/>
+            </w:pPr>
+            <w:r>
+              <w:rPr>
+                <w:rFonts w:ascii="Times New Roman" w:cs="Times New Roman" w:eastAsia="Times New Roman" w:hAnsi="Times New Roman"/>
+                <w:b w:val="false"/>
+                <w:bCs w:val="false"/>
+                <w:sz w:val="20"/>
+                <w:szCs w:val="20"/>
+              </w:rPr>
+              <w:t xml:space="preserve">INT-01</w:t>
+            </w:r>
+          </w:p>
+        </w:tc>
+        <w:tc>
+          <w:tcPr>
+            <w:tcW w:type="dxa" w:w="2600"/>
+            <w:tcBorders>
+              <w:top w:val="single" w:color="000000" w:sz="4"/>
+              <w:left w:val="single" w:color="000000" w:sz="4"/>
+              <w:bottom w:val="single" w:color="000000" w:sz="4"/>
+              <w:right w:val="single" w:color="000000" w:sz="4"/>
+            </w:tcBorders>
+          </w:tcPr>
+          <w:p>
+            <w:pPr>
+              <w:spacing w:after="40" w:line="276"/>
+            </w:pPr>
+            <w:r>
+              <w:rPr>
+                <w:rFonts w:ascii="Times New Roman" w:cs="Times New Roman" w:eastAsia="Times New Roman" w:hAnsi="Times New Roman"/>
+                <w:b w:val="false"/>
+                <w:bCs w:val="false"/>
+                <w:sz w:val="20"/>
+                <w:szCs w:val="20"/>
+              </w:rPr>
+              <w:t xml:space="preserve">React login + auth API + MongoDB User</w:t>
+            </w:r>
+          </w:p>
+        </w:tc>
+        <w:tc>
+          <w:tcPr>
+            <w:tcW w:type="dxa" w:w="2400"/>
+            <w:tcBorders>
+              <w:top w:val="single" w:color="000000" w:sz="4"/>
+              <w:left w:val="single" w:color="000000" w:sz="4"/>
+              <w:bottom w:val="single" w:color="000000" w:sz="4"/>
+              <w:right w:val="single" w:color="000000" w:sz="4"/>
+            </w:tcBorders>
+          </w:tcPr>
+          <w:p>
+            <w:pPr>
+              <w:spacing w:after="40" w:line="276"/>
+            </w:pPr>
+            <w:r>
+              <w:rPr>
+                <w:rFonts w:ascii="Times New Roman" w:cs="Times New Roman" w:eastAsia="Times New Roman" w:hAnsi="Times New Roman"/>
+                <w:b w:val="false"/>
+                <w:bCs w:val="false"/>
+                <w:sz w:val="20"/>
+                <w:szCs w:val="20"/>
+              </w:rPr>
+              <w:t xml:space="preserve">Login as Director with UG portal</w:t>
+            </w:r>
+          </w:p>
+        </w:tc>
+        <w:tc>
+          <w:tcPr>
+            <w:tcW w:type="dxa" w:w="2300"/>
+            <w:tcBorders>
+              <w:top w:val="single" w:color="000000" w:sz="4"/>
+              <w:left w:val="single" w:color="000000" w:sz="4"/>
+              <w:bottom w:val="single" w:color="000000" w:sz="4"/>
+              <w:right w:val="single" w:color="000000" w:sz="4"/>
+            </w:tcBorders>
+          </w:tcPr>
+          <w:p>
+            <w:pPr>
+              <w:spacing w:after="40" w:line="276"/>
+            </w:pPr>
+            <w:r>
+              <w:rPr>
+                <w:rFonts w:ascii="Times New Roman" w:cs="Times New Roman" w:eastAsia="Times New Roman" w:hAnsi="Times New Roman"/>
+                <w:b w:val="false"/>
+                <w:bCs w:val="false"/>
+                <w:sz w:val="20"/>
+                <w:szCs w:val="20"/>
+              </w:rPr>
+              <w:t xml:space="preserve">JWT issued; dashboard metrics loaded</w:t>
+            </w:r>
+          </w:p>
+        </w:tc>
+        <w:tc>
+          <w:tcPr>
+            <w:tcW w:type="dxa" w:w="800"/>
+            <w:tcBorders>
+              <w:top w:val="single" w:color="000000" w:sz="4"/>
+              <w:left w:val="single" w:color="000000" w:sz="4"/>
+              <w:bottom w:val="single" w:color="000000" w:sz="4"/>
+              <w:right w:val="single" w:color="000000" w:sz="4"/>
+            </w:tcBorders>
+          </w:tcPr>
+          <w:p>
+            <w:pPr>
+              <w:spacing w:after="40" w:line="276"/>
+            </w:pPr>
+            <w:r>
+              <w:rPr>
+                <w:rFonts w:ascii="Times New Roman" w:cs="Times New Roman" w:eastAsia="Times New Roman" w:hAnsi="Times New Roman"/>
+                <w:b w:val="false"/>
+                <w:bCs w:val="false"/>
+                <w:sz w:val="20"/>
+                <w:szCs w:val="20"/>
+              </w:rPr>
+              <w:t xml:space="preserve">Pass</w:t>
+            </w:r>
+          </w:p>
+        </w:tc>
+      </w:tr>
+      <w:tr>
+        <w:tc>
+          <w:tcPr>
+            <w:tcW w:type="dxa" w:w="900"/>
+            <w:tcBorders>
+              <w:top w:val="single" w:color="000000" w:sz="4"/>
+              <w:left w:val="single" w:color="000000" w:sz="4"/>
+              <w:bottom w:val="single" w:color="000000" w:sz="4"/>
+              <w:right w:val="single" w:color="000000" w:sz="4"/>
+            </w:tcBorders>
+          </w:tcPr>
+          <w:p>
+            <w:pPr>
+              <w:spacing w:after="40" w:line="276"/>
+            </w:pPr>
+            <w:r>
+              <w:rPr>
+                <w:rFonts w:ascii="Times New Roman" w:cs="Times New Roman" w:eastAsia="Times New Roman" w:hAnsi="Times New Roman"/>
+                <w:b w:val="false"/>
+                <w:bCs w:val="false"/>
+                <w:sz w:val="20"/>
+                <w:szCs w:val="20"/>
+              </w:rPr>
+              <w:t xml:space="preserve">INT-02</w:t>
+            </w:r>
+          </w:p>
+        </w:tc>
+        <w:tc>
+          <w:tcPr>
+            <w:tcW w:type="dxa" w:w="2600"/>
+            <w:tcBorders>
+              <w:top w:val="single" w:color="000000" w:sz="4"/>
+              <w:left w:val="single" w:color="000000" w:sz="4"/>
+              <w:bottom w:val="single" w:color="000000" w:sz="4"/>
+              <w:right w:val="single" w:color="000000" w:sz="4"/>
+            </w:tcBorders>
+          </w:tcPr>
+          <w:p>
+            <w:pPr>
+              <w:spacing w:after="40" w:line="276"/>
+            </w:pPr>
+            <w:r>
+              <w:rPr>
+                <w:rFonts w:ascii="Times New Roman" w:cs="Times New Roman" w:eastAsia="Times New Roman" w:hAnsi="Times New Roman"/>
+                <w:b w:val="false"/>
+                <w:bCs w:val="false"/>
+                <w:sz w:val="20"/>
+                <w:szCs w:val="20"/>
+              </w:rPr>
+              <w:t xml:space="preserve">ProposalForm + proposal API + Ethics API</w:t>
+            </w:r>
+          </w:p>
+        </w:tc>
+        <w:tc>
+          <w:tcPr>
+            <w:tcW w:type="dxa" w:w="2400"/>
+            <w:tcBorders>
+              <w:top w:val="single" w:color="000000" w:sz="4"/>
+              <w:left w:val="single" w:color="000000" w:sz="4"/>
+              <w:bottom w:val="single" w:color="000000" w:sz="4"/>
+              <w:right w:val="single" w:color="000000" w:sz="4"/>
+            </w:tcBorders>
+          </w:tcPr>
+          <w:p>
+            <w:pPr>
+              <w:spacing w:after="40" w:line="276"/>
+            </w:pPr>
+            <w:r>
+              <w:rPr>
+                <w:rFonts w:ascii="Times New Roman" w:cs="Times New Roman" w:eastAsia="Times New Roman" w:hAnsi="Times New Roman"/>
+                <w:b w:val="false"/>
+                <w:bCs w:val="false"/>
+                <w:sz w:val="20"/>
+                <w:szCs w:val="20"/>
+              </w:rPr>
+              <w:t xml:space="preserve">Researcher saves and submits voluntary proposal</w:t>
+            </w:r>
+          </w:p>
+        </w:tc>
+        <w:tc>
+          <w:tcPr>
+            <w:tcW w:type="dxa" w:w="2300"/>
+            <w:tcBorders>
+              <w:top w:val="single" w:color="000000" w:sz="4"/>
+              <w:left w:val="single" w:color="000000" w:sz="4"/>
+              <w:bottom w:val="single" w:color="000000" w:sz="4"/>
+              <w:right w:val="single" w:color="000000" w:sz="4"/>
+            </w:tcBorders>
+          </w:tcPr>
+          <w:p>
+            <w:pPr>
+              <w:spacing w:after="40" w:line="276"/>
+            </w:pPr>
+            <w:r>
+              <w:rPr>
+                <w:rFonts w:ascii="Times New Roman" w:cs="Times New Roman" w:eastAsia="Times New Roman" w:hAnsi="Times New Roman"/>
+                <w:b w:val="false"/>
+                <w:bCs w:val="false"/>
+                <w:sz w:val="20"/>
+                <w:szCs w:val="20"/>
+              </w:rPr>
+              <w:t xml:space="preserve">Proposal + ethics records stored; status submitted</w:t>
+            </w:r>
+          </w:p>
+        </w:tc>
+        <w:tc>
+          <w:tcPr>
+            <w:tcW w:type="dxa" w:w="800"/>
+            <w:tcBorders>
+              <w:top w:val="single" w:color="000000" w:sz="4"/>
+              <w:left w:val="single" w:color="000000" w:sz="4"/>
+              <w:bottom w:val="single" w:color="000000" w:sz="4"/>
+              <w:right w:val="single" w:color="000000" w:sz="4"/>
+            </w:tcBorders>
+          </w:tcPr>
+          <w:p>
+            <w:pPr>
+              <w:spacing w:after="40" w:line="276"/>
+            </w:pPr>
+            <w:r>
+              <w:rPr>
+                <w:rFonts w:ascii="Times New Roman" w:cs="Times New Roman" w:eastAsia="Times New Roman" w:hAnsi="Times New Roman"/>
+                <w:b w:val="false"/>
+                <w:bCs w:val="false"/>
+                <w:sz w:val="20"/>
+                <w:szCs w:val="20"/>
+              </w:rPr>
+              <w:t xml:space="preserve">Pass</w:t>
+            </w:r>
+          </w:p>
+        </w:tc>
+      </w:tr>
+      <w:tr>
+        <w:tc>
+          <w:tcPr>
+            <w:tcW w:type="dxa" w:w="900"/>
+            <w:tcBorders>
+              <w:top w:val="single" w:color="000000" w:sz="4"/>
+              <w:left w:val="single" w:color="000000" w:sz="4"/>
+              <w:bottom w:val="single" w:color="000000" w:sz="4"/>
+              <w:right w:val="single" w:color="000000" w:sz="4"/>
+            </w:tcBorders>
+          </w:tcPr>
+          <w:p>
+            <w:pPr>
+              <w:spacing w:after="40" w:line="276"/>
+            </w:pPr>
+            <w:r>
+              <w:rPr>
+                <w:rFonts w:ascii="Times New Roman" w:cs="Times New Roman" w:eastAsia="Times New Roman" w:hAnsi="Times New Roman"/>
+                <w:b w:val="false"/>
+                <w:bCs w:val="false"/>
+                <w:sz w:val="20"/>
+                <w:szCs w:val="20"/>
+              </w:rPr>
+              <w:t xml:space="preserve">INT-03</w:t>
+            </w:r>
+          </w:p>
+        </w:tc>
+        <w:tc>
+          <w:tcPr>
+            <w:tcW w:type="dxa" w:w="2600"/>
+            <w:tcBorders>
+              <w:top w:val="single" w:color="000000" w:sz="4"/>
+              <w:left w:val="single" w:color="000000" w:sz="4"/>
+              <w:bottom w:val="single" w:color="000000" w:sz="4"/>
+              <w:right w:val="single" w:color="000000" w:sz="4"/>
+            </w:tcBorders>
+          </w:tcPr>
+          <w:p>
+            <w:pPr>
+              <w:spacing w:after="40" w:line="276"/>
+            </w:pPr>
+            <w:r>
+              <w:rPr>
+                <w:rFonts w:ascii="Times New Roman" w:cs="Times New Roman" w:eastAsia="Times New Roman" w:hAnsi="Times New Roman"/>
+                <w:b w:val="false"/>
+                <w:bCs w:val="false"/>
+                <w:sz w:val="20"/>
+                <w:szCs w:val="20"/>
+              </w:rPr>
+              <w:t xml:space="preserve">Multi-stage review + notifications</w:t>
+            </w:r>
+          </w:p>
+        </w:tc>
+        <w:tc>
+          <w:tcPr>
+            <w:tcW w:type="dxa" w:w="2400"/>
+            <w:tcBorders>
+              <w:top w:val="single" w:color="000000" w:sz="4"/>
+              <w:left w:val="single" w:color="000000" w:sz="4"/>
+              <w:bottom w:val="single" w:color="000000" w:sz="4"/>
+              <w:right w:val="single" w:color="000000" w:sz="4"/>
+            </w:tcBorders>
+          </w:tcPr>
+          <w:p>
+            <w:pPr>
+              <w:spacing w:after="40" w:line="276"/>
+            </w:pPr>
+            <w:r>
+              <w:rPr>
+                <w:rFonts w:ascii="Times New Roman" w:cs="Times New Roman" w:eastAsia="Times New Roman" w:hAnsi="Times New Roman"/>
+                <w:b w:val="false"/>
+                <w:bCs w:val="false"/>
+                <w:sz w:val="20"/>
+                <w:szCs w:val="20"/>
+              </w:rPr>
+              <w:t xml:space="preserve">Director assigns Leadership peer reviewer</w:t>
+            </w:r>
+          </w:p>
+        </w:tc>
+        <w:tc>
+          <w:tcPr>
+            <w:tcW w:type="dxa" w:w="2300"/>
+            <w:tcBorders>
+              <w:top w:val="single" w:color="000000" w:sz="4"/>
+              <w:left w:val="single" w:color="000000" w:sz="4"/>
+              <w:bottom w:val="single" w:color="000000" w:sz="4"/>
+              <w:right w:val="single" w:color="000000" w:sz="4"/>
+            </w:tcBorders>
+          </w:tcPr>
+          <w:p>
+            <w:pPr>
+              <w:spacing w:after="40" w:line="276"/>
+            </w:pPr>
+            <w:r>
+              <w:rPr>
+                <w:rFonts w:ascii="Times New Roman" w:cs="Times New Roman" w:eastAsia="Times New Roman" w:hAnsi="Times New Roman"/>
+                <w:b w:val="false"/>
+                <w:bCs w:val="false"/>
+                <w:sz w:val="20"/>
+                <w:szCs w:val="20"/>
+              </w:rPr>
+              <w:t xml:space="preserve">Assignment saved; reviewer sees queue entry</w:t>
+            </w:r>
+          </w:p>
+        </w:tc>
+        <w:tc>
+          <w:tcPr>
+            <w:tcW w:type="dxa" w:w="800"/>
+            <w:tcBorders>
+              <w:top w:val="single" w:color="000000" w:sz="4"/>
+              <w:left w:val="single" w:color="000000" w:sz="4"/>
+              <w:bottom w:val="single" w:color="000000" w:sz="4"/>
+              <w:right w:val="single" w:color="000000" w:sz="4"/>
+            </w:tcBorders>
+          </w:tcPr>
+          <w:p>
+            <w:pPr>
+              <w:spacing w:after="40" w:line="276"/>
+            </w:pPr>
+            <w:r>
+              <w:rPr>
+                <w:rFonts w:ascii="Times New Roman" w:cs="Times New Roman" w:eastAsia="Times New Roman" w:hAnsi="Times New Roman"/>
+                <w:b w:val="false"/>
+                <w:bCs w:val="false"/>
+                <w:sz w:val="20"/>
+                <w:szCs w:val="20"/>
+              </w:rPr>
+              <w:t xml:space="preserve">Pass</w:t>
+            </w:r>
+          </w:p>
+        </w:tc>
+      </w:tr>
+      <w:tr>
+        <w:tc>
+          <w:tcPr>
+            <w:tcW w:type="dxa" w:w="900"/>
+            <w:tcBorders>
+              <w:top w:val="single" w:color="000000" w:sz="4"/>
+              <w:left w:val="single" w:color="000000" w:sz="4"/>
+              <w:bottom w:val="single" w:color="000000" w:sz="4"/>
+              <w:right w:val="single" w:color="000000" w:sz="4"/>
+            </w:tcBorders>
+          </w:tcPr>
+          <w:p>
+            <w:pPr>
+              <w:spacing w:after="40" w:line="276"/>
+            </w:pPr>
+            <w:r>
+              <w:rPr>
+                <w:rFonts w:ascii="Times New Roman" w:cs="Times New Roman" w:eastAsia="Times New Roman" w:hAnsi="Times New Roman"/>
+                <w:b w:val="false"/>
+                <w:bCs w:val="false"/>
+                <w:sz w:val="20"/>
+                <w:szCs w:val="20"/>
+              </w:rPr>
+              <w:t xml:space="preserve">INT-04</w:t>
+            </w:r>
+          </w:p>
+        </w:tc>
+        <w:tc>
+          <w:tcPr>
+            <w:tcW w:type="dxa" w:w="2600"/>
+            <w:tcBorders>
+              <w:top w:val="single" w:color="000000" w:sz="4"/>
+              <w:left w:val="single" w:color="000000" w:sz="4"/>
+              <w:bottom w:val="single" w:color="000000" w:sz="4"/>
+              <w:right w:val="single" w:color="000000" w:sz="4"/>
+            </w:tcBorders>
+          </w:tcPr>
+          <w:p>
+            <w:pPr>
+              <w:spacing w:after="40" w:line="276"/>
+            </w:pPr>
+            <w:r>
+              <w:rPr>
+                <w:rFonts w:ascii="Times New Roman" w:cs="Times New Roman" w:eastAsia="Times New Roman" w:hAnsi="Times New Roman"/>
+                <w:b w:val="false"/>
+                <w:bCs w:val="false"/>
+                <w:sz w:val="20"/>
+                <w:szCs w:val="20"/>
+              </w:rPr>
+              <w:t xml:space="preserve">Proposal approve + project controller</w:t>
+            </w:r>
+          </w:p>
+        </w:tc>
+        <w:tc>
+          <w:tcPr>
+            <w:tcW w:type="dxa" w:w="2400"/>
+            <w:tcBorders>
+              <w:top w:val="single" w:color="000000" w:sz="4"/>
+              <w:left w:val="single" w:color="000000" w:sz="4"/>
+              <w:bottom w:val="single" w:color="000000" w:sz="4"/>
+              <w:right w:val="single" w:color="000000" w:sz="4"/>
+            </w:tcBorders>
+          </w:tcPr>
+          <w:p>
+            <w:pPr>
+              <w:spacing w:after="40" w:line="276"/>
+            </w:pPr>
+            <w:r>
+              <w:rPr>
+                <w:rFonts w:ascii="Times New Roman" w:cs="Times New Roman" w:eastAsia="Times New Roman" w:hAnsi="Times New Roman"/>
+                <w:b w:val="false"/>
+                <w:bCs w:val="false"/>
+                <w:sz w:val="20"/>
+                <w:szCs w:val="20"/>
+              </w:rPr>
+              <w:t xml:space="preserve">Director approves at ready_for_director</w:t>
+            </w:r>
+          </w:p>
+        </w:tc>
+        <w:tc>
+          <w:tcPr>
+            <w:tcW w:type="dxa" w:w="2300"/>
+            <w:tcBorders>
+              <w:top w:val="single" w:color="000000" w:sz="4"/>
+              <w:left w:val="single" w:color="000000" w:sz="4"/>
+              <w:bottom w:val="single" w:color="000000" w:sz="4"/>
+              <w:right w:val="single" w:color="000000" w:sz="4"/>
+            </w:tcBorders>
+          </w:tcPr>
+          <w:p>
+            <w:pPr>
+              <w:spacing w:after="40" w:line="276"/>
+            </w:pPr>
+            <w:r>
+              <w:rPr>
+                <w:rFonts w:ascii="Times New Roman" w:cs="Times New Roman" w:eastAsia="Times New Roman" w:hAnsi="Times New Roman"/>
+                <w:b w:val="false"/>
+                <w:bCs w:val="false"/>
+                <w:sz w:val="20"/>
+                <w:szCs w:val="20"/>
+              </w:rPr>
+              <w:t xml:space="preserve">Linked Project document created automatically</w:t>
+            </w:r>
+          </w:p>
+        </w:tc>
+        <w:tc>
+          <w:tcPr>
+            <w:tcW w:type="dxa" w:w="800"/>
+            <w:tcBorders>
+              <w:top w:val="single" w:color="000000" w:sz="4"/>
+              <w:left w:val="single" w:color="000000" w:sz="4"/>
+              <w:bottom w:val="single" w:color="000000" w:sz="4"/>
+              <w:right w:val="single" w:color="000000" w:sz="4"/>
+            </w:tcBorders>
+          </w:tcPr>
+          <w:p>
+            <w:pPr>
+              <w:spacing w:after="40" w:line="276"/>
+            </w:pPr>
+            <w:r>
+              <w:rPr>
+                <w:rFonts w:ascii="Times New Roman" w:cs="Times New Roman" w:eastAsia="Times New Roman" w:hAnsi="Times New Roman"/>
+                <w:b w:val="false"/>
+                <w:bCs w:val="false"/>
+                <w:sz w:val="20"/>
+                <w:szCs w:val="20"/>
+              </w:rPr>
+              <w:t xml:space="preserve">Pass</w:t>
+            </w:r>
+          </w:p>
+        </w:tc>
+      </w:tr>
+      <w:tr>
+        <w:tc>
+          <w:tcPr>
+            <w:tcW w:type="dxa" w:w="900"/>
+            <w:tcBorders>
+              <w:top w:val="single" w:color="000000" w:sz="4"/>
+              <w:left w:val="single" w:color="000000" w:sz="4"/>
+              <w:bottom w:val="single" w:color="000000" w:sz="4"/>
+              <w:right w:val="single" w:color="000000" w:sz="4"/>
+            </w:tcBorders>
+          </w:tcPr>
+          <w:p>
+            <w:pPr>
+              <w:spacing w:after="40" w:line="276"/>
+            </w:pPr>
+            <w:r>
+              <w:rPr>
+                <w:rFonts w:ascii="Times New Roman" w:cs="Times New Roman" w:eastAsia="Times New Roman" w:hAnsi="Times New Roman"/>
+                <w:b w:val="false"/>
+                <w:bCs w:val="false"/>
+                <w:sz w:val="20"/>
+                <w:szCs w:val="20"/>
+              </w:rPr>
+              <w:t xml:space="preserve">INT-05</w:t>
+            </w:r>
+          </w:p>
+        </w:tc>
+        <w:tc>
+          <w:tcPr>
+            <w:tcW w:type="dxa" w:w="2600"/>
+            <w:tcBorders>
+              <w:top w:val="single" w:color="000000" w:sz="4"/>
+              <w:left w:val="single" w:color="000000" w:sz="4"/>
+              <w:bottom w:val="single" w:color="000000" w:sz="4"/>
+              <w:right w:val="single" w:color="000000" w:sz="4"/>
+            </w:tcBorders>
+          </w:tcPr>
+          <w:p>
+            <w:pPr>
+              <w:spacing w:after="40" w:line="276"/>
+            </w:pPr>
+            <w:r>
+              <w:rPr>
+                <w:rFonts w:ascii="Times New Roman" w:cs="Times New Roman" w:eastAsia="Times New Roman" w:hAnsi="Times New Roman"/>
+                <w:b w:val="false"/>
+                <w:bCs w:val="false"/>
+                <w:sz w:val="20"/>
+                <w:szCs w:val="20"/>
+              </w:rPr>
+              <w:t xml:space="preserve">Funding call + grant apply + proposal</w:t>
+            </w:r>
+          </w:p>
+        </w:tc>
+        <w:tc>
+          <w:tcPr>
+            <w:tcW w:type="dxa" w:w="2400"/>
+            <w:tcBorders>
+              <w:top w:val="single" w:color="000000" w:sz="4"/>
+              <w:left w:val="single" w:color="000000" w:sz="4"/>
+              <w:bottom w:val="single" w:color="000000" w:sz="4"/>
+              <w:right w:val="single" w:color="000000" w:sz="4"/>
+            </w:tcBorders>
+          </w:tcPr>
+          <w:p>
+            <w:pPr>
+              <w:spacing w:after="40" w:line="276"/>
+            </w:pPr>
+            <w:r>
+              <w:rPr>
+                <w:rFonts w:ascii="Times New Roman" w:cs="Times New Roman" w:eastAsia="Times New Roman" w:hAnsi="Times New Roman"/>
+                <w:b w:val="false"/>
+                <w:bCs w:val="false"/>
+                <w:sz w:val="20"/>
+                <w:szCs w:val="20"/>
+              </w:rPr>
+              <w:t xml:space="preserve">Researcher applies via callId link</w:t>
+            </w:r>
+          </w:p>
+        </w:tc>
+        <w:tc>
+          <w:tcPr>
+            <w:tcW w:type="dxa" w:w="2300"/>
+            <w:tcBorders>
+              <w:top w:val="single" w:color="000000" w:sz="4"/>
+              <w:left w:val="single" w:color="000000" w:sz="4"/>
+              <w:bottom w:val="single" w:color="000000" w:sz="4"/>
+              <w:right w:val="single" w:color="000000" w:sz="4"/>
+            </w:tcBorders>
+          </w:tcPr>
+          <w:p>
+            <w:pPr>
+              <w:spacing w:after="40" w:line="276"/>
+            </w:pPr>
+            <w:r>
+              <w:rPr>
+                <w:rFonts w:ascii="Times New Roman" w:cs="Times New Roman" w:eastAsia="Times New Roman" w:hAnsi="Times New Roman"/>
+                <w:b w:val="false"/>
+                <w:bCs w:val="false"/>
+                <w:sz w:val="20"/>
+                <w:szCs w:val="20"/>
+              </w:rPr>
+              <w:t xml:space="preserve">grant_fund_call proposal linked to FundingCall</w:t>
+            </w:r>
+          </w:p>
+        </w:tc>
+        <w:tc>
+          <w:tcPr>
+            <w:tcW w:type="dxa" w:w="800"/>
+            <w:tcBorders>
+              <w:top w:val="single" w:color="000000" w:sz="4"/>
+              <w:left w:val="single" w:color="000000" w:sz="4"/>
+              <w:bottom w:val="single" w:color="000000" w:sz="4"/>
+              <w:right w:val="single" w:color="000000" w:sz="4"/>
+            </w:tcBorders>
+          </w:tcPr>
+          <w:p>
+            <w:pPr>
+              <w:spacing w:after="40" w:line="276"/>
+            </w:pPr>
+            <w:r>
+              <w:rPr>
+                <w:rFonts w:ascii="Times New Roman" w:cs="Times New Roman" w:eastAsia="Times New Roman" w:hAnsi="Times New Roman"/>
+                <w:b w:val="false"/>
+                <w:bCs w:val="false"/>
+                <w:sz w:val="20"/>
+                <w:szCs w:val="20"/>
+              </w:rPr>
+              <w:t xml:space="preserve">Pass</w:t>
+            </w:r>
+          </w:p>
+        </w:tc>
+      </w:tr>
+      <w:tr>
+        <w:tc>
+          <w:tcPr>
+            <w:tcW w:type="dxa" w:w="900"/>
+            <w:tcBorders>
+              <w:top w:val="single" w:color="000000" w:sz="4"/>
+              <w:left w:val="single" w:color="000000" w:sz="4"/>
+              <w:bottom w:val="single" w:color="000000" w:sz="4"/>
+              <w:right w:val="single" w:color="000000" w:sz="4"/>
+            </w:tcBorders>
+          </w:tcPr>
+          <w:p>
+            <w:pPr>
+              <w:spacing w:after="40" w:line="276"/>
+            </w:pPr>
+            <w:r>
+              <w:rPr>
+                <w:rFonts w:ascii="Times New Roman" w:cs="Times New Roman" w:eastAsia="Times New Roman" w:hAnsi="Times New Roman"/>
+                <w:b w:val="false"/>
+                <w:bCs w:val="false"/>
+                <w:sz w:val="20"/>
+                <w:szCs w:val="20"/>
+              </w:rPr>
+              <w:t xml:space="preserve">INT-06</w:t>
+            </w:r>
+          </w:p>
+        </w:tc>
+        <w:tc>
+          <w:tcPr>
+            <w:tcW w:type="dxa" w:w="2600"/>
+            <w:tcBorders>
+              <w:top w:val="single" w:color="000000" w:sz="4"/>
+              <w:left w:val="single" w:color="000000" w:sz="4"/>
+              <w:bottom w:val="single" w:color="000000" w:sz="4"/>
+              <w:right w:val="single" w:color="000000" w:sz="4"/>
+            </w:tcBorders>
+          </w:tcPr>
+          <w:p>
+            <w:pPr>
+              <w:spacing w:after="40" w:line="276"/>
+            </w:pPr>
+            <w:r>
+              <w:rPr>
+                <w:rFonts w:ascii="Times New Roman" w:cs="Times New Roman" w:eastAsia="Times New Roman" w:hAnsi="Times New Roman"/>
+                <w:b w:val="false"/>
+                <w:bCs w:val="false"/>
+                <w:sz w:val="20"/>
+                <w:szCs w:val="20"/>
+              </w:rPr>
+              <w:t xml:space="preserve">Finance review gate + proposal pipeline</w:t>
+            </w:r>
+          </w:p>
+        </w:tc>
+        <w:tc>
+          <w:tcPr>
+            <w:tcW w:type="dxa" w:w="2400"/>
+            <w:tcBorders>
+              <w:top w:val="single" w:color="000000" w:sz="4"/>
+              <w:left w:val="single" w:color="000000" w:sz="4"/>
+              <w:bottom w:val="single" w:color="000000" w:sz="4"/>
+              <w:right w:val="single" w:color="000000" w:sz="4"/>
+            </w:tcBorders>
+          </w:tcPr>
+          <w:p>
+            <w:pPr>
+              <w:spacing w:after="40" w:line="276"/>
+            </w:pPr>
+            <w:r>
+              <w:rPr>
+                <w:rFonts w:ascii="Times New Roman" w:cs="Times New Roman" w:eastAsia="Times New Roman" w:hAnsi="Times New Roman"/>
+                <w:b w:val="false"/>
+                <w:bCs w:val="false"/>
+                <w:sz w:val="20"/>
+                <w:szCs w:val="20"/>
+              </w:rPr>
+              <w:t xml:space="preserve">Finance opens queue before committee pass</w:t>
+            </w:r>
+          </w:p>
+        </w:tc>
+        <w:tc>
+          <w:tcPr>
+            <w:tcW w:type="dxa" w:w="2300"/>
+            <w:tcBorders>
+              <w:top w:val="single" w:color="000000" w:sz="4"/>
+              <w:left w:val="single" w:color="000000" w:sz="4"/>
+              <w:bottom w:val="single" w:color="000000" w:sz="4"/>
+              <w:right w:val="single" w:color="000000" w:sz="4"/>
+            </w:tcBorders>
+          </w:tcPr>
+          <w:p>
+            <w:pPr>
+              <w:spacing w:after="40" w:line="276"/>
+            </w:pPr>
+            <w:r>
+              <w:rPr>
+                <w:rFonts w:ascii="Times New Roman" w:cs="Times New Roman" w:eastAsia="Times New Roman" w:hAnsi="Times New Roman"/>
+                <w:b w:val="false"/>
+                <w:bCs w:val="false"/>
+                <w:sz w:val="20"/>
+                <w:szCs w:val="20"/>
+              </w:rPr>
+              <w:t xml:space="preserve">Finance review blocked until committee passed</w:t>
+            </w:r>
+          </w:p>
+        </w:tc>
+        <w:tc>
+          <w:tcPr>
+            <w:tcW w:type="dxa" w:w="800"/>
+            <w:tcBorders>
+              <w:top w:val="single" w:color="000000" w:sz="4"/>
+              <w:left w:val="single" w:color="000000" w:sz="4"/>
+              <w:bottom w:val="single" w:color="000000" w:sz="4"/>
+              <w:right w:val="single" w:color="000000" w:sz="4"/>
+            </w:tcBorders>
+          </w:tcPr>
+          <w:p>
+            <w:pPr>
+              <w:spacing w:after="40" w:line="276"/>
+            </w:pPr>
+            <w:r>
+              <w:rPr>
+                <w:rFonts w:ascii="Times New Roman" w:cs="Times New Roman" w:eastAsia="Times New Roman" w:hAnsi="Times New Roman"/>
+                <w:b w:val="false"/>
+                <w:bCs w:val="false"/>
+                <w:sz w:val="20"/>
+                <w:szCs w:val="20"/>
+              </w:rPr>
+              <w:t xml:space="preserve">Pass</w:t>
+            </w:r>
+          </w:p>
+        </w:tc>
+      </w:tr>
+      <w:tr>
+        <w:tc>
+          <w:tcPr>
+            <w:tcW w:type="dxa" w:w="900"/>
+            <w:tcBorders>
+              <w:top w:val="single" w:color="000000" w:sz="4"/>
+              <w:left w:val="single" w:color="000000" w:sz="4"/>
+              <w:bottom w:val="single" w:color="000000" w:sz="4"/>
+              <w:right w:val="single" w:color="000000" w:sz="4"/>
+            </w:tcBorders>
+          </w:tcPr>
+          <w:p>
+            <w:pPr>
+              <w:spacing w:after="40" w:line="276"/>
+            </w:pPr>
+            <w:r>
+              <w:rPr>
+                <w:rFonts w:ascii="Times New Roman" w:cs="Times New Roman" w:eastAsia="Times New Roman" w:hAnsi="Times New Roman"/>
+                <w:b w:val="false"/>
+                <w:bCs w:val="false"/>
+                <w:sz w:val="20"/>
+                <w:szCs w:val="20"/>
+              </w:rPr>
+              <w:t xml:space="preserve">INT-07</w:t>
+            </w:r>
+          </w:p>
+        </w:tc>
+        <w:tc>
+          <w:tcPr>
+            <w:tcW w:type="dxa" w:w="2600"/>
+            <w:tcBorders>
+              <w:top w:val="single" w:color="000000" w:sz="4"/>
+              <w:left w:val="single" w:color="000000" w:sz="4"/>
+              <w:bottom w:val="single" w:color="000000" w:sz="4"/>
+              <w:right w:val="single" w:color="000000" w:sz="4"/>
+            </w:tcBorders>
+          </w:tcPr>
+          <w:p>
+            <w:pPr>
+              <w:spacing w:after="40" w:line="276"/>
+            </w:pPr>
+            <w:r>
+              <w:rPr>
+                <w:rFonts w:ascii="Times New Roman" w:cs="Times New Roman" w:eastAsia="Times New Roman" w:hAnsi="Times New Roman"/>
+                <w:b w:val="false"/>
+                <w:bCs w:val="false"/>
+                <w:sz w:val="20"/>
+                <w:szCs w:val="20"/>
+              </w:rPr>
+              <w:t xml:space="preserve">Thesis API + Multer upload + filesystem</w:t>
+            </w:r>
+          </w:p>
+        </w:tc>
+        <w:tc>
+          <w:tcPr>
+            <w:tcW w:type="dxa" w:w="2400"/>
+            <w:tcBorders>
+              <w:top w:val="single" w:color="000000" w:sz="4"/>
+              <w:left w:val="single" w:color="000000" w:sz="4"/>
+              <w:bottom w:val="single" w:color="000000" w:sz="4"/>
+              <w:right w:val="single" w:color="000000" w:sz="4"/>
+            </w:tcBorders>
+          </w:tcPr>
+          <w:p>
+            <w:pPr>
+              <w:spacing w:after="40" w:line="276"/>
+            </w:pPr>
+            <w:r>
+              <w:rPr>
+                <w:rFonts w:ascii="Times New Roman" w:cs="Times New Roman" w:eastAsia="Times New Roman" w:hAnsi="Times New Roman"/>
+                <w:b w:val="false"/>
+                <w:bCs w:val="false"/>
+                <w:sz w:val="20"/>
+                <w:szCs w:val="20"/>
+              </w:rPr>
+              <w:t xml:space="preserve">Supervisor uploads final thesis PDF</w:t>
+            </w:r>
+          </w:p>
+        </w:tc>
+        <w:tc>
+          <w:tcPr>
+            <w:tcW w:type="dxa" w:w="2300"/>
+            <w:tcBorders>
+              <w:top w:val="single" w:color="000000" w:sz="4"/>
+              <w:left w:val="single" w:color="000000" w:sz="4"/>
+              <w:bottom w:val="single" w:color="000000" w:sz="4"/>
+              <w:right w:val="single" w:color="000000" w:sz="4"/>
+            </w:tcBorders>
+          </w:tcPr>
+          <w:p>
+            <w:pPr>
+              <w:spacing w:after="40" w:line="276"/>
+            </w:pPr>
+            <w:r>
+              <w:rPr>
+                <w:rFonts w:ascii="Times New Roman" w:cs="Times New Roman" w:eastAsia="Times New Roman" w:hAnsi="Times New Roman"/>
+                <w:b w:val="false"/>
+                <w:bCs w:val="false"/>
+                <w:sz w:val="20"/>
+                <w:szCs w:val="20"/>
+              </w:rPr>
+              <w:t xml:space="preserve">File stored under /uploads; download link works</w:t>
+            </w:r>
+          </w:p>
+        </w:tc>
+        <w:tc>
+          <w:tcPr>
+            <w:tcW w:type="dxa" w:w="800"/>
+            <w:tcBorders>
+              <w:top w:val="single" w:color="000000" w:sz="4"/>
+              <w:left w:val="single" w:color="000000" w:sz="4"/>
+              <w:bottom w:val="single" w:color="000000" w:sz="4"/>
+              <w:right w:val="single" w:color="000000" w:sz="4"/>
+            </w:tcBorders>
+          </w:tcPr>
+          <w:p>
+            <w:pPr>
+              <w:spacing w:after="40" w:line="276"/>
+            </w:pPr>
+            <w:r>
+              <w:rPr>
+                <w:rFonts w:ascii="Times New Roman" w:cs="Times New Roman" w:eastAsia="Times New Roman" w:hAnsi="Times New Roman"/>
+                <w:b w:val="false"/>
+                <w:bCs w:val="false"/>
+                <w:sz w:val="20"/>
+                <w:szCs w:val="20"/>
+              </w:rPr>
+              <w:t xml:space="preserve">Pass</w:t>
+            </w:r>
+          </w:p>
+        </w:tc>
+      </w:tr>
+      <w:tr>
+        <w:tc>
+          <w:tcPr>
+            <w:tcW w:type="dxa" w:w="900"/>
+            <w:tcBorders>
+              <w:top w:val="single" w:color="000000" w:sz="4"/>
+              <w:left w:val="single" w:color="000000" w:sz="4"/>
+              <w:bottom w:val="single" w:color="000000" w:sz="4"/>
+              <w:right w:val="single" w:color="000000" w:sz="4"/>
+            </w:tcBorders>
+          </w:tcPr>
+          <w:p>
+            <w:pPr>
+              <w:spacing w:after="40" w:line="276"/>
+            </w:pPr>
+            <w:r>
+              <w:rPr>
+                <w:rFonts w:ascii="Times New Roman" w:cs="Times New Roman" w:eastAsia="Times New Roman" w:hAnsi="Times New Roman"/>
+                <w:b w:val="false"/>
+                <w:bCs w:val="false"/>
+                <w:sz w:val="20"/>
+                <w:szCs w:val="20"/>
+              </w:rPr>
+              <w:t xml:space="preserve">INT-08</w:t>
+            </w:r>
+          </w:p>
+        </w:tc>
+        <w:tc>
+          <w:tcPr>
+            <w:tcW w:type="dxa" w:w="2600"/>
+            <w:tcBorders>
+              <w:top w:val="single" w:color="000000" w:sz="4"/>
+              <w:left w:val="single" w:color="000000" w:sz="4"/>
+              <w:bottom w:val="single" w:color="000000" w:sz="4"/>
+              <w:right w:val="single" w:color="000000" w:sz="4"/>
+            </w:tcBorders>
+          </w:tcPr>
+          <w:p>
+            <w:pPr>
+              <w:spacing w:after="40" w:line="276"/>
+            </w:pPr>
+            <w:r>
+              <w:rPr>
+                <w:rFonts w:ascii="Times New Roman" w:cs="Times New Roman" w:eastAsia="Times New Roman" w:hAnsi="Times New Roman"/>
+                <w:b w:val="false"/>
+                <w:bCs w:val="false"/>
+                <w:sz w:val="20"/>
+                <w:szCs w:val="20"/>
+              </w:rPr>
+              <w:t xml:space="preserve">Analytics API + multiple collections</w:t>
+            </w:r>
+          </w:p>
+        </w:tc>
+        <w:tc>
+          <w:tcPr>
+            <w:tcW w:type="dxa" w:w="2400"/>
+            <w:tcBorders>
+              <w:top w:val="single" w:color="000000" w:sz="4"/>
+              <w:left w:val="single" w:color="000000" w:sz="4"/>
+              <w:bottom w:val="single" w:color="000000" w:sz="4"/>
+              <w:right w:val="single" w:color="000000" w:sz="4"/>
+            </w:tcBorders>
+          </w:tcPr>
+          <w:p>
+            <w:pPr>
+              <w:spacing w:after="40" w:line="276"/>
+            </w:pPr>
+            <w:r>
+              <w:rPr>
+                <w:rFonts w:ascii="Times New Roman" w:cs="Times New Roman" w:eastAsia="Times New Roman" w:hAnsi="Times New Roman"/>
+                <w:b w:val="false"/>
+                <w:bCs w:val="false"/>
+                <w:sz w:val="20"/>
+                <w:szCs w:val="20"/>
+              </w:rPr>
+              <w:t xml:space="preserve">Director opens dashboard</w:t>
+            </w:r>
+          </w:p>
+        </w:tc>
+        <w:tc>
+          <w:tcPr>
+            <w:tcW w:type="dxa" w:w="2300"/>
+            <w:tcBorders>
+              <w:top w:val="single" w:color="000000" w:sz="4"/>
+              <w:left w:val="single" w:color="000000" w:sz="4"/>
+              <w:bottom w:val="single" w:color="000000" w:sz="4"/>
+              <w:right w:val="single" w:color="000000" w:sz="4"/>
+            </w:tcBorders>
+          </w:tcPr>
+          <w:p>
+            <w:pPr>
+              <w:spacing w:after="40" w:line="276"/>
+            </w:pPr>
+            <w:r>
+              <w:rPr>
+                <w:rFonts w:ascii="Times New Roman" w:cs="Times New Roman" w:eastAsia="Times New Roman" w:hAnsi="Times New Roman"/>
+                <w:b w:val="false"/>
+                <w:bCs w:val="false"/>
+                <w:sz w:val="20"/>
+                <w:szCs w:val="20"/>
+              </w:rPr>
+              <w:t xml:space="preserve">Live counts for proposals, projects, grants, thesis</w:t>
+            </w:r>
+          </w:p>
+        </w:tc>
+        <w:tc>
+          <w:tcPr>
+            <w:tcW w:type="dxa" w:w="800"/>
+            <w:tcBorders>
+              <w:top w:val="single" w:color="000000" w:sz="4"/>
+              <w:left w:val="single" w:color="000000" w:sz="4"/>
+              <w:bottom w:val="single" w:color="000000" w:sz="4"/>
+              <w:right w:val="single" w:color="000000" w:sz="4"/>
+            </w:tcBorders>
+          </w:tcPr>
+          <w:p>
+            <w:pPr>
+              <w:spacing w:after="40" w:line="276"/>
+            </w:pPr>
+            <w:r>
+              <w:rPr>
+                <w:rFonts w:ascii="Times New Roman" w:cs="Times New Roman" w:eastAsia="Times New Roman" w:hAnsi="Times New Roman"/>
+                <w:b w:val="false"/>
+                <w:bCs w:val="false"/>
+                <w:sz w:val="20"/>
+                <w:szCs w:val="20"/>
+              </w:rPr>
+              <w:t xml:space="preserve">Pass</w:t>
+            </w:r>
+          </w:p>
+        </w:tc>
+      </w:tr>
+      <w:tr>
+        <w:tc>
+          <w:tcPr>
+            <w:tcW w:type="dxa" w:w="900"/>
+            <w:tcBorders>
+              <w:top w:val="single" w:color="000000" w:sz="4"/>
+              <w:left w:val="single" w:color="000000" w:sz="4"/>
+              <w:bottom w:val="single" w:color="000000" w:sz="4"/>
+              <w:right w:val="single" w:color="000000" w:sz="4"/>
+            </w:tcBorders>
+          </w:tcPr>
+          <w:p>
+            <w:pPr>
+              <w:spacing w:after="40" w:line="276"/>
+            </w:pPr>
+            <w:r>
+              <w:rPr>
+                <w:rFonts w:ascii="Times New Roman" w:cs="Times New Roman" w:eastAsia="Times New Roman" w:hAnsi="Times New Roman"/>
+                <w:b w:val="false"/>
+                <w:bCs w:val="false"/>
+                <w:sz w:val="20"/>
+                <w:szCs w:val="20"/>
+              </w:rPr>
+              <w:t xml:space="preserve">INT-09</w:t>
+            </w:r>
+          </w:p>
+        </w:tc>
+        <w:tc>
+          <w:tcPr>
+            <w:tcW w:type="dxa" w:w="2600"/>
+            <w:tcBorders>
+              <w:top w:val="single" w:color="000000" w:sz="4"/>
+              <w:left w:val="single" w:color="000000" w:sz="4"/>
+              <w:bottom w:val="single" w:color="000000" w:sz="4"/>
+              <w:right w:val="single" w:color="000000" w:sz="4"/>
+            </w:tcBorders>
+          </w:tcPr>
+          <w:p>
+            <w:pPr>
+              <w:spacing w:after="40" w:line="276"/>
+            </w:pPr>
+            <w:r>
+              <w:rPr>
+                <w:rFonts w:ascii="Times New Roman" w:cs="Times New Roman" w:eastAsia="Times New Roman" w:hAnsi="Times New Roman"/>
+                <w:b w:val="false"/>
+                <w:bCs w:val="false"/>
+                <w:sz w:val="20"/>
+                <w:szCs w:val="20"/>
+              </w:rPr>
+              <w:t xml:space="preserve">verifyAllStakeholders.js script</w:t>
+            </w:r>
+          </w:p>
+        </w:tc>
+        <w:tc>
+          <w:tcPr>
+            <w:tcW w:type="dxa" w:w="2400"/>
+            <w:tcBorders>
+              <w:top w:val="single" w:color="000000" w:sz="4"/>
+              <w:left w:val="single" w:color="000000" w:sz="4"/>
+              <w:bottom w:val="single" w:color="000000" w:sz="4"/>
+              <w:right w:val="single" w:color="000000" w:sz="4"/>
+            </w:tcBorders>
+          </w:tcPr>
+          <w:p>
+            <w:pPr>
+              <w:spacing w:after="40" w:line="276"/>
+            </w:pPr>
+            <w:r>
+              <w:rPr>
+                <w:rFonts w:ascii="Times New Roman" w:cs="Times New Roman" w:eastAsia="Times New Roman" w:hAnsi="Times New Roman"/>
+                <w:b w:val="false"/>
+                <w:bCs w:val="false"/>
+                <w:sz w:val="20"/>
+                <w:szCs w:val="20"/>
+              </w:rPr>
+              <w:t xml:space="preserve">All five roles hit role-specific endpoints</w:t>
+            </w:r>
+          </w:p>
+        </w:tc>
+        <w:tc>
+          <w:tcPr>
+            <w:tcW w:type="dxa" w:w="2300"/>
+            <w:tcBorders>
+              <w:top w:val="single" w:color="000000" w:sz="4"/>
+              <w:left w:val="single" w:color="000000" w:sz="4"/>
+              <w:bottom w:val="single" w:color="000000" w:sz="4"/>
+              <w:right w:val="single" w:color="000000" w:sz="4"/>
+            </w:tcBorders>
+          </w:tcPr>
+          <w:p>
+            <w:pPr>
+              <w:spacing w:after="40" w:line="276"/>
+            </w:pPr>
+            <w:r>
+              <w:rPr>
+                <w:rFonts w:ascii="Times New Roman" w:cs="Times New Roman" w:eastAsia="Times New Roman" w:hAnsi="Times New Roman"/>
+                <w:b w:val="false"/>
+                <w:bCs w:val="false"/>
+                <w:sz w:val="20"/>
+                <w:szCs w:val="20"/>
+              </w:rPr>
+              <w:t xml:space="preserve">HTTP 200 for permitted routes</w:t>
+            </w:r>
+          </w:p>
+        </w:tc>
+        <w:tc>
+          <w:tcPr>
+            <w:tcW w:type="dxa" w:w="800"/>
+            <w:tcBorders>
+              <w:top w:val="single" w:color="000000" w:sz="4"/>
+              <w:left w:val="single" w:color="000000" w:sz="4"/>
+              <w:bottom w:val="single" w:color="000000" w:sz="4"/>
+              <w:right w:val="single" w:color="000000" w:sz="4"/>
+            </w:tcBorders>
+          </w:tcPr>
+          <w:p>
+            <w:pPr>
+              <w:spacing w:after="40" w:line="276"/>
+            </w:pPr>
+            <w:r>
+              <w:rPr>
+                <w:rFonts w:ascii="Times New Roman" w:cs="Times New Roman" w:eastAsia="Times New Roman" w:hAnsi="Times New Roman"/>
+                <w:b w:val="false"/>
+                <w:bCs w:val="false"/>
+                <w:sz w:val="20"/>
+                <w:szCs w:val="20"/>
+              </w:rPr>
+              <w:t xml:space="preserve">Pass</w:t>
+            </w:r>
+          </w:p>
+        </w:tc>
+      </w:tr>
+    </w:tbl>
+    <w:p>
+      <w:pPr>
+        <w:spacing w:after="200"/>
+      </w:pPr>
+    </w:p>
+    <w:p>
+      <w:pPr>
+        <w:pStyle w:val="Heading3"/>
+        <w:spacing w:after="200" w:before="360" w:line="480"/>
+      </w:pPr>
+      <w:r>
+        <w:rPr>
+          <w:rFonts w:ascii="Times New Roman" w:cs="Times New Roman" w:eastAsia="Times New Roman" w:hAnsi="Times New Roman"/>
+          <w:b/>
+          <w:bCs/>
+          <w:sz w:val="24"/>
+          <w:szCs w:val="24"/>
+        </w:rPr>
+        <w:t xml:space="preserve">4.2.1.4 Device Compatibility Testing</w:t>
+      </w:r>
+    </w:p>
+    <w:p>
+      <w:pPr>
+        <w:spacing w:after="200" w:line="480"/>
+        <w:jc w:val="both"/>
+      </w:pPr>
+      <w:r>
+        <w:rPr>
+          <w:rFonts w:ascii="Times New Roman" w:cs="Times New Roman" w:eastAsia="Times New Roman" w:hAnsi="Times New Roman"/>
+          <w:b w:val="false"/>
+          <w:bCs w:val="false"/>
+          <w:i w:val="false"/>
+          <w:iCs w:val="false"/>
+          <w:sz w:val="24"/>
+          <w:szCs w:val="24"/>
+        </w:rPr>
+        <w:t xml:space="preserve">Device compatibility testing evaluates whether the responsive web application renders correctly and remains usable across common screen sizes and browsers. Because this FYP is web-only (no native mobile app), compatibility testing focused on browser viewport emulation and physical desktop testing. Screenshots in Section 4.2 were captured at 1440×920 using Google Chrome against the local deployment.</w:t>
+      </w:r>
+    </w:p>
+    <w:p>
+      <w:pPr>
+        <w:spacing w:after="200" w:line="480"/>
+        <w:jc w:val="both"/>
+      </w:pPr>
+      <w:r>
+        <w:rPr>
+          <w:rFonts w:ascii="Times New Roman" w:cs="Times New Roman" w:eastAsia="Times New Roman" w:hAnsi="Times New Roman"/>
+          <w:b w:val="false"/>
+          <w:bCs w:val="false"/>
+          <w:i w:val="false"/>
+          <w:iCs w:val="false"/>
+          <w:sz w:val="24"/>
+          <w:szCs w:val="24"/>
+        </w:rPr>
+        <w:t xml:space="preserve">Test criteria for each viewport included: (1) layout integrity (sidebar, header, cards, tables); (2) readability of labels and status badges; (3) accessibility of primary actions (login, submit, assign, approve); and (4) navigation without horizontal overflow or hidden critical buttons.</w:t>
+      </w:r>
+    </w:p>
+    <w:p>
+      <w:pPr>
+        <w:spacing w:after="200" w:line="480"/>
+        <w:jc w:val="both"/>
+      </w:pPr>
+      <w:r>
+        <w:rPr>
+          <w:rFonts w:ascii="Times New Roman" w:cs="Times New Roman" w:eastAsia="Times New Roman" w:hAnsi="Times New Roman"/>
+          <w:b/>
+          <w:bCs/>
+          <w:i w:val="false"/>
+          <w:iCs w:val="false"/>
+          <w:sz w:val="24"/>
+          <w:szCs w:val="24"/>
+        </w:rPr>
+        <w:t xml:space="preserve">Table 4.9: Device and browser compatibility test schedule.</w:t>
+      </w:r>
+    </w:p>
+    <w:tbl>
+      <w:tblPr>
+        <w:tblW w:type="dxa" w:w="9000"/>
+        <w:tblBorders>
+          <w:top w:val="single" w:color="auto" w:sz="4"/>
+          <w:left w:val="single" w:color="auto" w:sz="4"/>
+          <w:bottom w:val="single" w:color="auto" w:sz="4"/>
+          <w:right w:val="single" w:color="auto" w:sz="4"/>
+          <w:insideH w:val="single" w:color="auto" w:sz="4"/>
+          <w:insideV w:val="single" w:color="auto" w:sz="4"/>
+        </w:tblBorders>
+      </w:tblPr>
+      <w:tblGrid>
+        <w:gridCol w:w="100"/>
+        <w:gridCol w:w="100"/>
+        <w:gridCol w:w="100"/>
+        <w:gridCol w:w="100"/>
+        <w:gridCol w:w="100"/>
+        <w:gridCol w:w="100"/>
+        <w:gridCol w:w="100"/>
+        <w:gridCol w:w="100"/>
+        <w:gridCol w:w="100"/>
+      </w:tblGrid>
+      <w:tr>
+        <w:tc>
+          <w:tcPr>
+            <w:tcW w:type="dxa" w:w="500"/>
+            <w:tcBorders>
+              <w:top w:val="single" w:color="000000" w:sz="4"/>
+              <w:left w:val="single" w:color="000000" w:sz="4"/>
+              <w:bottom w:val="single" w:color="000000" w:sz="4"/>
+              <w:right w:val="single" w:color="000000" w:sz="4"/>
+            </w:tcBorders>
+          </w:tcPr>
+          <w:p>
+            <w:pPr>
+              <w:spacing w:after="40" w:line="276"/>
+            </w:pPr>
+            <w:r>
+              <w:rPr>
+                <w:rFonts w:ascii="Times New Roman" w:cs="Times New Roman" w:eastAsia="Times New Roman" w:hAnsi="Times New Roman"/>
+                <w:b/>
+                <w:bCs/>
+                <w:sz w:val="20"/>
+                <w:szCs w:val="20"/>
+              </w:rPr>
+              <w:t xml:space="preserve">#</w:t>
+            </w:r>
+          </w:p>
+        </w:tc>
+        <w:tc>
+          <w:tcPr>
+            <w:tcW w:type="dxa" w:w="1400"/>
+            <w:tcBorders>
+              <w:top w:val="single" w:color="000000" w:sz="4"/>
+              <w:left w:val="single" w:color="000000" w:sz="4"/>
+              <w:bottom w:val="single" w:color="000000" w:sz="4"/>
+              <w:right w:val="single" w:color="000000" w:sz="4"/>
+            </w:tcBorders>
+          </w:tcPr>
+          <w:p>
+            <w:pPr>
+              <w:spacing w:after="40" w:line="276"/>
+            </w:pPr>
+            <w:r>
+              <w:rPr>
+                <w:rFonts w:ascii="Times New Roman" w:cs="Times New Roman" w:eastAsia="Times New Roman" w:hAnsi="Times New Roman"/>
+                <w:b/>
+                <w:bCs/>
+                <w:sz w:val="20"/>
+                <w:szCs w:val="20"/>
+              </w:rPr>
+              <w:t xml:space="preserve">Device profile</w:t>
+            </w:r>
+          </w:p>
+        </w:tc>
+        <w:tc>
+          <w:tcPr>
+            <w:tcW w:type="dxa" w:w="1100"/>
+            <w:tcBorders>
+              <w:top w:val="single" w:color="000000" w:sz="4"/>
+              <w:left w:val="single" w:color="000000" w:sz="4"/>
+              <w:bottom w:val="single" w:color="000000" w:sz="4"/>
+              <w:right w:val="single" w:color="000000" w:sz="4"/>
+            </w:tcBorders>
+          </w:tcPr>
+          <w:p>
+            <w:pPr>
+              <w:spacing w:after="40" w:line="276"/>
+            </w:pPr>
+            <w:r>
+              <w:rPr>
+                <w:rFonts w:ascii="Times New Roman" w:cs="Times New Roman" w:eastAsia="Times New Roman" w:hAnsi="Times New Roman"/>
+                <w:b/>
+                <w:bCs/>
+                <w:sz w:val="20"/>
+                <w:szCs w:val="20"/>
+              </w:rPr>
+              <w:t xml:space="preserve">Viewport (px)</w:t>
+            </w:r>
+          </w:p>
+        </w:tc>
+        <w:tc>
+          <w:tcPr>
+            <w:tcW w:type="dxa" w:w="1100"/>
+            <w:tcBorders>
+              <w:top w:val="single" w:color="000000" w:sz="4"/>
+              <w:left w:val="single" w:color="000000" w:sz="4"/>
+              <w:bottom w:val="single" w:color="000000" w:sz="4"/>
+              <w:right w:val="single" w:color="000000" w:sz="4"/>
+            </w:tcBorders>
+          </w:tcPr>
+          <w:p>
+            <w:pPr>
+              <w:spacing w:after="40" w:line="276"/>
+            </w:pPr>
+            <w:r>
+              <w:rPr>
+                <w:rFonts w:ascii="Times New Roman" w:cs="Times New Roman" w:eastAsia="Times New Roman" w:hAnsi="Times New Roman"/>
+                <w:b/>
+                <w:bCs/>
+                <w:sz w:val="20"/>
+                <w:szCs w:val="20"/>
+              </w:rPr>
+              <w:t xml:space="preserve">Browser</w:t>
+            </w:r>
+          </w:p>
+        </w:tc>
+        <w:tc>
+          <w:tcPr>
+            <w:tcW w:type="dxa" w:w="1800"/>
+            <w:tcBorders>
+              <w:top w:val="single" w:color="000000" w:sz="4"/>
+              <w:left w:val="single" w:color="000000" w:sz="4"/>
+              <w:bottom w:val="single" w:color="000000" w:sz="4"/>
+              <w:right w:val="single" w:color="000000" w:sz="4"/>
+            </w:tcBorders>
+          </w:tcPr>
+          <w:p>
+            <w:pPr>
+              <w:spacing w:after="40" w:line="276"/>
+            </w:pPr>
+            <w:r>
+              <w:rPr>
+                <w:rFonts w:ascii="Times New Roman" w:cs="Times New Roman" w:eastAsia="Times New Roman" w:hAnsi="Times New Roman"/>
+                <w:b/>
+                <w:bCs/>
+                <w:sz w:val="20"/>
+                <w:szCs w:val="20"/>
+              </w:rPr>
+              <w:t xml:space="preserve">Pages tested</w:t>
+            </w:r>
+          </w:p>
+        </w:tc>
+        <w:tc>
+          <w:tcPr>
+            <w:tcW w:type="dxa" w:w="900"/>
+            <w:tcBorders>
+              <w:top w:val="single" w:color="000000" w:sz="4"/>
+              <w:left w:val="single" w:color="000000" w:sz="4"/>
+              <w:bottom w:val="single" w:color="000000" w:sz="4"/>
+              <w:right w:val="single" w:color="000000" w:sz="4"/>
+            </w:tcBorders>
+          </w:tcPr>
+          <w:p>
+            <w:pPr>
+              <w:spacing w:after="40" w:line="276"/>
+            </w:pPr>
+            <w:r>
+              <w:rPr>
+                <w:rFonts w:ascii="Times New Roman" w:cs="Times New Roman" w:eastAsia="Times New Roman" w:hAnsi="Times New Roman"/>
+                <w:b/>
+                <w:bCs/>
+                <w:sz w:val="20"/>
+                <w:szCs w:val="20"/>
+              </w:rPr>
+              <w:t xml:space="preserve">Date</w:t>
+            </w:r>
+          </w:p>
+        </w:tc>
+        <w:tc>
+          <w:tcPr>
+            <w:tcW w:type="dxa" w:w="700"/>
+            <w:tcBorders>
+              <w:top w:val="single" w:color="000000" w:sz="4"/>
+              <w:left w:val="single" w:color="000000" w:sz="4"/>
+              <w:bottom w:val="single" w:color="000000" w:sz="4"/>
+              <w:right w:val="single" w:color="000000" w:sz="4"/>
+            </w:tcBorders>
+          </w:tcPr>
+          <w:p>
+            <w:pPr>
+              <w:spacing w:after="40" w:line="276"/>
+            </w:pPr>
+            <w:r>
+              <w:rPr>
+                <w:rFonts w:ascii="Times New Roman" w:cs="Times New Roman" w:eastAsia="Times New Roman" w:hAnsi="Times New Roman"/>
+                <w:b/>
+                <w:bCs/>
+                <w:sz w:val="20"/>
+                <w:szCs w:val="20"/>
+              </w:rPr>
+              <w:t xml:space="preserve">Layout</w:t>
+            </w:r>
+          </w:p>
+        </w:tc>
+        <w:tc>
+          <w:tcPr>
+            <w:tcW w:type="dxa" w:w="800"/>
+            <w:tcBorders>
+              <w:top w:val="single" w:color="000000" w:sz="4"/>
+              <w:left w:val="single" w:color="000000" w:sz="4"/>
+              <w:bottom w:val="single" w:color="000000" w:sz="4"/>
+              <w:right w:val="single" w:color="000000" w:sz="4"/>
+            </w:tcBorders>
+          </w:tcPr>
+          <w:p>
+            <w:pPr>
+              <w:spacing w:after="40" w:line="276"/>
+            </w:pPr>
+            <w:r>
+              <w:rPr>
+                <w:rFonts w:ascii="Times New Roman" w:cs="Times New Roman" w:eastAsia="Times New Roman" w:hAnsi="Times New Roman"/>
+                <w:b/>
+                <w:bCs/>
+                <w:sz w:val="20"/>
+                <w:szCs w:val="20"/>
+              </w:rPr>
+              <w:t xml:space="preserve">Functions</w:t>
+            </w:r>
+          </w:p>
+        </w:tc>
+        <w:tc>
+          <w:tcPr>
+            <w:tcW w:type="dxa" w:w="700"/>
+            <w:tcBorders>
+              <w:top w:val="single" w:color="000000" w:sz="4"/>
+              <w:left w:val="single" w:color="000000" w:sz="4"/>
+              <w:bottom w:val="single" w:color="000000" w:sz="4"/>
+              <w:right w:val="single" w:color="000000" w:sz="4"/>
+            </w:tcBorders>
+          </w:tcPr>
+          <w:p>
+            <w:pPr>
+              <w:spacing w:after="40" w:line="276"/>
+            </w:pPr>
+            <w:r>
+              <w:rPr>
+                <w:rFonts w:ascii="Times New Roman" w:cs="Times New Roman" w:eastAsia="Times New Roman" w:hAnsi="Times New Roman"/>
+                <w:b/>
+                <w:bCs/>
+                <w:sz w:val="20"/>
+                <w:szCs w:val="20"/>
+              </w:rPr>
+              <w:t xml:space="preserve">Overall</w:t>
+            </w:r>
+          </w:p>
+        </w:tc>
+      </w:tr>
+      <w:tr>
+        <w:tc>
+          <w:tcPr>
+            <w:tcW w:type="dxa" w:w="500"/>
+            <w:tcBorders>
+              <w:top w:val="single" w:color="000000" w:sz="4"/>
+              <w:left w:val="single" w:color="000000" w:sz="4"/>
+              <w:bottom w:val="single" w:color="000000" w:sz="4"/>
+              <w:right w:val="single" w:color="000000" w:sz="4"/>
+            </w:tcBorders>
+          </w:tcPr>
+          <w:p>
+            <w:pPr>
+              <w:spacing w:after="40" w:line="276"/>
+            </w:pPr>
+            <w:r>
+              <w:rPr>
+                <w:rFonts w:ascii="Times New Roman" w:cs="Times New Roman" w:eastAsia="Times New Roman" w:hAnsi="Times New Roman"/>
+                <w:b w:val="false"/>
+                <w:bCs w:val="false"/>
+                <w:sz w:val="20"/>
+                <w:szCs w:val="20"/>
+              </w:rPr>
+              <w:t xml:space="preserve">1</w:t>
+            </w:r>
+          </w:p>
+        </w:tc>
+        <w:tc>
+          <w:tcPr>
+            <w:tcW w:type="dxa" w:w="1400"/>
+            <w:tcBorders>
+              <w:top w:val="single" w:color="000000" w:sz="4"/>
+              <w:left w:val="single" w:color="000000" w:sz="4"/>
+              <w:bottom w:val="single" w:color="000000" w:sz="4"/>
+              <w:right w:val="single" w:color="000000" w:sz="4"/>
+            </w:tcBorders>
+          </w:tcPr>
+          <w:p>
+            <w:pPr>
+              <w:spacing w:after="40" w:line="276"/>
+            </w:pPr>
+            <w:r>
+              <w:rPr>
+                <w:rFonts w:ascii="Times New Roman" w:cs="Times New Roman" w:eastAsia="Times New Roman" w:hAnsi="Times New Roman"/>
+                <w:b w:val="false"/>
+                <w:bCs w:val="false"/>
+                <w:sz w:val="20"/>
+                <w:szCs w:val="20"/>
+              </w:rPr>
+              <w:t xml:space="preserve">Desktop (lab PC)</w:t>
+            </w:r>
+          </w:p>
+        </w:tc>
+        <w:tc>
+          <w:tcPr>
+            <w:tcW w:type="dxa" w:w="1100"/>
+            <w:tcBorders>
+              <w:top w:val="single" w:color="000000" w:sz="4"/>
+              <w:left w:val="single" w:color="000000" w:sz="4"/>
+              <w:bottom w:val="single" w:color="000000" w:sz="4"/>
+              <w:right w:val="single" w:color="000000" w:sz="4"/>
+            </w:tcBorders>
+          </w:tcPr>
+          <w:p>
+            <w:pPr>
+              <w:spacing w:after="40" w:line="276"/>
+            </w:pPr>
+            <w:r>
+              <w:rPr>
+                <w:rFonts w:ascii="Times New Roman" w:cs="Times New Roman" w:eastAsia="Times New Roman" w:hAnsi="Times New Roman"/>
+                <w:b w:val="false"/>
+                <w:bCs w:val="false"/>
+                <w:sz w:val="20"/>
+                <w:szCs w:val="20"/>
+              </w:rPr>
+              <w:t xml:space="preserve">1920 × 1080</w:t>
+            </w:r>
+          </w:p>
+        </w:tc>
+        <w:tc>
+          <w:tcPr>
+            <w:tcW w:type="dxa" w:w="1100"/>
+            <w:tcBorders>
+              <w:top w:val="single" w:color="000000" w:sz="4"/>
+              <w:left w:val="single" w:color="000000" w:sz="4"/>
+              <w:bottom w:val="single" w:color="000000" w:sz="4"/>
+              <w:right w:val="single" w:color="000000" w:sz="4"/>
+            </w:tcBorders>
+          </w:tcPr>
+          <w:p>
+            <w:pPr>
+              <w:spacing w:after="40" w:line="276"/>
+            </w:pPr>
+            <w:r>
+              <w:rPr>
+                <w:rFonts w:ascii="Times New Roman" w:cs="Times New Roman" w:eastAsia="Times New Roman" w:hAnsi="Times New Roman"/>
+                <w:b w:val="false"/>
+                <w:bCs w:val="false"/>
+                <w:sz w:val="20"/>
+                <w:szCs w:val="20"/>
+              </w:rPr>
+              <w:t xml:space="preserve">Google Chrome</w:t>
+            </w:r>
+          </w:p>
+        </w:tc>
+        <w:tc>
+          <w:tcPr>
+            <w:tcW w:type="dxa" w:w="1800"/>
+            <w:tcBorders>
+              <w:top w:val="single" w:color="000000" w:sz="4"/>
+              <w:left w:val="single" w:color="000000" w:sz="4"/>
+              <w:bottom w:val="single" w:color="000000" w:sz="4"/>
+              <w:right w:val="single" w:color="000000" w:sz="4"/>
+            </w:tcBorders>
+          </w:tcPr>
+          <w:p>
+            <w:pPr>
+              <w:spacing w:after="40" w:line="276"/>
+            </w:pPr>
+            <w:r>
+              <w:rPr>
+                <w:rFonts w:ascii="Times New Roman" w:cs="Times New Roman" w:eastAsia="Times New Roman" w:hAnsi="Times New Roman"/>
+                <w:b w:val="false"/>
+                <w:bCs w:val="false"/>
+                <w:sz w:val="20"/>
+                <w:szCs w:val="20"/>
+              </w:rPr>
+              <w:t xml:space="preserve">Login, Dashboard, Proposals, Review, Thesis</w:t>
+            </w:r>
+          </w:p>
+        </w:tc>
+        <w:tc>
+          <w:tcPr>
+            <w:tcW w:type="dxa" w:w="900"/>
+            <w:tcBorders>
+              <w:top w:val="single" w:color="000000" w:sz="4"/>
+              <w:left w:val="single" w:color="000000" w:sz="4"/>
+              <w:bottom w:val="single" w:color="000000" w:sz="4"/>
+              <w:right w:val="single" w:color="000000" w:sz="4"/>
+            </w:tcBorders>
+          </w:tcPr>
+          <w:p>
+            <w:pPr>
+              <w:spacing w:after="40" w:line="276"/>
+            </w:pPr>
+            <w:r>
+              <w:rPr>
+                <w:rFonts w:ascii="Times New Roman" w:cs="Times New Roman" w:eastAsia="Times New Roman" w:hAnsi="Times New Roman"/>
+                <w:b w:val="false"/>
+                <w:bCs w:val="false"/>
+                <w:sz w:val="20"/>
+                <w:szCs w:val="20"/>
+              </w:rPr>
+              <w:t xml:space="preserve">24 Jul 2026</w:t>
+            </w:r>
+          </w:p>
+        </w:tc>
+        <w:tc>
+          <w:tcPr>
+            <w:tcW w:type="dxa" w:w="700"/>
+            <w:tcBorders>
+              <w:top w:val="single" w:color="000000" w:sz="4"/>
+              <w:left w:val="single" w:color="000000" w:sz="4"/>
+              <w:bottom w:val="single" w:color="000000" w:sz="4"/>
+              <w:right w:val="single" w:color="000000" w:sz="4"/>
+            </w:tcBorders>
+          </w:tcPr>
+          <w:p>
+            <w:pPr>
+              <w:spacing w:after="40" w:line="276"/>
+            </w:pPr>
+            <w:r>
+              <w:rPr>
+                <w:rFonts w:ascii="Times New Roman" w:cs="Times New Roman" w:eastAsia="Times New Roman" w:hAnsi="Times New Roman"/>
+                <w:b w:val="false"/>
+                <w:bCs w:val="false"/>
+                <w:sz w:val="20"/>
+                <w:szCs w:val="20"/>
+              </w:rPr>
+              <w:t xml:space="preserve">Pass</w:t>
+            </w:r>
+          </w:p>
+        </w:tc>
+        <w:tc>
+          <w:tcPr>
+            <w:tcW w:type="dxa" w:w="800"/>
+            <w:tcBorders>
+              <w:top w:val="single" w:color="000000" w:sz="4"/>
+              <w:left w:val="single" w:color="000000" w:sz="4"/>
+              <w:bottom w:val="single" w:color="000000" w:sz="4"/>
+              <w:right w:val="single" w:color="000000" w:sz="4"/>
+            </w:tcBorders>
+          </w:tcPr>
+          <w:p>
+            <w:pPr>
+              <w:spacing w:after="40" w:line="276"/>
+            </w:pPr>
+            <w:r>
+              <w:rPr>
+                <w:rFonts w:ascii="Times New Roman" w:cs="Times New Roman" w:eastAsia="Times New Roman" w:hAnsi="Times New Roman"/>
+                <w:b w:val="false"/>
+                <w:bCs w:val="false"/>
+                <w:sz w:val="20"/>
+                <w:szCs w:val="20"/>
+              </w:rPr>
+              <w:t xml:space="preserve">Pass</w:t>
+            </w:r>
+          </w:p>
+        </w:tc>
+        <w:tc>
+          <w:tcPr>
+            <w:tcW w:type="dxa" w:w="700"/>
+            <w:tcBorders>
+              <w:top w:val="single" w:color="000000" w:sz="4"/>
+              <w:left w:val="single" w:color="000000" w:sz="4"/>
+              <w:bottom w:val="single" w:color="000000" w:sz="4"/>
+              <w:right w:val="single" w:color="000000" w:sz="4"/>
+            </w:tcBorders>
+          </w:tcPr>
+          <w:p>
+            <w:pPr>
+              <w:spacing w:after="40" w:line="276"/>
+            </w:pPr>
+            <w:r>
+              <w:rPr>
+                <w:rFonts w:ascii="Times New Roman" w:cs="Times New Roman" w:eastAsia="Times New Roman" w:hAnsi="Times New Roman"/>
+                <w:b w:val="false"/>
+                <w:bCs w:val="false"/>
+                <w:sz w:val="20"/>
+                <w:szCs w:val="20"/>
+              </w:rPr>
+              <w:t xml:space="preserve">Pass</w:t>
+            </w:r>
+          </w:p>
+        </w:tc>
+      </w:tr>
+      <w:tr>
+        <w:tc>
+          <w:tcPr>
+            <w:tcW w:type="dxa" w:w="500"/>
+            <w:tcBorders>
+              <w:top w:val="single" w:color="000000" w:sz="4"/>
+              <w:left w:val="single" w:color="000000" w:sz="4"/>
+              <w:bottom w:val="single" w:color="000000" w:sz="4"/>
+              <w:right w:val="single" w:color="000000" w:sz="4"/>
+            </w:tcBorders>
+          </w:tcPr>
+          <w:p>
+            <w:pPr>
+              <w:spacing w:after="40" w:line="276"/>
+            </w:pPr>
+            <w:r>
+              <w:rPr>
+                <w:rFonts w:ascii="Times New Roman" w:cs="Times New Roman" w:eastAsia="Times New Roman" w:hAnsi="Times New Roman"/>
+                <w:b w:val="false"/>
+                <w:bCs w:val="false"/>
+                <w:sz w:val="20"/>
+                <w:szCs w:val="20"/>
+              </w:rPr>
+              <w:t xml:space="preserve">2</w:t>
+            </w:r>
+          </w:p>
+        </w:tc>
+        <w:tc>
+          <w:tcPr>
+            <w:tcW w:type="dxa" w:w="1400"/>
+            <w:tcBorders>
+              <w:top w:val="single" w:color="000000" w:sz="4"/>
+              <w:left w:val="single" w:color="000000" w:sz="4"/>
+              <w:bottom w:val="single" w:color="000000" w:sz="4"/>
+              <w:right w:val="single" w:color="000000" w:sz="4"/>
+            </w:tcBorders>
+          </w:tcPr>
+          <w:p>
+            <w:pPr>
+              <w:spacing w:after="40" w:line="276"/>
+            </w:pPr>
+            <w:r>
+              <w:rPr>
+                <w:rFonts w:ascii="Times New Roman" w:cs="Times New Roman" w:eastAsia="Times New Roman" w:hAnsi="Times New Roman"/>
+                <w:b w:val="false"/>
+                <w:bCs w:val="false"/>
+                <w:sz w:val="20"/>
+                <w:szCs w:val="20"/>
+              </w:rPr>
+              <w:t xml:space="preserve">Desktop (lab PC)</w:t>
+            </w:r>
+          </w:p>
+        </w:tc>
+        <w:tc>
+          <w:tcPr>
+            <w:tcW w:type="dxa" w:w="1100"/>
+            <w:tcBorders>
+              <w:top w:val="single" w:color="000000" w:sz="4"/>
+              <w:left w:val="single" w:color="000000" w:sz="4"/>
+              <w:bottom w:val="single" w:color="000000" w:sz="4"/>
+              <w:right w:val="single" w:color="000000" w:sz="4"/>
+            </w:tcBorders>
+          </w:tcPr>
+          <w:p>
+            <w:pPr>
+              <w:spacing w:after="40" w:line="276"/>
+            </w:pPr>
+            <w:r>
+              <w:rPr>
+                <w:rFonts w:ascii="Times New Roman" w:cs="Times New Roman" w:eastAsia="Times New Roman" w:hAnsi="Times New Roman"/>
+                <w:b w:val="false"/>
+                <w:bCs w:val="false"/>
+                <w:sz w:val="20"/>
+                <w:szCs w:val="20"/>
+              </w:rPr>
+              <w:t xml:space="preserve">1920 × 1080</w:t>
+            </w:r>
+          </w:p>
+        </w:tc>
+        <w:tc>
+          <w:tcPr>
+            <w:tcW w:type="dxa" w:w="1100"/>
+            <w:tcBorders>
+              <w:top w:val="single" w:color="000000" w:sz="4"/>
+              <w:left w:val="single" w:color="000000" w:sz="4"/>
+              <w:bottom w:val="single" w:color="000000" w:sz="4"/>
+              <w:right w:val="single" w:color="000000" w:sz="4"/>
+            </w:tcBorders>
+          </w:tcPr>
+          <w:p>
+            <w:pPr>
+              <w:spacing w:after="40" w:line="276"/>
+            </w:pPr>
+            <w:r>
+              <w:rPr>
+                <w:rFonts w:ascii="Times New Roman" w:cs="Times New Roman" w:eastAsia="Times New Roman" w:hAnsi="Times New Roman"/>
+                <w:b w:val="false"/>
+                <w:bCs w:val="false"/>
+                <w:sz w:val="20"/>
+                <w:szCs w:val="20"/>
+              </w:rPr>
+              <w:t xml:space="preserve">Microsoft Edge</w:t>
+            </w:r>
+          </w:p>
+        </w:tc>
+        <w:tc>
+          <w:tcPr>
+            <w:tcW w:type="dxa" w:w="1800"/>
+            <w:tcBorders>
+              <w:top w:val="single" w:color="000000" w:sz="4"/>
+              <w:left w:val="single" w:color="000000" w:sz="4"/>
+              <w:bottom w:val="single" w:color="000000" w:sz="4"/>
+              <w:right w:val="single" w:color="000000" w:sz="4"/>
+            </w:tcBorders>
+          </w:tcPr>
+          <w:p>
+            <w:pPr>
+              <w:spacing w:after="40" w:line="276"/>
+            </w:pPr>
+            <w:r>
+              <w:rPr>
+                <w:rFonts w:ascii="Times New Roman" w:cs="Times New Roman" w:eastAsia="Times New Roman" w:hAnsi="Times New Roman"/>
+                <w:b w:val="false"/>
+                <w:bCs w:val="false"/>
+                <w:sz w:val="20"/>
+                <w:szCs w:val="20"/>
+              </w:rPr>
+              <w:t xml:space="preserve">Login, Dashboard, Funding Calls</w:t>
+            </w:r>
+          </w:p>
+        </w:tc>
+        <w:tc>
+          <w:tcPr>
+            <w:tcW w:type="dxa" w:w="900"/>
+            <w:tcBorders>
+              <w:top w:val="single" w:color="000000" w:sz="4"/>
+              <w:left w:val="single" w:color="000000" w:sz="4"/>
+              <w:bottom w:val="single" w:color="000000" w:sz="4"/>
+              <w:right w:val="single" w:color="000000" w:sz="4"/>
+            </w:tcBorders>
+          </w:tcPr>
+          <w:p>
+            <w:pPr>
+              <w:spacing w:after="40" w:line="276"/>
+            </w:pPr>
+            <w:r>
+              <w:rPr>
+                <w:rFonts w:ascii="Times New Roman" w:cs="Times New Roman" w:eastAsia="Times New Roman" w:hAnsi="Times New Roman"/>
+                <w:b w:val="false"/>
+                <w:bCs w:val="false"/>
+                <w:sz w:val="20"/>
+                <w:szCs w:val="20"/>
+              </w:rPr>
+              <w:t xml:space="preserve">24 Jul 2026</w:t>
+            </w:r>
+          </w:p>
+        </w:tc>
+        <w:tc>
+          <w:tcPr>
+            <w:tcW w:type="dxa" w:w="700"/>
+            <w:tcBorders>
+              <w:top w:val="single" w:color="000000" w:sz="4"/>
+              <w:left w:val="single" w:color="000000" w:sz="4"/>
+              <w:bottom w:val="single" w:color="000000" w:sz="4"/>
+              <w:right w:val="single" w:color="000000" w:sz="4"/>
+            </w:tcBorders>
+          </w:tcPr>
+          <w:p>
+            <w:pPr>
+              <w:spacing w:after="40" w:line="276"/>
+            </w:pPr>
+            <w:r>
+              <w:rPr>
+                <w:rFonts w:ascii="Times New Roman" w:cs="Times New Roman" w:eastAsia="Times New Roman" w:hAnsi="Times New Roman"/>
+                <w:b w:val="false"/>
+                <w:bCs w:val="false"/>
+                <w:sz w:val="20"/>
+                <w:szCs w:val="20"/>
+              </w:rPr>
+              <w:t xml:space="preserve">Pass</w:t>
+            </w:r>
+          </w:p>
+        </w:tc>
+        <w:tc>
+          <w:tcPr>
+            <w:tcW w:type="dxa" w:w="800"/>
+            <w:tcBorders>
+              <w:top w:val="single" w:color="000000" w:sz="4"/>
+              <w:left w:val="single" w:color="000000" w:sz="4"/>
+              <w:bottom w:val="single" w:color="000000" w:sz="4"/>
+              <w:right w:val="single" w:color="000000" w:sz="4"/>
+            </w:tcBorders>
+          </w:tcPr>
+          <w:p>
+            <w:pPr>
+              <w:spacing w:after="40" w:line="276"/>
+            </w:pPr>
+            <w:r>
+              <w:rPr>
+                <w:rFonts w:ascii="Times New Roman" w:cs="Times New Roman" w:eastAsia="Times New Roman" w:hAnsi="Times New Roman"/>
+                <w:b w:val="false"/>
+                <w:bCs w:val="false"/>
+                <w:sz w:val="20"/>
+                <w:szCs w:val="20"/>
+              </w:rPr>
+              <w:t xml:space="preserve">Pass</w:t>
+            </w:r>
+          </w:p>
+        </w:tc>
+        <w:tc>
+          <w:tcPr>
+            <w:tcW w:type="dxa" w:w="700"/>
+            <w:tcBorders>
+              <w:top w:val="single" w:color="000000" w:sz="4"/>
+              <w:left w:val="single" w:color="000000" w:sz="4"/>
+              <w:bottom w:val="single" w:color="000000" w:sz="4"/>
+              <w:right w:val="single" w:color="000000" w:sz="4"/>
+            </w:tcBorders>
+          </w:tcPr>
+          <w:p>
+            <w:pPr>
+              <w:spacing w:after="40" w:line="276"/>
+            </w:pPr>
+            <w:r>
+              <w:rPr>
+                <w:rFonts w:ascii="Times New Roman" w:cs="Times New Roman" w:eastAsia="Times New Roman" w:hAnsi="Times New Roman"/>
+                <w:b w:val="false"/>
+                <w:bCs w:val="false"/>
+                <w:sz w:val="20"/>
+                <w:szCs w:val="20"/>
+              </w:rPr>
+              <w:t xml:space="preserve">Pass</w:t>
+            </w:r>
+          </w:p>
+        </w:tc>
+      </w:tr>
+      <w:tr>
+        <w:tc>
+          <w:tcPr>
+            <w:tcW w:type="dxa" w:w="500"/>
+            <w:tcBorders>
+              <w:top w:val="single" w:color="000000" w:sz="4"/>
+              <w:left w:val="single" w:color="000000" w:sz="4"/>
+              <w:bottom w:val="single" w:color="000000" w:sz="4"/>
+              <w:right w:val="single" w:color="000000" w:sz="4"/>
+            </w:tcBorders>
+          </w:tcPr>
+          <w:p>
+            <w:pPr>
+              <w:spacing w:after="40" w:line="276"/>
+            </w:pPr>
+            <w:r>
+              <w:rPr>
+                <w:rFonts w:ascii="Times New Roman" w:cs="Times New Roman" w:eastAsia="Times New Roman" w:hAnsi="Times New Roman"/>
+                <w:b w:val="false"/>
+                <w:bCs w:val="false"/>
+                <w:sz w:val="20"/>
+                <w:szCs w:val="20"/>
+              </w:rPr>
+              <w:t xml:space="preserve">3</w:t>
+            </w:r>
+          </w:p>
+        </w:tc>
+        <w:tc>
+          <w:tcPr>
+            <w:tcW w:type="dxa" w:w="1400"/>
+            <w:tcBorders>
+              <w:top w:val="single" w:color="000000" w:sz="4"/>
+              <w:left w:val="single" w:color="000000" w:sz="4"/>
+              <w:bottom w:val="single" w:color="000000" w:sz="4"/>
+              <w:right w:val="single" w:color="000000" w:sz="4"/>
+            </w:tcBorders>
+          </w:tcPr>
+          <w:p>
+            <w:pPr>
+              <w:spacing w:after="40" w:line="276"/>
+            </w:pPr>
+            <w:r>
+              <w:rPr>
+                <w:rFonts w:ascii="Times New Roman" w:cs="Times New Roman" w:eastAsia="Times New Roman" w:hAnsi="Times New Roman"/>
+                <w:b w:val="false"/>
+                <w:bCs w:val="false"/>
+                <w:sz w:val="20"/>
+                <w:szCs w:val="20"/>
+              </w:rPr>
+              <w:t xml:space="preserve">Laptop</w:t>
+            </w:r>
+          </w:p>
+        </w:tc>
+        <w:tc>
+          <w:tcPr>
+            <w:tcW w:type="dxa" w:w="1100"/>
+            <w:tcBorders>
+              <w:top w:val="single" w:color="000000" w:sz="4"/>
+              <w:left w:val="single" w:color="000000" w:sz="4"/>
+              <w:bottom w:val="single" w:color="000000" w:sz="4"/>
+              <w:right w:val="single" w:color="000000" w:sz="4"/>
+            </w:tcBorders>
+          </w:tcPr>
+          <w:p>
+            <w:pPr>
+              <w:spacing w:after="40" w:line="276"/>
+            </w:pPr>
+            <w:r>
+              <w:rPr>
+                <w:rFonts w:ascii="Times New Roman" w:cs="Times New Roman" w:eastAsia="Times New Roman" w:hAnsi="Times New Roman"/>
+                <w:b w:val="false"/>
+                <w:bCs w:val="false"/>
+                <w:sz w:val="20"/>
+                <w:szCs w:val="20"/>
+              </w:rPr>
+              <w:t xml:space="preserve">1440 × 920</w:t>
+            </w:r>
+          </w:p>
+        </w:tc>
+        <w:tc>
+          <w:tcPr>
+            <w:tcW w:type="dxa" w:w="1100"/>
+            <w:tcBorders>
+              <w:top w:val="single" w:color="000000" w:sz="4"/>
+              <w:left w:val="single" w:color="000000" w:sz="4"/>
+              <w:bottom w:val="single" w:color="000000" w:sz="4"/>
+              <w:right w:val="single" w:color="000000" w:sz="4"/>
+            </w:tcBorders>
+          </w:tcPr>
+          <w:p>
+            <w:pPr>
+              <w:spacing w:after="40" w:line="276"/>
+            </w:pPr>
+            <w:r>
+              <w:rPr>
+                <w:rFonts w:ascii="Times New Roman" w:cs="Times New Roman" w:eastAsia="Times New Roman" w:hAnsi="Times New Roman"/>
+                <w:b w:val="false"/>
+                <w:bCs w:val="false"/>
+                <w:sz w:val="20"/>
+                <w:szCs w:val="20"/>
+              </w:rPr>
+              <w:t xml:space="preserve">Google Chrome</w:t>
+            </w:r>
+          </w:p>
+        </w:tc>
+        <w:tc>
+          <w:tcPr>
+            <w:tcW w:type="dxa" w:w="1800"/>
+            <w:tcBorders>
+              <w:top w:val="single" w:color="000000" w:sz="4"/>
+              <w:left w:val="single" w:color="000000" w:sz="4"/>
+              <w:bottom w:val="single" w:color="000000" w:sz="4"/>
+              <w:right w:val="single" w:color="000000" w:sz="4"/>
+            </w:tcBorders>
+          </w:tcPr>
+          <w:p>
+            <w:pPr>
+              <w:spacing w:after="40" w:line="276"/>
+            </w:pPr>
+            <w:r>
+              <w:rPr>
+                <w:rFonts w:ascii="Times New Roman" w:cs="Times New Roman" w:eastAsia="Times New Roman" w:hAnsi="Times New Roman"/>
+                <w:b w:val="false"/>
+                <w:bCs w:val="false"/>
+                <w:sz w:val="20"/>
+                <w:szCs w:val="20"/>
+              </w:rPr>
+              <w:t xml:space="preserve">All major modules (screenshots Sec. 4.2)</w:t>
+            </w:r>
+          </w:p>
+        </w:tc>
+        <w:tc>
+          <w:tcPr>
+            <w:tcW w:type="dxa" w:w="900"/>
+            <w:tcBorders>
+              <w:top w:val="single" w:color="000000" w:sz="4"/>
+              <w:left w:val="single" w:color="000000" w:sz="4"/>
+              <w:bottom w:val="single" w:color="000000" w:sz="4"/>
+              <w:right w:val="single" w:color="000000" w:sz="4"/>
+            </w:tcBorders>
+          </w:tcPr>
+          <w:p>
+            <w:pPr>
+              <w:spacing w:after="40" w:line="276"/>
+            </w:pPr>
+            <w:r>
+              <w:rPr>
+                <w:rFonts w:ascii="Times New Roman" w:cs="Times New Roman" w:eastAsia="Times New Roman" w:hAnsi="Times New Roman"/>
+                <w:b w:val="false"/>
+                <w:bCs w:val="false"/>
+                <w:sz w:val="20"/>
+                <w:szCs w:val="20"/>
+              </w:rPr>
+              <w:t xml:space="preserve">27 Jul 2026</w:t>
+            </w:r>
+          </w:p>
+        </w:tc>
+        <w:tc>
+          <w:tcPr>
+            <w:tcW w:type="dxa" w:w="700"/>
+            <w:tcBorders>
+              <w:top w:val="single" w:color="000000" w:sz="4"/>
+              <w:left w:val="single" w:color="000000" w:sz="4"/>
+              <w:bottom w:val="single" w:color="000000" w:sz="4"/>
+              <w:right w:val="single" w:color="000000" w:sz="4"/>
+            </w:tcBorders>
+          </w:tcPr>
+          <w:p>
+            <w:pPr>
+              <w:spacing w:after="40" w:line="276"/>
+            </w:pPr>
+            <w:r>
+              <w:rPr>
+                <w:rFonts w:ascii="Times New Roman" w:cs="Times New Roman" w:eastAsia="Times New Roman" w:hAnsi="Times New Roman"/>
+                <w:b w:val="false"/>
+                <w:bCs w:val="false"/>
+                <w:sz w:val="20"/>
+                <w:szCs w:val="20"/>
+              </w:rPr>
+              <w:t xml:space="preserve">Pass</w:t>
+            </w:r>
+          </w:p>
+        </w:tc>
+        <w:tc>
+          <w:tcPr>
+            <w:tcW w:type="dxa" w:w="800"/>
+            <w:tcBorders>
+              <w:top w:val="single" w:color="000000" w:sz="4"/>
+              <w:left w:val="single" w:color="000000" w:sz="4"/>
+              <w:bottom w:val="single" w:color="000000" w:sz="4"/>
+              <w:right w:val="single" w:color="000000" w:sz="4"/>
+            </w:tcBorders>
+          </w:tcPr>
+          <w:p>
+            <w:pPr>
+              <w:spacing w:after="40" w:line="276"/>
+            </w:pPr>
+            <w:r>
+              <w:rPr>
+                <w:rFonts w:ascii="Times New Roman" w:cs="Times New Roman" w:eastAsia="Times New Roman" w:hAnsi="Times New Roman"/>
+                <w:b w:val="false"/>
+                <w:bCs w:val="false"/>
+                <w:sz w:val="20"/>
+                <w:szCs w:val="20"/>
+              </w:rPr>
+              <w:t xml:space="preserve">Pass</w:t>
+            </w:r>
+          </w:p>
+        </w:tc>
+        <w:tc>
+          <w:tcPr>
+            <w:tcW w:type="dxa" w:w="700"/>
+            <w:tcBorders>
+              <w:top w:val="single" w:color="000000" w:sz="4"/>
+              <w:left w:val="single" w:color="000000" w:sz="4"/>
+              <w:bottom w:val="single" w:color="000000" w:sz="4"/>
+              <w:right w:val="single" w:color="000000" w:sz="4"/>
+            </w:tcBorders>
+          </w:tcPr>
+          <w:p>
+            <w:pPr>
+              <w:spacing w:after="40" w:line="276"/>
+            </w:pPr>
+            <w:r>
+              <w:rPr>
+                <w:rFonts w:ascii="Times New Roman" w:cs="Times New Roman" w:eastAsia="Times New Roman" w:hAnsi="Times New Roman"/>
+                <w:b w:val="false"/>
+                <w:bCs w:val="false"/>
+                <w:sz w:val="20"/>
+                <w:szCs w:val="20"/>
+              </w:rPr>
+              <w:t xml:space="preserve">Pass</w:t>
+            </w:r>
+          </w:p>
+        </w:tc>
+      </w:tr>
+      <w:tr>
+        <w:tc>
+          <w:tcPr>
+            <w:tcW w:type="dxa" w:w="500"/>
+            <w:tcBorders>
+              <w:top w:val="single" w:color="000000" w:sz="4"/>
+              <w:left w:val="single" w:color="000000" w:sz="4"/>
+              <w:bottom w:val="single" w:color="000000" w:sz="4"/>
+              <w:right w:val="single" w:color="000000" w:sz="4"/>
+            </w:tcBorders>
+          </w:tcPr>
+          <w:p>
+            <w:pPr>
+              <w:spacing w:after="40" w:line="276"/>
+            </w:pPr>
+            <w:r>
+              <w:rPr>
+                <w:rFonts w:ascii="Times New Roman" w:cs="Times New Roman" w:eastAsia="Times New Roman" w:hAnsi="Times New Roman"/>
+                <w:b w:val="false"/>
+                <w:bCs w:val="false"/>
+                <w:sz w:val="20"/>
+                <w:szCs w:val="20"/>
+              </w:rPr>
+              <w:t xml:space="preserve">4</w:t>
+            </w:r>
+          </w:p>
+        </w:tc>
+        <w:tc>
+          <w:tcPr>
+            <w:tcW w:type="dxa" w:w="1400"/>
+            <w:tcBorders>
+              <w:top w:val="single" w:color="000000" w:sz="4"/>
+              <w:left w:val="single" w:color="000000" w:sz="4"/>
+              <w:bottom w:val="single" w:color="000000" w:sz="4"/>
+              <w:right w:val="single" w:color="000000" w:sz="4"/>
+            </w:tcBorders>
+          </w:tcPr>
+          <w:p>
+            <w:pPr>
+              <w:spacing w:after="40" w:line="276"/>
+            </w:pPr>
+            <w:r>
+              <w:rPr>
+                <w:rFonts w:ascii="Times New Roman" w:cs="Times New Roman" w:eastAsia="Times New Roman" w:hAnsi="Times New Roman"/>
+                <w:b w:val="false"/>
+                <w:bCs w:val="false"/>
+                <w:sz w:val="20"/>
+                <w:szCs w:val="20"/>
+              </w:rPr>
+              <w:t xml:space="preserve">Tablet emulation</w:t>
+            </w:r>
+          </w:p>
+        </w:tc>
+        <w:tc>
+          <w:tcPr>
+            <w:tcW w:type="dxa" w:w="1100"/>
+            <w:tcBorders>
+              <w:top w:val="single" w:color="000000" w:sz="4"/>
+              <w:left w:val="single" w:color="000000" w:sz="4"/>
+              <w:bottom w:val="single" w:color="000000" w:sz="4"/>
+              <w:right w:val="single" w:color="000000" w:sz="4"/>
+            </w:tcBorders>
+          </w:tcPr>
+          <w:p>
+            <w:pPr>
+              <w:spacing w:after="40" w:line="276"/>
+            </w:pPr>
+            <w:r>
+              <w:rPr>
+                <w:rFonts w:ascii="Times New Roman" w:cs="Times New Roman" w:eastAsia="Times New Roman" w:hAnsi="Times New Roman"/>
+                <w:b w:val="false"/>
+                <w:bCs w:val="false"/>
+                <w:sz w:val="20"/>
+                <w:szCs w:val="20"/>
+              </w:rPr>
+              <w:t xml:space="preserve">768 × 1024</w:t>
+            </w:r>
+          </w:p>
+        </w:tc>
+        <w:tc>
+          <w:tcPr>
+            <w:tcW w:type="dxa" w:w="1100"/>
+            <w:tcBorders>
+              <w:top w:val="single" w:color="000000" w:sz="4"/>
+              <w:left w:val="single" w:color="000000" w:sz="4"/>
+              <w:bottom w:val="single" w:color="000000" w:sz="4"/>
+              <w:right w:val="single" w:color="000000" w:sz="4"/>
+            </w:tcBorders>
+          </w:tcPr>
+          <w:p>
+            <w:pPr>
+              <w:spacing w:after="40" w:line="276"/>
+            </w:pPr>
+            <w:r>
+              <w:rPr>
+                <w:rFonts w:ascii="Times New Roman" w:cs="Times New Roman" w:eastAsia="Times New Roman" w:hAnsi="Times New Roman"/>
+                <w:b w:val="false"/>
+                <w:bCs w:val="false"/>
+                <w:sz w:val="20"/>
+                <w:szCs w:val="20"/>
+              </w:rPr>
+              <w:t xml:space="preserve">Chrome DevTools</w:t>
+            </w:r>
+          </w:p>
+        </w:tc>
+        <w:tc>
+          <w:tcPr>
+            <w:tcW w:type="dxa" w:w="1800"/>
+            <w:tcBorders>
+              <w:top w:val="single" w:color="000000" w:sz="4"/>
+              <w:left w:val="single" w:color="000000" w:sz="4"/>
+              <w:bottom w:val="single" w:color="000000" w:sz="4"/>
+              <w:right w:val="single" w:color="000000" w:sz="4"/>
+            </w:tcBorders>
+          </w:tcPr>
+          <w:p>
+            <w:pPr>
+              <w:spacing w:after="40" w:line="276"/>
+            </w:pPr>
+            <w:r>
+              <w:rPr>
+                <w:rFonts w:ascii="Times New Roman" w:cs="Times New Roman" w:eastAsia="Times New Roman" w:hAnsi="Times New Roman"/>
+                <w:b w:val="false"/>
+                <w:bCs w:val="false"/>
+                <w:sz w:val="20"/>
+                <w:szCs w:val="20"/>
+              </w:rPr>
+              <w:t xml:space="preserve">Dashboard, Proposals, Notifications</w:t>
+            </w:r>
+          </w:p>
+        </w:tc>
+        <w:tc>
+          <w:tcPr>
+            <w:tcW w:type="dxa" w:w="900"/>
+            <w:tcBorders>
+              <w:top w:val="single" w:color="000000" w:sz="4"/>
+              <w:left w:val="single" w:color="000000" w:sz="4"/>
+              <w:bottom w:val="single" w:color="000000" w:sz="4"/>
+              <w:right w:val="single" w:color="000000" w:sz="4"/>
+            </w:tcBorders>
+          </w:tcPr>
+          <w:p>
+            <w:pPr>
+              <w:spacing w:after="40" w:line="276"/>
+            </w:pPr>
+            <w:r>
+              <w:rPr>
+                <w:rFonts w:ascii="Times New Roman" w:cs="Times New Roman" w:eastAsia="Times New Roman" w:hAnsi="Times New Roman"/>
+                <w:b w:val="false"/>
+                <w:bCs w:val="false"/>
+                <w:sz w:val="20"/>
+                <w:szCs w:val="20"/>
+              </w:rPr>
+              <w:t xml:space="preserve">25 Jul 2026</w:t>
+            </w:r>
+          </w:p>
+        </w:tc>
+        <w:tc>
+          <w:tcPr>
+            <w:tcW w:type="dxa" w:w="700"/>
+            <w:tcBorders>
+              <w:top w:val="single" w:color="000000" w:sz="4"/>
+              <w:left w:val="single" w:color="000000" w:sz="4"/>
+              <w:bottom w:val="single" w:color="000000" w:sz="4"/>
+              <w:right w:val="single" w:color="000000" w:sz="4"/>
+            </w:tcBorders>
+          </w:tcPr>
+          <w:p>
+            <w:pPr>
+              <w:spacing w:after="40" w:line="276"/>
+            </w:pPr>
+            <w:r>
+              <w:rPr>
+                <w:rFonts w:ascii="Times New Roman" w:cs="Times New Roman" w:eastAsia="Times New Roman" w:hAnsi="Times New Roman"/>
+                <w:b w:val="false"/>
+                <w:bCs w:val="false"/>
+                <w:sz w:val="20"/>
+                <w:szCs w:val="20"/>
+              </w:rPr>
+              <w:t xml:space="preserve">Pass</w:t>
+            </w:r>
+          </w:p>
+        </w:tc>
+        <w:tc>
+          <w:tcPr>
+            <w:tcW w:type="dxa" w:w="800"/>
+            <w:tcBorders>
+              <w:top w:val="single" w:color="000000" w:sz="4"/>
+              <w:left w:val="single" w:color="000000" w:sz="4"/>
+              <w:bottom w:val="single" w:color="000000" w:sz="4"/>
+              <w:right w:val="single" w:color="000000" w:sz="4"/>
+            </w:tcBorders>
+          </w:tcPr>
+          <w:p>
+            <w:pPr>
+              <w:spacing w:after="40" w:line="276"/>
+            </w:pPr>
+            <w:r>
+              <w:rPr>
+                <w:rFonts w:ascii="Times New Roman" w:cs="Times New Roman" w:eastAsia="Times New Roman" w:hAnsi="Times New Roman"/>
+                <w:b w:val="false"/>
+                <w:bCs w:val="false"/>
+                <w:sz w:val="20"/>
+                <w:szCs w:val="20"/>
+              </w:rPr>
+              <w:t xml:space="preserve">Pass</w:t>
+            </w:r>
+          </w:p>
+        </w:tc>
+        <w:tc>
+          <w:tcPr>
+            <w:tcW w:type="dxa" w:w="700"/>
+            <w:tcBorders>
+              <w:top w:val="single" w:color="000000" w:sz="4"/>
+              <w:left w:val="single" w:color="000000" w:sz="4"/>
+              <w:bottom w:val="single" w:color="000000" w:sz="4"/>
+              <w:right w:val="single" w:color="000000" w:sz="4"/>
+            </w:tcBorders>
+          </w:tcPr>
+          <w:p>
+            <w:pPr>
+              <w:spacing w:after="40" w:line="276"/>
+            </w:pPr>
+            <w:r>
+              <w:rPr>
+                <w:rFonts w:ascii="Times New Roman" w:cs="Times New Roman" w:eastAsia="Times New Roman" w:hAnsi="Times New Roman"/>
+                <w:b w:val="false"/>
+                <w:bCs w:val="false"/>
+                <w:sz w:val="20"/>
+                <w:szCs w:val="20"/>
+              </w:rPr>
+              <w:t xml:space="preserve">Pass</w:t>
+            </w:r>
+          </w:p>
+        </w:tc>
+      </w:tr>
+      <w:tr>
+        <w:tc>
+          <w:tcPr>
+            <w:tcW w:type="dxa" w:w="500"/>
+            <w:tcBorders>
+              <w:top w:val="single" w:color="000000" w:sz="4"/>
+              <w:left w:val="single" w:color="000000" w:sz="4"/>
+              <w:bottom w:val="single" w:color="000000" w:sz="4"/>
+              <w:right w:val="single" w:color="000000" w:sz="4"/>
+            </w:tcBorders>
+          </w:tcPr>
+          <w:p>
+            <w:pPr>
+              <w:spacing w:after="40" w:line="276"/>
+            </w:pPr>
+            <w:r>
+              <w:rPr>
+                <w:rFonts w:ascii="Times New Roman" w:cs="Times New Roman" w:eastAsia="Times New Roman" w:hAnsi="Times New Roman"/>
+                <w:b w:val="false"/>
+                <w:bCs w:val="false"/>
+                <w:sz w:val="20"/>
+                <w:szCs w:val="20"/>
+              </w:rPr>
+              <w:t xml:space="preserve">5</w:t>
+            </w:r>
+          </w:p>
+        </w:tc>
+        <w:tc>
+          <w:tcPr>
+            <w:tcW w:type="dxa" w:w="1400"/>
+            <w:tcBorders>
+              <w:top w:val="single" w:color="000000" w:sz="4"/>
+              <w:left w:val="single" w:color="000000" w:sz="4"/>
+              <w:bottom w:val="single" w:color="000000" w:sz="4"/>
+              <w:right w:val="single" w:color="000000" w:sz="4"/>
+            </w:tcBorders>
+          </w:tcPr>
+          <w:p>
+            <w:pPr>
+              <w:spacing w:after="40" w:line="276"/>
+            </w:pPr>
+            <w:r>
+              <w:rPr>
+                <w:rFonts w:ascii="Times New Roman" w:cs="Times New Roman" w:eastAsia="Times New Roman" w:hAnsi="Times New Roman"/>
+                <w:b w:val="false"/>
+                <w:bCs w:val="false"/>
+                <w:sz w:val="20"/>
+                <w:szCs w:val="20"/>
+              </w:rPr>
+              <w:t xml:space="preserve">Mobile emulation</w:t>
+            </w:r>
+          </w:p>
+        </w:tc>
+        <w:tc>
+          <w:tcPr>
+            <w:tcW w:type="dxa" w:w="1100"/>
+            <w:tcBorders>
+              <w:top w:val="single" w:color="000000" w:sz="4"/>
+              <w:left w:val="single" w:color="000000" w:sz="4"/>
+              <w:bottom w:val="single" w:color="000000" w:sz="4"/>
+              <w:right w:val="single" w:color="000000" w:sz="4"/>
+            </w:tcBorders>
+          </w:tcPr>
+          <w:p>
+            <w:pPr>
+              <w:spacing w:after="40" w:line="276"/>
+            </w:pPr>
+            <w:r>
+              <w:rPr>
+                <w:rFonts w:ascii="Times New Roman" w:cs="Times New Roman" w:eastAsia="Times New Roman" w:hAnsi="Times New Roman"/>
+                <w:b w:val="false"/>
+                <w:bCs w:val="false"/>
+                <w:sz w:val="20"/>
+                <w:szCs w:val="20"/>
+              </w:rPr>
+              <w:t xml:space="preserve">390 × 844</w:t>
+            </w:r>
+          </w:p>
+        </w:tc>
+        <w:tc>
+          <w:tcPr>
+            <w:tcW w:type="dxa" w:w="1100"/>
+            <w:tcBorders>
+              <w:top w:val="single" w:color="000000" w:sz="4"/>
+              <w:left w:val="single" w:color="000000" w:sz="4"/>
+              <w:bottom w:val="single" w:color="000000" w:sz="4"/>
+              <w:right w:val="single" w:color="000000" w:sz="4"/>
+            </w:tcBorders>
+          </w:tcPr>
+          <w:p>
+            <w:pPr>
+              <w:spacing w:after="40" w:line="276"/>
+            </w:pPr>
+            <w:r>
+              <w:rPr>
+                <w:rFonts w:ascii="Times New Roman" w:cs="Times New Roman" w:eastAsia="Times New Roman" w:hAnsi="Times New Roman"/>
+                <w:b w:val="false"/>
+                <w:bCs w:val="false"/>
+                <w:sz w:val="20"/>
+                <w:szCs w:val="20"/>
+              </w:rPr>
+              <w:t xml:space="preserve">Chrome DevTools</w:t>
+            </w:r>
+          </w:p>
+        </w:tc>
+        <w:tc>
+          <w:tcPr>
+            <w:tcW w:type="dxa" w:w="1800"/>
+            <w:tcBorders>
+              <w:top w:val="single" w:color="000000" w:sz="4"/>
+              <w:left w:val="single" w:color="000000" w:sz="4"/>
+              <w:bottom w:val="single" w:color="000000" w:sz="4"/>
+              <w:right w:val="single" w:color="000000" w:sz="4"/>
+            </w:tcBorders>
+          </w:tcPr>
+          <w:p>
+            <w:pPr>
+              <w:spacing w:after="40" w:line="276"/>
+            </w:pPr>
+            <w:r>
+              <w:rPr>
+                <w:rFonts w:ascii="Times New Roman" w:cs="Times New Roman" w:eastAsia="Times New Roman" w:hAnsi="Times New Roman"/>
+                <w:b w:val="false"/>
+                <w:bCs w:val="false"/>
+                <w:sz w:val="20"/>
+                <w:szCs w:val="20"/>
+              </w:rPr>
+              <w:t xml:space="preserve">Login, Dashboard, Profile</w:t>
+            </w:r>
+          </w:p>
+        </w:tc>
+        <w:tc>
+          <w:tcPr>
+            <w:tcW w:type="dxa" w:w="900"/>
+            <w:tcBorders>
+              <w:top w:val="single" w:color="000000" w:sz="4"/>
+              <w:left w:val="single" w:color="000000" w:sz="4"/>
+              <w:bottom w:val="single" w:color="000000" w:sz="4"/>
+              <w:right w:val="single" w:color="000000" w:sz="4"/>
+            </w:tcBorders>
+          </w:tcPr>
+          <w:p>
+            <w:pPr>
+              <w:spacing w:after="40" w:line="276"/>
+            </w:pPr>
+            <w:r>
+              <w:rPr>
+                <w:rFonts w:ascii="Times New Roman" w:cs="Times New Roman" w:eastAsia="Times New Roman" w:hAnsi="Times New Roman"/>
+                <w:b w:val="false"/>
+                <w:bCs w:val="false"/>
+                <w:sz w:val="20"/>
+                <w:szCs w:val="20"/>
+              </w:rPr>
+              <w:t xml:space="preserve">25 Jul 2026</w:t>
+            </w:r>
+          </w:p>
+        </w:tc>
+        <w:tc>
+          <w:tcPr>
+            <w:tcW w:type="dxa" w:w="700"/>
+            <w:tcBorders>
+              <w:top w:val="single" w:color="000000" w:sz="4"/>
+              <w:left w:val="single" w:color="000000" w:sz="4"/>
+              <w:bottom w:val="single" w:color="000000" w:sz="4"/>
+              <w:right w:val="single" w:color="000000" w:sz="4"/>
+            </w:tcBorders>
+          </w:tcPr>
+          <w:p>
+            <w:pPr>
+              <w:spacing w:after="40" w:line="276"/>
+            </w:pPr>
+            <w:r>
+              <w:rPr>
+                <w:rFonts w:ascii="Times New Roman" w:cs="Times New Roman" w:eastAsia="Times New Roman" w:hAnsi="Times New Roman"/>
+                <w:b w:val="false"/>
+                <w:bCs w:val="false"/>
+                <w:sz w:val="20"/>
+                <w:szCs w:val="20"/>
+              </w:rPr>
+              <w:t xml:space="preserve">Pass</w:t>
+            </w:r>
+          </w:p>
+        </w:tc>
+        <w:tc>
+          <w:tcPr>
+            <w:tcW w:type="dxa" w:w="800"/>
+            <w:tcBorders>
+              <w:top w:val="single" w:color="000000" w:sz="4"/>
+              <w:left w:val="single" w:color="000000" w:sz="4"/>
+              <w:bottom w:val="single" w:color="000000" w:sz="4"/>
+              <w:right w:val="single" w:color="000000" w:sz="4"/>
+            </w:tcBorders>
+          </w:tcPr>
+          <w:p>
+            <w:pPr>
+              <w:spacing w:after="40" w:line="276"/>
+            </w:pPr>
+            <w:r>
+              <w:rPr>
+                <w:rFonts w:ascii="Times New Roman" w:cs="Times New Roman" w:eastAsia="Times New Roman" w:hAnsi="Times New Roman"/>
+                <w:b w:val="false"/>
+                <w:bCs w:val="false"/>
+                <w:sz w:val="20"/>
+                <w:szCs w:val="20"/>
+              </w:rPr>
+              <w:t xml:space="preserve">Pass</w:t>
+            </w:r>
+          </w:p>
+        </w:tc>
+        <w:tc>
+          <w:tcPr>
+            <w:tcW w:type="dxa" w:w="700"/>
+            <w:tcBorders>
+              <w:top w:val="single" w:color="000000" w:sz="4"/>
+              <w:left w:val="single" w:color="000000" w:sz="4"/>
+              <w:bottom w:val="single" w:color="000000" w:sz="4"/>
+              <w:right w:val="single" w:color="000000" w:sz="4"/>
+            </w:tcBorders>
+          </w:tcPr>
+          <w:p>
+            <w:pPr>
+              <w:spacing w:after="40" w:line="276"/>
+            </w:pPr>
+            <w:r>
+              <w:rPr>
+                <w:rFonts w:ascii="Times New Roman" w:cs="Times New Roman" w:eastAsia="Times New Roman" w:hAnsi="Times New Roman"/>
+                <w:b w:val="false"/>
+                <w:bCs w:val="false"/>
+                <w:sz w:val="20"/>
+                <w:szCs w:val="20"/>
+              </w:rPr>
+              <w:t xml:space="preserve">Pass</w:t>
+            </w:r>
+          </w:p>
+        </w:tc>
+      </w:tr>
+      <w:tr>
+        <w:tc>
+          <w:tcPr>
+            <w:tcW w:type="dxa" w:w="500"/>
+            <w:tcBorders>
+              <w:top w:val="single" w:color="000000" w:sz="4"/>
+              <w:left w:val="single" w:color="000000" w:sz="4"/>
+              <w:bottom w:val="single" w:color="000000" w:sz="4"/>
+              <w:right w:val="single" w:color="000000" w:sz="4"/>
+            </w:tcBorders>
+          </w:tcPr>
+          <w:p>
+            <w:pPr>
+              <w:spacing w:after="40" w:line="276"/>
+            </w:pPr>
+            <w:r>
+              <w:rPr>
+                <w:rFonts w:ascii="Times New Roman" w:cs="Times New Roman" w:eastAsia="Times New Roman" w:hAnsi="Times New Roman"/>
+                <w:b w:val="false"/>
+                <w:bCs w:val="false"/>
+                <w:sz w:val="20"/>
+                <w:szCs w:val="20"/>
+              </w:rPr>
+              <w:t xml:space="preserve">6</w:t>
+            </w:r>
+          </w:p>
+        </w:tc>
+        <w:tc>
+          <w:tcPr>
+            <w:tcW w:type="dxa" w:w="1400"/>
+            <w:tcBorders>
+              <w:top w:val="single" w:color="000000" w:sz="4"/>
+              <w:left w:val="single" w:color="000000" w:sz="4"/>
+              <w:bottom w:val="single" w:color="000000" w:sz="4"/>
+              <w:right w:val="single" w:color="000000" w:sz="4"/>
+            </w:tcBorders>
+          </w:tcPr>
+          <w:p>
+            <w:pPr>
+              <w:spacing w:after="40" w:line="276"/>
+            </w:pPr>
+            <w:r>
+              <w:rPr>
+                <w:rFonts w:ascii="Times New Roman" w:cs="Times New Roman" w:eastAsia="Times New Roman" w:hAnsi="Times New Roman"/>
+                <w:b w:val="false"/>
+                <w:bCs w:val="false"/>
+                <w:sz w:val="20"/>
+                <w:szCs w:val="20"/>
+              </w:rPr>
+              <w:t xml:space="preserve">Mobile emulation</w:t>
+            </w:r>
+          </w:p>
+        </w:tc>
+        <w:tc>
+          <w:tcPr>
+            <w:tcW w:type="dxa" w:w="1100"/>
+            <w:tcBorders>
+              <w:top w:val="single" w:color="000000" w:sz="4"/>
+              <w:left w:val="single" w:color="000000" w:sz="4"/>
+              <w:bottom w:val="single" w:color="000000" w:sz="4"/>
+              <w:right w:val="single" w:color="000000" w:sz="4"/>
+            </w:tcBorders>
+          </w:tcPr>
+          <w:p>
+            <w:pPr>
+              <w:spacing w:after="40" w:line="276"/>
+            </w:pPr>
+            <w:r>
+              <w:rPr>
+                <w:rFonts w:ascii="Times New Roman" w:cs="Times New Roman" w:eastAsia="Times New Roman" w:hAnsi="Times New Roman"/>
+                <w:b w:val="false"/>
+                <w:bCs w:val="false"/>
+                <w:sz w:val="20"/>
+                <w:szCs w:val="20"/>
+              </w:rPr>
+              <w:t xml:space="preserve">375 × 667</w:t>
+            </w:r>
+          </w:p>
+        </w:tc>
+        <w:tc>
+          <w:tcPr>
+            <w:tcW w:type="dxa" w:w="1100"/>
+            <w:tcBorders>
+              <w:top w:val="single" w:color="000000" w:sz="4"/>
+              <w:left w:val="single" w:color="000000" w:sz="4"/>
+              <w:bottom w:val="single" w:color="000000" w:sz="4"/>
+              <w:right w:val="single" w:color="000000" w:sz="4"/>
+            </w:tcBorders>
+          </w:tcPr>
+          <w:p>
+            <w:pPr>
+              <w:spacing w:after="40" w:line="276"/>
+            </w:pPr>
+            <w:r>
+              <w:rPr>
+                <w:rFonts w:ascii="Times New Roman" w:cs="Times New Roman" w:eastAsia="Times New Roman" w:hAnsi="Times New Roman"/>
+                <w:b w:val="false"/>
+                <w:bCs w:val="false"/>
+                <w:sz w:val="20"/>
+                <w:szCs w:val="20"/>
+              </w:rPr>
+              <w:t xml:space="preserve">Chrome DevTools</w:t>
+            </w:r>
+          </w:p>
+        </w:tc>
+        <w:tc>
+          <w:tcPr>
+            <w:tcW w:type="dxa" w:w="1800"/>
+            <w:tcBorders>
+              <w:top w:val="single" w:color="000000" w:sz="4"/>
+              <w:left w:val="single" w:color="000000" w:sz="4"/>
+              <w:bottom w:val="single" w:color="000000" w:sz="4"/>
+              <w:right w:val="single" w:color="000000" w:sz="4"/>
+            </w:tcBorders>
+          </w:tcPr>
+          <w:p>
+            <w:pPr>
+              <w:spacing w:after="40" w:line="276"/>
+            </w:pPr>
+            <w:r>
+              <w:rPr>
+                <w:rFonts w:ascii="Times New Roman" w:cs="Times New Roman" w:eastAsia="Times New Roman" w:hAnsi="Times New Roman"/>
+                <w:b w:val="false"/>
+                <w:bCs w:val="false"/>
+                <w:sz w:val="20"/>
+                <w:szCs w:val="20"/>
+              </w:rPr>
+              <w:t xml:space="preserve">Thesis groups, Finance queue</w:t>
+            </w:r>
+          </w:p>
+        </w:tc>
+        <w:tc>
+          <w:tcPr>
+            <w:tcW w:type="dxa" w:w="900"/>
+            <w:tcBorders>
+              <w:top w:val="single" w:color="000000" w:sz="4"/>
+              <w:left w:val="single" w:color="000000" w:sz="4"/>
+              <w:bottom w:val="single" w:color="000000" w:sz="4"/>
+              <w:right w:val="single" w:color="000000" w:sz="4"/>
+            </w:tcBorders>
+          </w:tcPr>
+          <w:p>
+            <w:pPr>
+              <w:spacing w:after="40" w:line="276"/>
+            </w:pPr>
+            <w:r>
+              <w:rPr>
+                <w:rFonts w:ascii="Times New Roman" w:cs="Times New Roman" w:eastAsia="Times New Roman" w:hAnsi="Times New Roman"/>
+                <w:b w:val="false"/>
+                <w:bCs w:val="false"/>
+                <w:sz w:val="20"/>
+                <w:szCs w:val="20"/>
+              </w:rPr>
+              <w:t xml:space="preserve">26 Jul 2026</w:t>
+            </w:r>
+          </w:p>
+        </w:tc>
+        <w:tc>
+          <w:tcPr>
+            <w:tcW w:type="dxa" w:w="700"/>
+            <w:tcBorders>
+              <w:top w:val="single" w:color="000000" w:sz="4"/>
+              <w:left w:val="single" w:color="000000" w:sz="4"/>
+              <w:bottom w:val="single" w:color="000000" w:sz="4"/>
+              <w:right w:val="single" w:color="000000" w:sz="4"/>
+            </w:tcBorders>
+          </w:tcPr>
+          <w:p>
+            <w:pPr>
+              <w:spacing w:after="40" w:line="276"/>
+            </w:pPr>
+            <w:r>
+              <w:rPr>
+                <w:rFonts w:ascii="Times New Roman" w:cs="Times New Roman" w:eastAsia="Times New Roman" w:hAnsi="Times New Roman"/>
+                <w:b w:val="false"/>
+                <w:bCs w:val="false"/>
+                <w:sz w:val="20"/>
+                <w:szCs w:val="20"/>
+              </w:rPr>
+              <w:t xml:space="preserve">Pass</w:t>
+            </w:r>
+          </w:p>
+        </w:tc>
+        <w:tc>
+          <w:tcPr>
+            <w:tcW w:type="dxa" w:w="800"/>
+            <w:tcBorders>
+              <w:top w:val="single" w:color="000000" w:sz="4"/>
+              <w:left w:val="single" w:color="000000" w:sz="4"/>
+              <w:bottom w:val="single" w:color="000000" w:sz="4"/>
+              <w:right w:val="single" w:color="000000" w:sz="4"/>
+            </w:tcBorders>
+          </w:tcPr>
+          <w:p>
+            <w:pPr>
+              <w:spacing w:after="40" w:line="276"/>
+            </w:pPr>
+            <w:r>
+              <w:rPr>
+                <w:rFonts w:ascii="Times New Roman" w:cs="Times New Roman" w:eastAsia="Times New Roman" w:hAnsi="Times New Roman"/>
+                <w:b w:val="false"/>
+                <w:bCs w:val="false"/>
+                <w:sz w:val="20"/>
+                <w:szCs w:val="20"/>
+              </w:rPr>
+              <w:t xml:space="preserve">Pass</w:t>
+            </w:r>
+          </w:p>
+        </w:tc>
+        <w:tc>
+          <w:tcPr>
+            <w:tcW w:type="dxa" w:w="700"/>
+            <w:tcBorders>
+              <w:top w:val="single" w:color="000000" w:sz="4"/>
+              <w:left w:val="single" w:color="000000" w:sz="4"/>
+              <w:bottom w:val="single" w:color="000000" w:sz="4"/>
+              <w:right w:val="single" w:color="000000" w:sz="4"/>
+            </w:tcBorders>
+          </w:tcPr>
+          <w:p>
+            <w:pPr>
+              <w:spacing w:after="40" w:line="276"/>
+            </w:pPr>
+            <w:r>
+              <w:rPr>
+                <w:rFonts w:ascii="Times New Roman" w:cs="Times New Roman" w:eastAsia="Times New Roman" w:hAnsi="Times New Roman"/>
+                <w:b w:val="false"/>
+                <w:bCs w:val="false"/>
+                <w:sz w:val="20"/>
+                <w:szCs w:val="20"/>
+              </w:rPr>
+              <w:t xml:space="preserve">Pass</w:t>
+            </w:r>
+          </w:p>
+        </w:tc>
+      </w:tr>
+    </w:tbl>
+    <w:p>
+      <w:pPr>
+        <w:spacing w:after="200"/>
+      </w:pPr>
+    </w:p>
+    <w:p>
+      <w:pPr>
+        <w:spacing w:after="200" w:line="480"/>
+        <w:jc w:val="both"/>
+      </w:pPr>
+      <w:r>
+        <w:rPr>
+          <w:rFonts w:ascii="Times New Roman" w:cs="Times New Roman" w:eastAsia="Times New Roman" w:hAnsi="Times New Roman"/>
+          <w:b w:val="false"/>
+          <w:bCs w:val="false"/>
+          <w:i w:val="false"/>
+          <w:iCs w:val="false"/>
+          <w:sz w:val="24"/>
+          <w:szCs w:val="24"/>
+        </w:rPr>
+        <w:t xml:space="preserve">Findings. The application is fully functional on desktop and laptop browsers. On tablet and mobile viewports, the sidebar collapses and card layouts reflow; all core actions remain reachable without a separate native application. Minor spacing differences on very small screens were acceptable and did not block task completion.</w:t>
+      </w:r>
+    </w:p>
+    <w:p>
+      <w:pPr>
+        <w:pStyle w:val="Heading3"/>
+        <w:spacing w:after="200" w:before="360" w:line="480"/>
+      </w:pPr>
+      <w:r>
+        <w:rPr>
+          <w:rFonts w:ascii="Times New Roman" w:cs="Times New Roman" w:eastAsia="Times New Roman" w:hAnsi="Times New Roman"/>
+          <w:b/>
+          <w:bCs/>
+          <w:sz w:val="24"/>
+          <w:szCs w:val="24"/>
+        </w:rPr>
+        <w:t xml:space="preserve">4.2.1.5 Load Testing (Performance)</w:t>
+      </w:r>
+    </w:p>
+    <w:p>
+      <w:pPr>
+        <w:spacing w:after="200" w:line="480"/>
+        <w:jc w:val="both"/>
+      </w:pPr>
+      <w:r>
+        <w:rPr>
+          <w:rFonts w:ascii="Times New Roman" w:cs="Times New Roman" w:eastAsia="Times New Roman" w:hAnsi="Times New Roman"/>
+          <w:b w:val="false"/>
+          <w:bCs w:val="false"/>
+          <w:i w:val="false"/>
+          <w:iCs w:val="false"/>
+          <w:sz w:val="24"/>
+          <w:szCs w:val="24"/>
+        </w:rPr>
+        <w:t xml:space="preserve">Load testing measures how the system behaves under concurrent usage and data volume. A formal load-testing tool (Apache JMeter, k6, or Artillery) was not used in this FYP. Instead, informal performance observation was conducted on the local MERN deployment with institutional seed data, measuring perceived response time and stability for high-traffic list and dashboard endpoints during manual and script-assisted access.</w:t>
+      </w:r>
+    </w:p>
+    <w:p>
+      <w:pPr>
+        <w:spacing w:after="200" w:line="480"/>
+        <w:jc w:val="both"/>
+      </w:pPr>
+      <w:r>
+        <w:rPr>
+          <w:rFonts w:ascii="Times New Roman" w:cs="Times New Roman" w:eastAsia="Times New Roman" w:hAnsi="Times New Roman"/>
+          <w:b w:val="false"/>
+          <w:bCs w:val="false"/>
+          <w:i w:val="false"/>
+          <w:iCs w:val="false"/>
+          <w:sz w:val="24"/>
+          <w:szCs w:val="24"/>
+        </w:rPr>
+        <w:t xml:space="preserve">Test environment: Windows 10 development machine, Node.js backend, MongoDB local/Atlas, React client on port 5173. Seed dataset includes multiple proposals, projects, funding calls, grants, thesis groups, and notifications representative of a small institutional deployment.</w:t>
+      </w:r>
+    </w:p>
+    <w:p>
+      <w:pPr>
+        <w:spacing w:after="200" w:line="480"/>
+        <w:jc w:val="both"/>
+      </w:pPr>
+      <w:r>
+        <w:rPr>
+          <w:rFonts w:ascii="Times New Roman" w:cs="Times New Roman" w:eastAsia="Times New Roman" w:hAnsi="Times New Roman"/>
+          <w:b/>
+          <w:bCs/>
+          <w:i w:val="false"/>
+          <w:iCs w:val="false"/>
+          <w:sz w:val="24"/>
+          <w:szCs w:val="24"/>
+        </w:rPr>
+        <w:t xml:space="preserve">Table 4.10: Informal performance / load observation.</w:t>
+      </w:r>
+    </w:p>
+    <w:tbl>
+      <w:tblPr>
+        <w:tblW w:type="dxa" w:w="9000"/>
+        <w:tblBorders>
+          <w:top w:val="single" w:color="auto" w:sz="4"/>
+          <w:left w:val="single" w:color="auto" w:sz="4"/>
+          <w:bottom w:val="single" w:color="auto" w:sz="4"/>
+          <w:right w:val="single" w:color="auto" w:sz="4"/>
+          <w:insideH w:val="single" w:color="auto" w:sz="4"/>
+          <w:insideV w:val="single" w:color="auto" w:sz="4"/>
+        </w:tblBorders>
+      </w:tblPr>
+      <w:tblGrid>
+        <w:gridCol w:w="100"/>
+        <w:gridCol w:w="100"/>
+        <w:gridCol w:w="100"/>
+        <w:gridCol w:w="100"/>
+        <w:gridCol w:w="100"/>
+        <w:gridCol w:w="100"/>
+      </w:tblGrid>
+      <w:tr>
+        <w:tc>
+          <w:tcPr>
+            <w:tcW w:type="dxa" w:w="2200"/>
+            <w:tcBorders>
+              <w:top w:val="single" w:color="000000" w:sz="4"/>
+              <w:left w:val="single" w:color="000000" w:sz="4"/>
+              <w:bottom w:val="single" w:color="000000" w:sz="4"/>
+              <w:right w:val="single" w:color="000000" w:sz="4"/>
+            </w:tcBorders>
+          </w:tcPr>
+          <w:p>
+            <w:pPr>
+              <w:spacing w:after="40" w:line="276"/>
+            </w:pPr>
+            <w:r>
+              <w:rPr>
+                <w:rFonts w:ascii="Times New Roman" w:cs="Times New Roman" w:eastAsia="Times New Roman" w:hAnsi="Times New Roman"/>
+                <w:b/>
+                <w:bCs/>
+                <w:sz w:val="20"/>
+                <w:szCs w:val="20"/>
+              </w:rPr>
+              <w:t xml:space="preserve">Endpoint / action</w:t>
+            </w:r>
+          </w:p>
+        </w:tc>
+        <w:tc>
+          <w:tcPr>
+            <w:tcW w:type="dxa" w:w="800"/>
+            <w:tcBorders>
+              <w:top w:val="single" w:color="000000" w:sz="4"/>
+              <w:left w:val="single" w:color="000000" w:sz="4"/>
+              <w:bottom w:val="single" w:color="000000" w:sz="4"/>
+              <w:right w:val="single" w:color="000000" w:sz="4"/>
+            </w:tcBorders>
+          </w:tcPr>
+          <w:p>
+            <w:pPr>
+              <w:spacing w:after="40" w:line="276"/>
+            </w:pPr>
+            <w:r>
+              <w:rPr>
+                <w:rFonts w:ascii="Times New Roman" w:cs="Times New Roman" w:eastAsia="Times New Roman" w:hAnsi="Times New Roman"/>
+                <w:b/>
+                <w:bCs/>
+                <w:sz w:val="20"/>
+                <w:szCs w:val="20"/>
+              </w:rPr>
+              <w:t xml:space="preserve">Method</w:t>
+            </w:r>
+          </w:p>
+        </w:tc>
+        <w:tc>
+          <w:tcPr>
+            <w:tcW w:type="dxa" w:w="2000"/>
+            <w:tcBorders>
+              <w:top w:val="single" w:color="000000" w:sz="4"/>
+              <w:left w:val="single" w:color="000000" w:sz="4"/>
+              <w:bottom w:val="single" w:color="000000" w:sz="4"/>
+              <w:right w:val="single" w:color="000000" w:sz="4"/>
+            </w:tcBorders>
+          </w:tcPr>
+          <w:p>
+            <w:pPr>
+              <w:spacing w:after="40" w:line="276"/>
+            </w:pPr>
+            <w:r>
+              <w:rPr>
+                <w:rFonts w:ascii="Times New Roman" w:cs="Times New Roman" w:eastAsia="Times New Roman" w:hAnsi="Times New Roman"/>
+                <w:b/>
+                <w:bCs/>
+                <w:sz w:val="20"/>
+                <w:szCs w:val="20"/>
+              </w:rPr>
+              <w:t xml:space="preserve">Test condition</w:t>
+            </w:r>
+          </w:p>
+        </w:tc>
+        <w:tc>
+          <w:tcPr>
+            <w:tcW w:type="dxa" w:w="2200"/>
+            <w:tcBorders>
+              <w:top w:val="single" w:color="000000" w:sz="4"/>
+              <w:left w:val="single" w:color="000000" w:sz="4"/>
+              <w:bottom w:val="single" w:color="000000" w:sz="4"/>
+              <w:right w:val="single" w:color="000000" w:sz="4"/>
+            </w:tcBorders>
+          </w:tcPr>
+          <w:p>
+            <w:pPr>
+              <w:spacing w:after="40" w:line="276"/>
+            </w:pPr>
+            <w:r>
+              <w:rPr>
+                <w:rFonts w:ascii="Times New Roman" w:cs="Times New Roman" w:eastAsia="Times New Roman" w:hAnsi="Times New Roman"/>
+                <w:b/>
+                <w:bCs/>
+                <w:sz w:val="20"/>
+                <w:szCs w:val="20"/>
+              </w:rPr>
+              <w:t xml:space="preserve">Observed behaviour</w:t>
+            </w:r>
+          </w:p>
+        </w:tc>
+        <w:tc>
+          <w:tcPr>
+            <w:tcW w:type="dxa" w:w="800"/>
+            <w:tcBorders>
+              <w:top w:val="single" w:color="000000" w:sz="4"/>
+              <w:left w:val="single" w:color="000000" w:sz="4"/>
+              <w:bottom w:val="single" w:color="000000" w:sz="4"/>
+              <w:right w:val="single" w:color="000000" w:sz="4"/>
+            </w:tcBorders>
+          </w:tcPr>
+          <w:p>
+            <w:pPr>
+              <w:spacing w:after="40" w:line="276"/>
+            </w:pPr>
+            <w:r>
+              <w:rPr>
+                <w:rFonts w:ascii="Times New Roman" w:cs="Times New Roman" w:eastAsia="Times New Roman" w:hAnsi="Times New Roman"/>
+                <w:b/>
+                <w:bCs/>
+                <w:sz w:val="20"/>
+                <w:szCs w:val="20"/>
+              </w:rPr>
+              <w:t xml:space="preserve">Errors</w:t>
+            </w:r>
+          </w:p>
+        </w:tc>
+        <w:tc>
+          <w:tcPr>
+            <w:tcW w:type="dxa" w:w="800"/>
+            <w:tcBorders>
+              <w:top w:val="single" w:color="000000" w:sz="4"/>
+              <w:left w:val="single" w:color="000000" w:sz="4"/>
+              <w:bottom w:val="single" w:color="000000" w:sz="4"/>
+              <w:right w:val="single" w:color="000000" w:sz="4"/>
+            </w:tcBorders>
+          </w:tcPr>
+          <w:p>
+            <w:pPr>
+              <w:spacing w:after="40" w:line="276"/>
+            </w:pPr>
+            <w:r>
+              <w:rPr>
+                <w:rFonts w:ascii="Times New Roman" w:cs="Times New Roman" w:eastAsia="Times New Roman" w:hAnsi="Times New Roman"/>
+                <w:b/>
+                <w:bCs/>
+                <w:sz w:val="20"/>
+                <w:szCs w:val="20"/>
+              </w:rPr>
+              <w:t xml:space="preserve">Result</w:t>
+            </w:r>
+          </w:p>
+        </w:tc>
+      </w:tr>
+      <w:tr>
+        <w:tc>
+          <w:tcPr>
+            <w:tcW w:type="dxa" w:w="2200"/>
+            <w:tcBorders>
+              <w:top w:val="single" w:color="000000" w:sz="4"/>
+              <w:left w:val="single" w:color="000000" w:sz="4"/>
+              <w:bottom w:val="single" w:color="000000" w:sz="4"/>
+              <w:right w:val="single" w:color="000000" w:sz="4"/>
+            </w:tcBorders>
+          </w:tcPr>
+          <w:p>
+            <w:pPr>
+              <w:spacing w:after="40" w:line="276"/>
+            </w:pPr>
+            <w:r>
+              <w:rPr>
+                <w:rFonts w:ascii="Times New Roman" w:cs="Times New Roman" w:eastAsia="Times New Roman" w:hAnsi="Times New Roman"/>
+                <w:b w:val="false"/>
+                <w:bCs w:val="false"/>
+                <w:sz w:val="20"/>
+                <w:szCs w:val="20"/>
+              </w:rPr>
+              <w:t xml:space="preserve">GET /api/health</w:t>
+            </w:r>
+          </w:p>
+        </w:tc>
+        <w:tc>
+          <w:tcPr>
+            <w:tcW w:type="dxa" w:w="800"/>
+            <w:tcBorders>
+              <w:top w:val="single" w:color="000000" w:sz="4"/>
+              <w:left w:val="single" w:color="000000" w:sz="4"/>
+              <w:bottom w:val="single" w:color="000000" w:sz="4"/>
+              <w:right w:val="single" w:color="000000" w:sz="4"/>
+            </w:tcBorders>
+          </w:tcPr>
+          <w:p>
+            <w:pPr>
+              <w:spacing w:after="40" w:line="276"/>
+            </w:pPr>
+            <w:r>
+              <w:rPr>
+                <w:rFonts w:ascii="Times New Roman" w:cs="Times New Roman" w:eastAsia="Times New Roman" w:hAnsi="Times New Roman"/>
+                <w:b w:val="false"/>
+                <w:bCs w:val="false"/>
+                <w:sz w:val="20"/>
+                <w:szCs w:val="20"/>
+              </w:rPr>
+              <w:t xml:space="preserve">GET</w:t>
+            </w:r>
+          </w:p>
+        </w:tc>
+        <w:tc>
+          <w:tcPr>
+            <w:tcW w:type="dxa" w:w="2000"/>
+            <w:tcBorders>
+              <w:top w:val="single" w:color="000000" w:sz="4"/>
+              <w:left w:val="single" w:color="000000" w:sz="4"/>
+              <w:bottom w:val="single" w:color="000000" w:sz="4"/>
+              <w:right w:val="single" w:color="000000" w:sz="4"/>
+            </w:tcBorders>
+          </w:tcPr>
+          <w:p>
+            <w:pPr>
+              <w:spacing w:after="40" w:line="276"/>
+            </w:pPr>
+            <w:r>
+              <w:rPr>
+                <w:rFonts w:ascii="Times New Roman" w:cs="Times New Roman" w:eastAsia="Times New Roman" w:hAnsi="Times New Roman"/>
+                <w:b w:val="false"/>
+                <w:bCs w:val="false"/>
+                <w:sz w:val="20"/>
+                <w:szCs w:val="20"/>
+              </w:rPr>
+              <w:t xml:space="preserve">Single request; server warm</w:t>
+            </w:r>
+          </w:p>
+        </w:tc>
+        <w:tc>
+          <w:tcPr>
+            <w:tcW w:type="dxa" w:w="2200"/>
+            <w:tcBorders>
+              <w:top w:val="single" w:color="000000" w:sz="4"/>
+              <w:left w:val="single" w:color="000000" w:sz="4"/>
+              <w:bottom w:val="single" w:color="000000" w:sz="4"/>
+              <w:right w:val="single" w:color="000000" w:sz="4"/>
+            </w:tcBorders>
+          </w:tcPr>
+          <w:p>
+            <w:pPr>
+              <w:spacing w:after="40" w:line="276"/>
+            </w:pPr>
+            <w:r>
+              <w:rPr>
+                <w:rFonts w:ascii="Times New Roman" w:cs="Times New Roman" w:eastAsia="Times New Roman" w:hAnsi="Times New Roman"/>
+                <w:b w:val="false"/>
+                <w:bCs w:val="false"/>
+                <w:sz w:val="20"/>
+                <w:szCs w:val="20"/>
+              </w:rPr>
+              <w:t xml:space="preserve">Immediate JSON ok response</w:t>
+            </w:r>
+          </w:p>
+        </w:tc>
+        <w:tc>
+          <w:tcPr>
+            <w:tcW w:type="dxa" w:w="800"/>
+            <w:tcBorders>
+              <w:top w:val="single" w:color="000000" w:sz="4"/>
+              <w:left w:val="single" w:color="000000" w:sz="4"/>
+              <w:bottom w:val="single" w:color="000000" w:sz="4"/>
+              <w:right w:val="single" w:color="000000" w:sz="4"/>
+            </w:tcBorders>
+          </w:tcPr>
+          <w:p>
+            <w:pPr>
+              <w:spacing w:after="40" w:line="276"/>
+            </w:pPr>
+            <w:r>
+              <w:rPr>
+                <w:rFonts w:ascii="Times New Roman" w:cs="Times New Roman" w:eastAsia="Times New Roman" w:hAnsi="Times New Roman"/>
+                <w:b w:val="false"/>
+                <w:bCs w:val="false"/>
+                <w:sz w:val="20"/>
+                <w:szCs w:val="20"/>
+              </w:rPr>
+              <w:t xml:space="preserve">None</w:t>
+            </w:r>
+          </w:p>
+        </w:tc>
+        <w:tc>
+          <w:tcPr>
+            <w:tcW w:type="dxa" w:w="800"/>
+            <w:tcBorders>
+              <w:top w:val="single" w:color="000000" w:sz="4"/>
+              <w:left w:val="single" w:color="000000" w:sz="4"/>
+              <w:bottom w:val="single" w:color="000000" w:sz="4"/>
+              <w:right w:val="single" w:color="000000" w:sz="4"/>
+            </w:tcBorders>
+          </w:tcPr>
+          <w:p>
+            <w:pPr>
+              <w:spacing w:after="40" w:line="276"/>
+            </w:pPr>
+            <w:r>
+              <w:rPr>
+                <w:rFonts w:ascii="Times New Roman" w:cs="Times New Roman" w:eastAsia="Times New Roman" w:hAnsi="Times New Roman"/>
+                <w:b w:val="false"/>
+                <w:bCs w:val="false"/>
+                <w:sz w:val="20"/>
+                <w:szCs w:val="20"/>
+              </w:rPr>
+              <w:t xml:space="preserve">Pass</w:t>
+            </w:r>
+          </w:p>
+        </w:tc>
+      </w:tr>
+      <w:tr>
+        <w:tc>
+          <w:tcPr>
+            <w:tcW w:type="dxa" w:w="2200"/>
+            <w:tcBorders>
+              <w:top w:val="single" w:color="000000" w:sz="4"/>
+              <w:left w:val="single" w:color="000000" w:sz="4"/>
+              <w:bottom w:val="single" w:color="000000" w:sz="4"/>
+              <w:right w:val="single" w:color="000000" w:sz="4"/>
+            </w:tcBorders>
+          </w:tcPr>
+          <w:p>
+            <w:pPr>
+              <w:spacing w:after="40" w:line="276"/>
+            </w:pPr>
+            <w:r>
+              <w:rPr>
+                <w:rFonts w:ascii="Times New Roman" w:cs="Times New Roman" w:eastAsia="Times New Roman" w:hAnsi="Times New Roman"/>
+                <w:b w:val="false"/>
+                <w:bCs w:val="false"/>
+                <w:sz w:val="20"/>
+                <w:szCs w:val="20"/>
+              </w:rPr>
+              <w:t xml:space="preserve">GET /api/analytics/dashboard</w:t>
+            </w:r>
+          </w:p>
+        </w:tc>
+        <w:tc>
+          <w:tcPr>
+            <w:tcW w:type="dxa" w:w="800"/>
+            <w:tcBorders>
+              <w:top w:val="single" w:color="000000" w:sz="4"/>
+              <w:left w:val="single" w:color="000000" w:sz="4"/>
+              <w:bottom w:val="single" w:color="000000" w:sz="4"/>
+              <w:right w:val="single" w:color="000000" w:sz="4"/>
+            </w:tcBorders>
+          </w:tcPr>
+          <w:p>
+            <w:pPr>
+              <w:spacing w:after="40" w:line="276"/>
+            </w:pPr>
+            <w:r>
+              <w:rPr>
+                <w:rFonts w:ascii="Times New Roman" w:cs="Times New Roman" w:eastAsia="Times New Roman" w:hAnsi="Times New Roman"/>
+                <w:b w:val="false"/>
+                <w:bCs w:val="false"/>
+                <w:sz w:val="20"/>
+                <w:szCs w:val="20"/>
+              </w:rPr>
+              <w:t xml:space="preserve">GET</w:t>
+            </w:r>
+          </w:p>
+        </w:tc>
+        <w:tc>
+          <w:tcPr>
+            <w:tcW w:type="dxa" w:w="2000"/>
+            <w:tcBorders>
+              <w:top w:val="single" w:color="000000" w:sz="4"/>
+              <w:left w:val="single" w:color="000000" w:sz="4"/>
+              <w:bottom w:val="single" w:color="000000" w:sz="4"/>
+              <w:right w:val="single" w:color="000000" w:sz="4"/>
+            </w:tcBorders>
+          </w:tcPr>
+          <w:p>
+            <w:pPr>
+              <w:spacing w:after="40" w:line="276"/>
+            </w:pPr>
+            <w:r>
+              <w:rPr>
+                <w:rFonts w:ascii="Times New Roman" w:cs="Times New Roman" w:eastAsia="Times New Roman" w:hAnsi="Times New Roman"/>
+                <w:b w:val="false"/>
+                <w:bCs w:val="false"/>
+                <w:sz w:val="20"/>
+                <w:szCs w:val="20"/>
+              </w:rPr>
+              <w:t xml:space="preserve">Director login; UG portal</w:t>
+            </w:r>
+          </w:p>
+        </w:tc>
+        <w:tc>
+          <w:tcPr>
+            <w:tcW w:type="dxa" w:w="2200"/>
+            <w:tcBorders>
+              <w:top w:val="single" w:color="000000" w:sz="4"/>
+              <w:left w:val="single" w:color="000000" w:sz="4"/>
+              <w:bottom w:val="single" w:color="000000" w:sz="4"/>
+              <w:right w:val="single" w:color="000000" w:sz="4"/>
+            </w:tcBorders>
+          </w:tcPr>
+          <w:p>
+            <w:pPr>
+              <w:spacing w:after="40" w:line="276"/>
+            </w:pPr>
+            <w:r>
+              <w:rPr>
+                <w:rFonts w:ascii="Times New Roman" w:cs="Times New Roman" w:eastAsia="Times New Roman" w:hAnsi="Times New Roman"/>
+                <w:b w:val="false"/>
+                <w:bCs w:val="false"/>
+                <w:sz w:val="20"/>
+                <w:szCs w:val="20"/>
+              </w:rPr>
+              <w:t xml:space="preserve">KPI cards populated within acceptable wait</w:t>
+            </w:r>
+          </w:p>
+        </w:tc>
+        <w:tc>
+          <w:tcPr>
+            <w:tcW w:type="dxa" w:w="800"/>
+            <w:tcBorders>
+              <w:top w:val="single" w:color="000000" w:sz="4"/>
+              <w:left w:val="single" w:color="000000" w:sz="4"/>
+              <w:bottom w:val="single" w:color="000000" w:sz="4"/>
+              <w:right w:val="single" w:color="000000" w:sz="4"/>
+            </w:tcBorders>
+          </w:tcPr>
+          <w:p>
+            <w:pPr>
+              <w:spacing w:after="40" w:line="276"/>
+            </w:pPr>
+            <w:r>
+              <w:rPr>
+                <w:rFonts w:ascii="Times New Roman" w:cs="Times New Roman" w:eastAsia="Times New Roman" w:hAnsi="Times New Roman"/>
+                <w:b w:val="false"/>
+                <w:bCs w:val="false"/>
+                <w:sz w:val="20"/>
+                <w:szCs w:val="20"/>
+              </w:rPr>
+              <w:t xml:space="preserve">None</w:t>
+            </w:r>
+          </w:p>
+        </w:tc>
+        <w:tc>
+          <w:tcPr>
+            <w:tcW w:type="dxa" w:w="800"/>
+            <w:tcBorders>
+              <w:top w:val="single" w:color="000000" w:sz="4"/>
+              <w:left w:val="single" w:color="000000" w:sz="4"/>
+              <w:bottom w:val="single" w:color="000000" w:sz="4"/>
+              <w:right w:val="single" w:color="000000" w:sz="4"/>
+            </w:tcBorders>
+          </w:tcPr>
+          <w:p>
+            <w:pPr>
+              <w:spacing w:after="40" w:line="276"/>
+            </w:pPr>
+            <w:r>
+              <w:rPr>
+                <w:rFonts w:ascii="Times New Roman" w:cs="Times New Roman" w:eastAsia="Times New Roman" w:hAnsi="Times New Roman"/>
+                <w:b w:val="false"/>
+                <w:bCs w:val="false"/>
+                <w:sz w:val="20"/>
+                <w:szCs w:val="20"/>
+              </w:rPr>
+              <w:t xml:space="preserve">Pass</w:t>
+            </w:r>
+          </w:p>
+        </w:tc>
+      </w:tr>
+      <w:tr>
+        <w:tc>
+          <w:tcPr>
+            <w:tcW w:type="dxa" w:w="2200"/>
+            <w:tcBorders>
+              <w:top w:val="single" w:color="000000" w:sz="4"/>
+              <w:left w:val="single" w:color="000000" w:sz="4"/>
+              <w:bottom w:val="single" w:color="000000" w:sz="4"/>
+              <w:right w:val="single" w:color="000000" w:sz="4"/>
+            </w:tcBorders>
+          </w:tcPr>
+          <w:p>
+            <w:pPr>
+              <w:spacing w:after="40" w:line="276"/>
+            </w:pPr>
+            <w:r>
+              <w:rPr>
+                <w:rFonts w:ascii="Times New Roman" w:cs="Times New Roman" w:eastAsia="Times New Roman" w:hAnsi="Times New Roman"/>
+                <w:b w:val="false"/>
+                <w:bCs w:val="false"/>
+                <w:sz w:val="20"/>
+                <w:szCs w:val="20"/>
+              </w:rPr>
+              <w:t xml:space="preserve">GET /api/proposals</w:t>
+            </w:r>
+          </w:p>
+        </w:tc>
+        <w:tc>
+          <w:tcPr>
+            <w:tcW w:type="dxa" w:w="800"/>
+            <w:tcBorders>
+              <w:top w:val="single" w:color="000000" w:sz="4"/>
+              <w:left w:val="single" w:color="000000" w:sz="4"/>
+              <w:bottom w:val="single" w:color="000000" w:sz="4"/>
+              <w:right w:val="single" w:color="000000" w:sz="4"/>
+            </w:tcBorders>
+          </w:tcPr>
+          <w:p>
+            <w:pPr>
+              <w:spacing w:after="40" w:line="276"/>
+            </w:pPr>
+            <w:r>
+              <w:rPr>
+                <w:rFonts w:ascii="Times New Roman" w:cs="Times New Roman" w:eastAsia="Times New Roman" w:hAnsi="Times New Roman"/>
+                <w:b w:val="false"/>
+                <w:bCs w:val="false"/>
+                <w:sz w:val="20"/>
+                <w:szCs w:val="20"/>
+              </w:rPr>
+              <w:t xml:space="preserve">GET</w:t>
+            </w:r>
+          </w:p>
+        </w:tc>
+        <w:tc>
+          <w:tcPr>
+            <w:tcW w:type="dxa" w:w="2000"/>
+            <w:tcBorders>
+              <w:top w:val="single" w:color="000000" w:sz="4"/>
+              <w:left w:val="single" w:color="000000" w:sz="4"/>
+              <w:bottom w:val="single" w:color="000000" w:sz="4"/>
+              <w:right w:val="single" w:color="000000" w:sz="4"/>
+            </w:tcBorders>
+          </w:tcPr>
+          <w:p>
+            <w:pPr>
+              <w:spacing w:after="40" w:line="276"/>
+            </w:pPr>
+            <w:r>
+              <w:rPr>
+                <w:rFonts w:ascii="Times New Roman" w:cs="Times New Roman" w:eastAsia="Times New Roman" w:hAnsi="Times New Roman"/>
+                <w:b w:val="false"/>
+                <w:bCs w:val="false"/>
+                <w:sz w:val="20"/>
+                <w:szCs w:val="20"/>
+              </w:rPr>
+              <w:t xml:space="preserve">Staff list with filters</w:t>
+            </w:r>
+          </w:p>
+        </w:tc>
+        <w:tc>
+          <w:tcPr>
+            <w:tcW w:type="dxa" w:w="2200"/>
+            <w:tcBorders>
+              <w:top w:val="single" w:color="000000" w:sz="4"/>
+              <w:left w:val="single" w:color="000000" w:sz="4"/>
+              <w:bottom w:val="single" w:color="000000" w:sz="4"/>
+              <w:right w:val="single" w:color="000000" w:sz="4"/>
+            </w:tcBorders>
+          </w:tcPr>
+          <w:p>
+            <w:pPr>
+              <w:spacing w:after="40" w:line="276"/>
+            </w:pPr>
+            <w:r>
+              <w:rPr>
+                <w:rFonts w:ascii="Times New Roman" w:cs="Times New Roman" w:eastAsia="Times New Roman" w:hAnsi="Times New Roman"/>
+                <w:b w:val="false"/>
+                <w:bCs w:val="false"/>
+                <w:sz w:val="20"/>
+                <w:szCs w:val="20"/>
+              </w:rPr>
+              <w:t xml:space="preserve">List rendered without timeout</w:t>
+            </w:r>
+          </w:p>
+        </w:tc>
+        <w:tc>
+          <w:tcPr>
+            <w:tcW w:type="dxa" w:w="800"/>
+            <w:tcBorders>
+              <w:top w:val="single" w:color="000000" w:sz="4"/>
+              <w:left w:val="single" w:color="000000" w:sz="4"/>
+              <w:bottom w:val="single" w:color="000000" w:sz="4"/>
+              <w:right w:val="single" w:color="000000" w:sz="4"/>
+            </w:tcBorders>
+          </w:tcPr>
+          <w:p>
+            <w:pPr>
+              <w:spacing w:after="40" w:line="276"/>
+            </w:pPr>
+            <w:r>
+              <w:rPr>
+                <w:rFonts w:ascii="Times New Roman" w:cs="Times New Roman" w:eastAsia="Times New Roman" w:hAnsi="Times New Roman"/>
+                <w:b w:val="false"/>
+                <w:bCs w:val="false"/>
+                <w:sz w:val="20"/>
+                <w:szCs w:val="20"/>
+              </w:rPr>
+              <w:t xml:space="preserve">None</w:t>
+            </w:r>
+          </w:p>
+        </w:tc>
+        <w:tc>
+          <w:tcPr>
+            <w:tcW w:type="dxa" w:w="800"/>
+            <w:tcBorders>
+              <w:top w:val="single" w:color="000000" w:sz="4"/>
+              <w:left w:val="single" w:color="000000" w:sz="4"/>
+              <w:bottom w:val="single" w:color="000000" w:sz="4"/>
+              <w:right w:val="single" w:color="000000" w:sz="4"/>
+            </w:tcBorders>
+          </w:tcPr>
+          <w:p>
+            <w:pPr>
+              <w:spacing w:after="40" w:line="276"/>
+            </w:pPr>
+            <w:r>
+              <w:rPr>
+                <w:rFonts w:ascii="Times New Roman" w:cs="Times New Roman" w:eastAsia="Times New Roman" w:hAnsi="Times New Roman"/>
+                <w:b w:val="false"/>
+                <w:bCs w:val="false"/>
+                <w:sz w:val="20"/>
+                <w:szCs w:val="20"/>
+              </w:rPr>
+              <w:t xml:space="preserve">Pass</w:t>
+            </w:r>
+          </w:p>
+        </w:tc>
+      </w:tr>
+      <w:tr>
+        <w:tc>
+          <w:tcPr>
+            <w:tcW w:type="dxa" w:w="2200"/>
+            <w:tcBorders>
+              <w:top w:val="single" w:color="000000" w:sz="4"/>
+              <w:left w:val="single" w:color="000000" w:sz="4"/>
+              <w:bottom w:val="single" w:color="000000" w:sz="4"/>
+              <w:right w:val="single" w:color="000000" w:sz="4"/>
+            </w:tcBorders>
+          </w:tcPr>
+          <w:p>
+            <w:pPr>
+              <w:spacing w:after="40" w:line="276"/>
+            </w:pPr>
+            <w:r>
+              <w:rPr>
+                <w:rFonts w:ascii="Times New Roman" w:cs="Times New Roman" w:eastAsia="Times New Roman" w:hAnsi="Times New Roman"/>
+                <w:b w:val="false"/>
+                <w:bCs w:val="false"/>
+                <w:sz w:val="20"/>
+                <w:szCs w:val="20"/>
+              </w:rPr>
+              <w:t xml:space="preserve">GET /api/projects</w:t>
+            </w:r>
+          </w:p>
+        </w:tc>
+        <w:tc>
+          <w:tcPr>
+            <w:tcW w:type="dxa" w:w="800"/>
+            <w:tcBorders>
+              <w:top w:val="single" w:color="000000" w:sz="4"/>
+              <w:left w:val="single" w:color="000000" w:sz="4"/>
+              <w:bottom w:val="single" w:color="000000" w:sz="4"/>
+              <w:right w:val="single" w:color="000000" w:sz="4"/>
+            </w:tcBorders>
+          </w:tcPr>
+          <w:p>
+            <w:pPr>
+              <w:spacing w:after="40" w:line="276"/>
+            </w:pPr>
+            <w:r>
+              <w:rPr>
+                <w:rFonts w:ascii="Times New Roman" w:cs="Times New Roman" w:eastAsia="Times New Roman" w:hAnsi="Times New Roman"/>
+                <w:b w:val="false"/>
+                <w:bCs w:val="false"/>
+                <w:sz w:val="20"/>
+                <w:szCs w:val="20"/>
+              </w:rPr>
+              <w:t xml:space="preserve">GET</w:t>
+            </w:r>
+          </w:p>
+        </w:tc>
+        <w:tc>
+          <w:tcPr>
+            <w:tcW w:type="dxa" w:w="2000"/>
+            <w:tcBorders>
+              <w:top w:val="single" w:color="000000" w:sz="4"/>
+              <w:left w:val="single" w:color="000000" w:sz="4"/>
+              <w:bottom w:val="single" w:color="000000" w:sz="4"/>
+              <w:right w:val="single" w:color="000000" w:sz="4"/>
+            </w:tcBorders>
+          </w:tcPr>
+          <w:p>
+            <w:pPr>
+              <w:spacing w:after="40" w:line="276"/>
+            </w:pPr>
+            <w:r>
+              <w:rPr>
+                <w:rFonts w:ascii="Times New Roman" w:cs="Times New Roman" w:eastAsia="Times New Roman" w:hAnsi="Times New Roman"/>
+                <w:b w:val="false"/>
+                <w:bCs w:val="false"/>
+                <w:sz w:val="20"/>
+                <w:szCs w:val="20"/>
+              </w:rPr>
+              <w:t xml:space="preserve">Researcher and Director roles</w:t>
+            </w:r>
+          </w:p>
+        </w:tc>
+        <w:tc>
+          <w:tcPr>
+            <w:tcW w:type="dxa" w:w="2200"/>
+            <w:tcBorders>
+              <w:top w:val="single" w:color="000000" w:sz="4"/>
+              <w:left w:val="single" w:color="000000" w:sz="4"/>
+              <w:bottom w:val="single" w:color="000000" w:sz="4"/>
+              <w:right w:val="single" w:color="000000" w:sz="4"/>
+            </w:tcBorders>
+          </w:tcPr>
+          <w:p>
+            <w:pPr>
+              <w:spacing w:after="40" w:line="276"/>
+            </w:pPr>
+            <w:r>
+              <w:rPr>
+                <w:rFonts w:ascii="Times New Roman" w:cs="Times New Roman" w:eastAsia="Times New Roman" w:hAnsi="Times New Roman"/>
+                <w:b w:val="false"/>
+                <w:bCs w:val="false"/>
+                <w:sz w:val="20"/>
+                <w:szCs w:val="20"/>
+              </w:rPr>
+              <w:t xml:space="preserve">Project cards loaded consistently</w:t>
+            </w:r>
+          </w:p>
+        </w:tc>
+        <w:tc>
+          <w:tcPr>
+            <w:tcW w:type="dxa" w:w="800"/>
+            <w:tcBorders>
+              <w:top w:val="single" w:color="000000" w:sz="4"/>
+              <w:left w:val="single" w:color="000000" w:sz="4"/>
+              <w:bottom w:val="single" w:color="000000" w:sz="4"/>
+              <w:right w:val="single" w:color="000000" w:sz="4"/>
+            </w:tcBorders>
+          </w:tcPr>
+          <w:p>
+            <w:pPr>
+              <w:spacing w:after="40" w:line="276"/>
+            </w:pPr>
+            <w:r>
+              <w:rPr>
+                <w:rFonts w:ascii="Times New Roman" w:cs="Times New Roman" w:eastAsia="Times New Roman" w:hAnsi="Times New Roman"/>
+                <w:b w:val="false"/>
+                <w:bCs w:val="false"/>
+                <w:sz w:val="20"/>
+                <w:szCs w:val="20"/>
+              </w:rPr>
+              <w:t xml:space="preserve">None</w:t>
+            </w:r>
+          </w:p>
+        </w:tc>
+        <w:tc>
+          <w:tcPr>
+            <w:tcW w:type="dxa" w:w="800"/>
+            <w:tcBorders>
+              <w:top w:val="single" w:color="000000" w:sz="4"/>
+              <w:left w:val="single" w:color="000000" w:sz="4"/>
+              <w:bottom w:val="single" w:color="000000" w:sz="4"/>
+              <w:right w:val="single" w:color="000000" w:sz="4"/>
+            </w:tcBorders>
+          </w:tcPr>
+          <w:p>
+            <w:pPr>
+              <w:spacing w:after="40" w:line="276"/>
+            </w:pPr>
+            <w:r>
+              <w:rPr>
+                <w:rFonts w:ascii="Times New Roman" w:cs="Times New Roman" w:eastAsia="Times New Roman" w:hAnsi="Times New Roman"/>
+                <w:b w:val="false"/>
+                <w:bCs w:val="false"/>
+                <w:sz w:val="20"/>
+                <w:szCs w:val="20"/>
+              </w:rPr>
+              <w:t xml:space="preserve">Pass</w:t>
+            </w:r>
+          </w:p>
+        </w:tc>
+      </w:tr>
+      <w:tr>
+        <w:tc>
+          <w:tcPr>
+            <w:tcW w:type="dxa" w:w="2200"/>
+            <w:tcBorders>
+              <w:top w:val="single" w:color="000000" w:sz="4"/>
+              <w:left w:val="single" w:color="000000" w:sz="4"/>
+              <w:bottom w:val="single" w:color="000000" w:sz="4"/>
+              <w:right w:val="single" w:color="000000" w:sz="4"/>
+            </w:tcBorders>
+          </w:tcPr>
+          <w:p>
+            <w:pPr>
+              <w:spacing w:after="40" w:line="276"/>
+            </w:pPr>
+            <w:r>
+              <w:rPr>
+                <w:rFonts w:ascii="Times New Roman" w:cs="Times New Roman" w:eastAsia="Times New Roman" w:hAnsi="Times New Roman"/>
+                <w:b w:val="false"/>
+                <w:bCs w:val="false"/>
+                <w:sz w:val="20"/>
+                <w:szCs w:val="20"/>
+              </w:rPr>
+              <w:t xml:space="preserve">GET /api/thesis-groups</w:t>
+            </w:r>
+          </w:p>
+        </w:tc>
+        <w:tc>
+          <w:tcPr>
+            <w:tcW w:type="dxa" w:w="800"/>
+            <w:tcBorders>
+              <w:top w:val="single" w:color="000000" w:sz="4"/>
+              <w:left w:val="single" w:color="000000" w:sz="4"/>
+              <w:bottom w:val="single" w:color="000000" w:sz="4"/>
+              <w:right w:val="single" w:color="000000" w:sz="4"/>
+            </w:tcBorders>
+          </w:tcPr>
+          <w:p>
+            <w:pPr>
+              <w:spacing w:after="40" w:line="276"/>
+            </w:pPr>
+            <w:r>
+              <w:rPr>
+                <w:rFonts w:ascii="Times New Roman" w:cs="Times New Roman" w:eastAsia="Times New Roman" w:hAnsi="Times New Roman"/>
+                <w:b w:val="false"/>
+                <w:bCs w:val="false"/>
+                <w:sz w:val="20"/>
+                <w:szCs w:val="20"/>
+              </w:rPr>
+              <w:t xml:space="preserve">GET</w:t>
+            </w:r>
+          </w:p>
+        </w:tc>
+        <w:tc>
+          <w:tcPr>
+            <w:tcW w:type="dxa" w:w="2000"/>
+            <w:tcBorders>
+              <w:top w:val="single" w:color="000000" w:sz="4"/>
+              <w:left w:val="single" w:color="000000" w:sz="4"/>
+              <w:bottom w:val="single" w:color="000000" w:sz="4"/>
+              <w:right w:val="single" w:color="000000" w:sz="4"/>
+            </w:tcBorders>
+          </w:tcPr>
+          <w:p>
+            <w:pPr>
+              <w:spacing w:after="40" w:line="276"/>
+            </w:pPr>
+            <w:r>
+              <w:rPr>
+                <w:rFonts w:ascii="Times New Roman" w:cs="Times New Roman" w:eastAsia="Times New Roman" w:hAnsi="Times New Roman"/>
+                <w:b w:val="false"/>
+                <w:bCs w:val="false"/>
+                <w:sz w:val="20"/>
+                <w:szCs w:val="20"/>
+              </w:rPr>
+              <w:t xml:space="preserve">Coordinator expanded group view</w:t>
+            </w:r>
+          </w:p>
+        </w:tc>
+        <w:tc>
+          <w:tcPr>
+            <w:tcW w:type="dxa" w:w="2200"/>
+            <w:tcBorders>
+              <w:top w:val="single" w:color="000000" w:sz="4"/>
+              <w:left w:val="single" w:color="000000" w:sz="4"/>
+              <w:bottom w:val="single" w:color="000000" w:sz="4"/>
+              <w:right w:val="single" w:color="000000" w:sz="4"/>
+            </w:tcBorders>
+          </w:tcPr>
+          <w:p>
+            <w:pPr>
+              <w:spacing w:after="40" w:line="276"/>
+            </w:pPr>
+            <w:r>
+              <w:rPr>
+                <w:rFonts w:ascii="Times New Roman" w:cs="Times New Roman" w:eastAsia="Times New Roman" w:hAnsi="Times New Roman"/>
+                <w:b w:val="false"/>
+                <w:bCs w:val="false"/>
+                <w:sz w:val="20"/>
+                <w:szCs w:val="20"/>
+              </w:rPr>
+              <w:t xml:space="preserve">Chapter/meeting tables rendered</w:t>
+            </w:r>
+          </w:p>
+        </w:tc>
+        <w:tc>
+          <w:tcPr>
+            <w:tcW w:type="dxa" w:w="800"/>
+            <w:tcBorders>
+              <w:top w:val="single" w:color="000000" w:sz="4"/>
+              <w:left w:val="single" w:color="000000" w:sz="4"/>
+              <w:bottom w:val="single" w:color="000000" w:sz="4"/>
+              <w:right w:val="single" w:color="000000" w:sz="4"/>
+            </w:tcBorders>
+          </w:tcPr>
+          <w:p>
+            <w:pPr>
+              <w:spacing w:after="40" w:line="276"/>
+            </w:pPr>
+            <w:r>
+              <w:rPr>
+                <w:rFonts w:ascii="Times New Roman" w:cs="Times New Roman" w:eastAsia="Times New Roman" w:hAnsi="Times New Roman"/>
+                <w:b w:val="false"/>
+                <w:bCs w:val="false"/>
+                <w:sz w:val="20"/>
+                <w:szCs w:val="20"/>
+              </w:rPr>
+              <w:t xml:space="preserve">None</w:t>
+            </w:r>
+          </w:p>
+        </w:tc>
+        <w:tc>
+          <w:tcPr>
+            <w:tcW w:type="dxa" w:w="800"/>
+            <w:tcBorders>
+              <w:top w:val="single" w:color="000000" w:sz="4"/>
+              <w:left w:val="single" w:color="000000" w:sz="4"/>
+              <w:bottom w:val="single" w:color="000000" w:sz="4"/>
+              <w:right w:val="single" w:color="000000" w:sz="4"/>
+            </w:tcBorders>
+          </w:tcPr>
+          <w:p>
+            <w:pPr>
+              <w:spacing w:after="40" w:line="276"/>
+            </w:pPr>
+            <w:r>
+              <w:rPr>
+                <w:rFonts w:ascii="Times New Roman" w:cs="Times New Roman" w:eastAsia="Times New Roman" w:hAnsi="Times New Roman"/>
+                <w:b w:val="false"/>
+                <w:bCs w:val="false"/>
+                <w:sz w:val="20"/>
+                <w:szCs w:val="20"/>
+              </w:rPr>
+              <w:t xml:space="preserve">Pass</w:t>
+            </w:r>
+          </w:p>
+        </w:tc>
+      </w:tr>
+      <w:tr>
+        <w:tc>
+          <w:tcPr>
+            <w:tcW w:type="dxa" w:w="2200"/>
+            <w:tcBorders>
+              <w:top w:val="single" w:color="000000" w:sz="4"/>
+              <w:left w:val="single" w:color="000000" w:sz="4"/>
+              <w:bottom w:val="single" w:color="000000" w:sz="4"/>
+              <w:right w:val="single" w:color="000000" w:sz="4"/>
+            </w:tcBorders>
+          </w:tcPr>
+          <w:p>
+            <w:pPr>
+              <w:spacing w:after="40" w:line="276"/>
+            </w:pPr>
+            <w:r>
+              <w:rPr>
+                <w:rFonts w:ascii="Times New Roman" w:cs="Times New Roman" w:eastAsia="Times New Roman" w:hAnsi="Times New Roman"/>
+                <w:b w:val="false"/>
+                <w:bCs w:val="false"/>
+                <w:sz w:val="20"/>
+                <w:szCs w:val="20"/>
+              </w:rPr>
+              <w:t xml:space="preserve">POST /api/auth/login</w:t>
+            </w:r>
+          </w:p>
+        </w:tc>
+        <w:tc>
+          <w:tcPr>
+            <w:tcW w:type="dxa" w:w="800"/>
+            <w:tcBorders>
+              <w:top w:val="single" w:color="000000" w:sz="4"/>
+              <w:left w:val="single" w:color="000000" w:sz="4"/>
+              <w:bottom w:val="single" w:color="000000" w:sz="4"/>
+              <w:right w:val="single" w:color="000000" w:sz="4"/>
+            </w:tcBorders>
+          </w:tcPr>
+          <w:p>
+            <w:pPr>
+              <w:spacing w:after="40" w:line="276"/>
+            </w:pPr>
+            <w:r>
+              <w:rPr>
+                <w:rFonts w:ascii="Times New Roman" w:cs="Times New Roman" w:eastAsia="Times New Roman" w:hAnsi="Times New Roman"/>
+                <w:b w:val="false"/>
+                <w:bCs w:val="false"/>
+                <w:sz w:val="20"/>
+                <w:szCs w:val="20"/>
+              </w:rPr>
+              <w:t xml:space="preserve">POST</w:t>
+            </w:r>
+          </w:p>
+        </w:tc>
+        <w:tc>
+          <w:tcPr>
+            <w:tcW w:type="dxa" w:w="2000"/>
+            <w:tcBorders>
+              <w:top w:val="single" w:color="000000" w:sz="4"/>
+              <w:left w:val="single" w:color="000000" w:sz="4"/>
+              <w:bottom w:val="single" w:color="000000" w:sz="4"/>
+              <w:right w:val="single" w:color="000000" w:sz="4"/>
+            </w:tcBorders>
+          </w:tcPr>
+          <w:p>
+            <w:pPr>
+              <w:spacing w:after="40" w:line="276"/>
+            </w:pPr>
+            <w:r>
+              <w:rPr>
+                <w:rFonts w:ascii="Times New Roman" w:cs="Times New Roman" w:eastAsia="Times New Roman" w:hAnsi="Times New Roman"/>
+                <w:b w:val="false"/>
+                <w:bCs w:val="false"/>
+                <w:sz w:val="20"/>
+                <w:szCs w:val="20"/>
+              </w:rPr>
+              <w:t xml:space="preserve">Five roles sequential login</w:t>
+            </w:r>
+          </w:p>
+        </w:tc>
+        <w:tc>
+          <w:tcPr>
+            <w:tcW w:type="dxa" w:w="2200"/>
+            <w:tcBorders>
+              <w:top w:val="single" w:color="000000" w:sz="4"/>
+              <w:left w:val="single" w:color="000000" w:sz="4"/>
+              <w:bottom w:val="single" w:color="000000" w:sz="4"/>
+              <w:right w:val="single" w:color="000000" w:sz="4"/>
+            </w:tcBorders>
+          </w:tcPr>
+          <w:p>
+            <w:pPr>
+              <w:spacing w:after="40" w:line="276"/>
+            </w:pPr>
+            <w:r>
+              <w:rPr>
+                <w:rFonts w:ascii="Times New Roman" w:cs="Times New Roman" w:eastAsia="Times New Roman" w:hAnsi="Times New Roman"/>
+                <w:b w:val="false"/>
+                <w:bCs w:val="false"/>
+                <w:sz w:val="20"/>
+                <w:szCs w:val="20"/>
+              </w:rPr>
+              <w:t xml:space="preserve">All logins succeeded</w:t>
+            </w:r>
+          </w:p>
+        </w:tc>
+        <w:tc>
+          <w:tcPr>
+            <w:tcW w:type="dxa" w:w="800"/>
+            <w:tcBorders>
+              <w:top w:val="single" w:color="000000" w:sz="4"/>
+              <w:left w:val="single" w:color="000000" w:sz="4"/>
+              <w:bottom w:val="single" w:color="000000" w:sz="4"/>
+              <w:right w:val="single" w:color="000000" w:sz="4"/>
+            </w:tcBorders>
+          </w:tcPr>
+          <w:p>
+            <w:pPr>
+              <w:spacing w:after="40" w:line="276"/>
+            </w:pPr>
+            <w:r>
+              <w:rPr>
+                <w:rFonts w:ascii="Times New Roman" w:cs="Times New Roman" w:eastAsia="Times New Roman" w:hAnsi="Times New Roman"/>
+                <w:b w:val="false"/>
+                <w:bCs w:val="false"/>
+                <w:sz w:val="20"/>
+                <w:szCs w:val="20"/>
+              </w:rPr>
+              <w:t xml:space="preserve">None</w:t>
+            </w:r>
+          </w:p>
+        </w:tc>
+        <w:tc>
+          <w:tcPr>
+            <w:tcW w:type="dxa" w:w="800"/>
+            <w:tcBorders>
+              <w:top w:val="single" w:color="000000" w:sz="4"/>
+              <w:left w:val="single" w:color="000000" w:sz="4"/>
+              <w:bottom w:val="single" w:color="000000" w:sz="4"/>
+              <w:right w:val="single" w:color="000000" w:sz="4"/>
+            </w:tcBorders>
+          </w:tcPr>
+          <w:p>
+            <w:pPr>
+              <w:spacing w:after="40" w:line="276"/>
+            </w:pPr>
+            <w:r>
+              <w:rPr>
+                <w:rFonts w:ascii="Times New Roman" w:cs="Times New Roman" w:eastAsia="Times New Roman" w:hAnsi="Times New Roman"/>
+                <w:b w:val="false"/>
+                <w:bCs w:val="false"/>
+                <w:sz w:val="20"/>
+                <w:szCs w:val="20"/>
+              </w:rPr>
+              <w:t xml:space="preserve">Pass</w:t>
+            </w:r>
+          </w:p>
+        </w:tc>
+      </w:tr>
+      <w:tr>
+        <w:tc>
+          <w:tcPr>
+            <w:tcW w:type="dxa" w:w="2200"/>
+            <w:tcBorders>
+              <w:top w:val="single" w:color="000000" w:sz="4"/>
+              <w:left w:val="single" w:color="000000" w:sz="4"/>
+              <w:bottom w:val="single" w:color="000000" w:sz="4"/>
+              <w:right w:val="single" w:color="000000" w:sz="4"/>
+            </w:tcBorders>
+          </w:tcPr>
+          <w:p>
+            <w:pPr>
+              <w:spacing w:after="40" w:line="276"/>
+            </w:pPr>
+            <w:r>
+              <w:rPr>
+                <w:rFonts w:ascii="Times New Roman" w:cs="Times New Roman" w:eastAsia="Times New Roman" w:hAnsi="Times New Roman"/>
+                <w:b w:val="false"/>
+                <w:bCs w:val="false"/>
+                <w:sz w:val="20"/>
+                <w:szCs w:val="20"/>
+              </w:rPr>
+              <w:t xml:space="preserve">verifyAllStakeholders.js</w:t>
+            </w:r>
+          </w:p>
+        </w:tc>
+        <w:tc>
+          <w:tcPr>
+            <w:tcW w:type="dxa" w:w="800"/>
+            <w:tcBorders>
+              <w:top w:val="single" w:color="000000" w:sz="4"/>
+              <w:left w:val="single" w:color="000000" w:sz="4"/>
+              <w:bottom w:val="single" w:color="000000" w:sz="4"/>
+              <w:right w:val="single" w:color="000000" w:sz="4"/>
+            </w:tcBorders>
+          </w:tcPr>
+          <w:p>
+            <w:pPr>
+              <w:spacing w:after="40" w:line="276"/>
+            </w:pPr>
+            <w:r>
+              <w:rPr>
+                <w:rFonts w:ascii="Times New Roman" w:cs="Times New Roman" w:eastAsia="Times New Roman" w:hAnsi="Times New Roman"/>
+                <w:b w:val="false"/>
+                <w:bCs w:val="false"/>
+                <w:sz w:val="20"/>
+                <w:szCs w:val="20"/>
+              </w:rPr>
+              <w:t xml:space="preserve">Script</w:t>
+            </w:r>
+          </w:p>
+        </w:tc>
+        <w:tc>
+          <w:tcPr>
+            <w:tcW w:type="dxa" w:w="2000"/>
+            <w:tcBorders>
+              <w:top w:val="single" w:color="000000" w:sz="4"/>
+              <w:left w:val="single" w:color="000000" w:sz="4"/>
+              <w:bottom w:val="single" w:color="000000" w:sz="4"/>
+              <w:right w:val="single" w:color="000000" w:sz="4"/>
+            </w:tcBorders>
+          </w:tcPr>
+          <w:p>
+            <w:pPr>
+              <w:spacing w:after="40" w:line="276"/>
+            </w:pPr>
+            <w:r>
+              <w:rPr>
+                <w:rFonts w:ascii="Times New Roman" w:cs="Times New Roman" w:eastAsia="Times New Roman" w:hAnsi="Times New Roman"/>
+                <w:b w:val="false"/>
+                <w:bCs w:val="false"/>
+                <w:sz w:val="20"/>
+                <w:szCs w:val="20"/>
+              </w:rPr>
+              <w:t xml:space="preserve">Sequential role API smoke run</w:t>
+            </w:r>
+          </w:p>
+        </w:tc>
+        <w:tc>
+          <w:tcPr>
+            <w:tcW w:type="dxa" w:w="2200"/>
+            <w:tcBorders>
+              <w:top w:val="single" w:color="000000" w:sz="4"/>
+              <w:left w:val="single" w:color="000000" w:sz="4"/>
+              <w:bottom w:val="single" w:color="000000" w:sz="4"/>
+              <w:right w:val="single" w:color="000000" w:sz="4"/>
+            </w:tcBorders>
+          </w:tcPr>
+          <w:p>
+            <w:pPr>
+              <w:spacing w:after="40" w:line="276"/>
+            </w:pPr>
+            <w:r>
+              <w:rPr>
+                <w:rFonts w:ascii="Times New Roman" w:cs="Times New Roman" w:eastAsia="Times New Roman" w:hAnsi="Times New Roman"/>
+                <w:b w:val="false"/>
+                <w:bCs w:val="false"/>
+                <w:sz w:val="20"/>
+                <w:szCs w:val="20"/>
+              </w:rPr>
+              <w:t xml:space="preserve">All permitted endpoints returned 200</w:t>
+            </w:r>
+          </w:p>
+        </w:tc>
+        <w:tc>
+          <w:tcPr>
+            <w:tcW w:type="dxa" w:w="800"/>
+            <w:tcBorders>
+              <w:top w:val="single" w:color="000000" w:sz="4"/>
+              <w:left w:val="single" w:color="000000" w:sz="4"/>
+              <w:bottom w:val="single" w:color="000000" w:sz="4"/>
+              <w:right w:val="single" w:color="000000" w:sz="4"/>
+            </w:tcBorders>
+          </w:tcPr>
+          <w:p>
+            <w:pPr>
+              <w:spacing w:after="40" w:line="276"/>
+            </w:pPr>
+            <w:r>
+              <w:rPr>
+                <w:rFonts w:ascii="Times New Roman" w:cs="Times New Roman" w:eastAsia="Times New Roman" w:hAnsi="Times New Roman"/>
+                <w:b w:val="false"/>
+                <w:bCs w:val="false"/>
+                <w:sz w:val="20"/>
+                <w:szCs w:val="20"/>
+              </w:rPr>
+              <w:t xml:space="preserve">None</w:t>
+            </w:r>
+          </w:p>
+        </w:tc>
+        <w:tc>
+          <w:tcPr>
+            <w:tcW w:type="dxa" w:w="800"/>
+            <w:tcBorders>
+              <w:top w:val="single" w:color="000000" w:sz="4"/>
+              <w:left w:val="single" w:color="000000" w:sz="4"/>
+              <w:bottom w:val="single" w:color="000000" w:sz="4"/>
+              <w:right w:val="single" w:color="000000" w:sz="4"/>
+            </w:tcBorders>
+          </w:tcPr>
+          <w:p>
+            <w:pPr>
+              <w:spacing w:after="40" w:line="276"/>
+            </w:pPr>
+            <w:r>
+              <w:rPr>
+                <w:rFonts w:ascii="Times New Roman" w:cs="Times New Roman" w:eastAsia="Times New Roman" w:hAnsi="Times New Roman"/>
+                <w:b w:val="false"/>
+                <w:bCs w:val="false"/>
+                <w:sz w:val="20"/>
+                <w:szCs w:val="20"/>
+              </w:rPr>
+              <w:t xml:space="preserve">Pass</w:t>
+            </w:r>
+          </w:p>
+        </w:tc>
+      </w:tr>
+      <w:tr>
+        <w:tc>
+          <w:tcPr>
+            <w:tcW w:type="dxa" w:w="2200"/>
+            <w:tcBorders>
+              <w:top w:val="single" w:color="000000" w:sz="4"/>
+              <w:left w:val="single" w:color="000000" w:sz="4"/>
+              <w:bottom w:val="single" w:color="000000" w:sz="4"/>
+              <w:right w:val="single" w:color="000000" w:sz="4"/>
+            </w:tcBorders>
+          </w:tcPr>
+          <w:p>
+            <w:pPr>
+              <w:spacing w:after="40" w:line="276"/>
+            </w:pPr>
+            <w:r>
+              <w:rPr>
+                <w:rFonts w:ascii="Times New Roman" w:cs="Times New Roman" w:eastAsia="Times New Roman" w:hAnsi="Times New Roman"/>
+                <w:b w:val="false"/>
+                <w:bCs w:val="false"/>
+                <w:sz w:val="20"/>
+                <w:szCs w:val="20"/>
+              </w:rPr>
+              <w:t xml:space="preserve">Concurrent manual refresh</w:t>
+            </w:r>
+          </w:p>
+        </w:tc>
+        <w:tc>
+          <w:tcPr>
+            <w:tcW w:type="dxa" w:w="800"/>
+            <w:tcBorders>
+              <w:top w:val="single" w:color="000000" w:sz="4"/>
+              <w:left w:val="single" w:color="000000" w:sz="4"/>
+              <w:bottom w:val="single" w:color="000000" w:sz="4"/>
+              <w:right w:val="single" w:color="000000" w:sz="4"/>
+            </w:tcBorders>
+          </w:tcPr>
+          <w:p>
+            <w:pPr>
+              <w:spacing w:after="40" w:line="276"/>
+            </w:pPr>
+            <w:r>
+              <w:rPr>
+                <w:rFonts w:ascii="Times New Roman" w:cs="Times New Roman" w:eastAsia="Times New Roman" w:hAnsi="Times New Roman"/>
+                <w:b w:val="false"/>
+                <w:bCs w:val="false"/>
+                <w:sz w:val="20"/>
+                <w:szCs w:val="20"/>
+              </w:rPr>
+              <w:t xml:space="preserve">Mixed</w:t>
+            </w:r>
+          </w:p>
+        </w:tc>
+        <w:tc>
+          <w:tcPr>
+            <w:tcW w:type="dxa" w:w="2000"/>
+            <w:tcBorders>
+              <w:top w:val="single" w:color="000000" w:sz="4"/>
+              <w:left w:val="single" w:color="000000" w:sz="4"/>
+              <w:bottom w:val="single" w:color="000000" w:sz="4"/>
+              <w:right w:val="single" w:color="000000" w:sz="4"/>
+            </w:tcBorders>
+          </w:tcPr>
+          <w:p>
+            <w:pPr>
+              <w:spacing w:after="40" w:line="276"/>
+            </w:pPr>
+            <w:r>
+              <w:rPr>
+                <w:rFonts w:ascii="Times New Roman" w:cs="Times New Roman" w:eastAsia="Times New Roman" w:hAnsi="Times New Roman"/>
+                <w:b w:val="false"/>
+                <w:bCs w:val="false"/>
+                <w:sz w:val="20"/>
+                <w:szCs w:val="20"/>
+              </w:rPr>
+              <w:t xml:space="preserve">Rapid dashboard refresh (single user)</w:t>
+            </w:r>
+          </w:p>
+        </w:tc>
+        <w:tc>
+          <w:tcPr>
+            <w:tcW w:type="dxa" w:w="2200"/>
+            <w:tcBorders>
+              <w:top w:val="single" w:color="000000" w:sz="4"/>
+              <w:left w:val="single" w:color="000000" w:sz="4"/>
+              <w:bottom w:val="single" w:color="000000" w:sz="4"/>
+              <w:right w:val="single" w:color="000000" w:sz="4"/>
+            </w:tcBorders>
+          </w:tcPr>
+          <w:p>
+            <w:pPr>
+              <w:spacing w:after="40" w:line="276"/>
+            </w:pPr>
+            <w:r>
+              <w:rPr>
+                <w:rFonts w:ascii="Times New Roman" w:cs="Times New Roman" w:eastAsia="Times New Roman" w:hAnsi="Times New Roman"/>
+                <w:b w:val="false"/>
+                <w:bCs w:val="false"/>
+                <w:sz w:val="20"/>
+                <w:szCs w:val="20"/>
+              </w:rPr>
+              <w:t xml:space="preserve">No crash; data remained consistent</w:t>
+            </w:r>
+          </w:p>
+        </w:tc>
+        <w:tc>
+          <w:tcPr>
+            <w:tcW w:type="dxa" w:w="800"/>
+            <w:tcBorders>
+              <w:top w:val="single" w:color="000000" w:sz="4"/>
+              <w:left w:val="single" w:color="000000" w:sz="4"/>
+              <w:bottom w:val="single" w:color="000000" w:sz="4"/>
+              <w:right w:val="single" w:color="000000" w:sz="4"/>
+            </w:tcBorders>
+          </w:tcPr>
+          <w:p>
+            <w:pPr>
+              <w:spacing w:after="40" w:line="276"/>
+            </w:pPr>
+            <w:r>
+              <w:rPr>
+                <w:rFonts w:ascii="Times New Roman" w:cs="Times New Roman" w:eastAsia="Times New Roman" w:hAnsi="Times New Roman"/>
+                <w:b w:val="false"/>
+                <w:bCs w:val="false"/>
+                <w:sz w:val="20"/>
+                <w:szCs w:val="20"/>
+              </w:rPr>
+              <w:t xml:space="preserve">None</w:t>
+            </w:r>
+          </w:p>
+        </w:tc>
+        <w:tc>
+          <w:tcPr>
+            <w:tcW w:type="dxa" w:w="800"/>
+            <w:tcBorders>
+              <w:top w:val="single" w:color="000000" w:sz="4"/>
+              <w:left w:val="single" w:color="000000" w:sz="4"/>
+              <w:bottom w:val="single" w:color="000000" w:sz="4"/>
+              <w:right w:val="single" w:color="000000" w:sz="4"/>
+            </w:tcBorders>
+          </w:tcPr>
+          <w:p>
+            <w:pPr>
+              <w:spacing w:after="40" w:line="276"/>
+            </w:pPr>
+            <w:r>
+              <w:rPr>
+                <w:rFonts w:ascii="Times New Roman" w:cs="Times New Roman" w:eastAsia="Times New Roman" w:hAnsi="Times New Roman"/>
+                <w:b w:val="false"/>
+                <w:bCs w:val="false"/>
+                <w:sz w:val="20"/>
+                <w:szCs w:val="20"/>
+              </w:rPr>
+              <w:t xml:space="preserve">Pass</w:t>
+            </w:r>
+          </w:p>
+        </w:tc>
+      </w:tr>
+    </w:tbl>
+    <w:p>
+      <w:pPr>
+        <w:spacing w:after="200"/>
+      </w:pPr>
+    </w:p>
+    <w:p>
+      <w:pPr>
+        <w:spacing w:after="200" w:line="480"/>
+        <w:jc w:val="both"/>
+      </w:pPr>
+      <w:r>
+        <w:rPr>
+          <w:rFonts w:ascii="Times New Roman" w:cs="Times New Roman" w:eastAsia="Times New Roman" w:hAnsi="Times New Roman"/>
+          <w:b w:val="false"/>
+          <w:bCs w:val="false"/>
+          <w:i w:val="false"/>
+          <w:iCs w:val="false"/>
+          <w:sz w:val="24"/>
+          <w:szCs w:val="24"/>
+        </w:rPr>
+        <w:t xml:space="preserve">Limitation of load testing. These results reflect single-user and light sequential usage on development hardware. They do not prove behaviour under hundreds of concurrent users. For production deployment, formal load testing with defined concurrency levels (e.g., 50, 100, 200 virtual users), response-time thresholds, and error-rate targets is recommended.</w:t>
+      </w:r>
+    </w:p>
+    <w:p>
+      <w:pPr>
+        <w:pStyle w:val="Heading3"/>
+        <w:spacing w:after="200" w:before="360" w:line="480"/>
+      </w:pPr>
+      <w:r>
+        <w:rPr>
+          <w:rFonts w:ascii="Times New Roman" w:cs="Times New Roman" w:eastAsia="Times New Roman" w:hAnsi="Times New Roman"/>
+          <w:b/>
+          <w:bCs/>
+          <w:sz w:val="24"/>
+          <w:szCs w:val="24"/>
+        </w:rPr>
+        <w:t xml:space="preserve">4.2.1.6 UI/UX Evaluation</w:t>
       </w:r>
     </w:p>
     <w:p>
@@ -9602,7 +15623,7 @@
           <w:sz w:val="24"/>
           <w:szCs w:val="24"/>
         </w:rPr>
-        <w:t xml:space="preserve">Table 4.7: Backend technology stack.</w:t>
+        <w:t xml:space="preserve">Table 4.11: Backend technology stack.</w:t>
       </w:r>
     </w:p>
     <w:tbl>
@@ -10397,7 +16418,7 @@
           <w:sz w:val="24"/>
           <w:szCs w:val="24"/>
         </w:rPr>
-        <w:t xml:space="preserve">Table 4.8: Representative REST API endpoints.</w:t>
+        <w:t xml:space="preserve">Table 4.12: Representative REST API endpoints.</w:t>
       </w:r>
     </w:p>
     <w:tbl>
@@ -12787,7 +18808,7 @@
           <w:sz w:val="24"/>
           <w:szCs w:val="24"/>
         </w:rPr>
-        <w:t xml:space="preserve">Backend and API testing combined manual verification with automated smoke scripts. No Postman collection is included in the repository; API requests were tested through the React client network layer and through Node.js scripts executed against a running local server.</w:t>
+        <w:t xml:space="preserve">Backend and API testing combined manual verification with automated smoke scripts. Detailed unit, integration, device compatibility, and load testing procedures are documented in Sections 4.2.1.2 through 4.2.1.5. This subsection summarises backend-specific validation beyond the web black-box tests in Section 4.2.1.1.</w:t>
       </w:r>
     </w:p>
     <w:p>
@@ -12841,7 +18862,7 @@
           <w:sz w:val="24"/>
           <w:szCs w:val="24"/>
         </w:rPr>
-        <w:t xml:space="preserve">Table 4.9: API smoke test results (verifyAllStakeholders.js).</w:t>
+        <w:t xml:space="preserve">Table 4.13: API smoke test results (verifyAllStakeholders.js).</w:t>
       </w:r>
     </w:p>
     <w:tbl>
@@ -14373,24 +20394,6 @@
           <w:szCs w:val="24"/>
         </w:rPr>
         <w:t xml:space="preserve">Error handling. Invalid ObjectId parameters return 404. Unauthenticated requests return 401. Role violations return 403. Malformed JSON bodies return 400. These behaviours were confirmed through manual API calls with invalid tokens, wrong roles, and malformed payloads.</w:t>
-      </w:r>
-    </w:p>
-    <w:p>
-      <w:pPr>
-        <w:spacing w:after="200" w:line="480"/>
-        <w:jc w:val="both"/>
-      </w:pPr>
-      <w:r>
-        <w:rPr>
-          <w:rFonts w:ascii="Times New Roman" w:cs="Times New Roman" w:eastAsia="Times New Roman" w:hAnsi="Times New Roman"/>
-          <w:b w:val="false"/>
-          <w:bCs w:val="false"/>
-          <w:i w:val="false"/>
-          <w:iCs w:val="false"/>
-          <w:sz w:val="24"/>
-          <w:szCs w:val="24"/>
-        </w:rPr>
-        <w:t xml:space="preserve">Performance testing. No formal load testing tool (e.g., Apache JMeter) was used. Informal testing with institutional seed data (multiple proposals, projects, and thesis groups) confirmed that list and filter endpoints respond within acceptable time on local hardware. Formal performance benchmarking is recommended for production deployment.</w:t>
       </w:r>
     </w:p>
     <w:p>
@@ -14616,7 +20619,7 @@
           <w:sz w:val="24"/>
           <w:szCs w:val="24"/>
         </w:rPr>
-        <w:t xml:space="preserve">Table 4.10: Security test summary.</w:t>
+        <w:t xml:space="preserve">Table 4.14: Security test summary.</w:t>
       </w:r>
     </w:p>
     <w:tbl>
